--- a/01-电源电路/02-开关电源/准谐振QR变换器/准谐振反激电路/准谐振反激电路.docx
+++ b/01-电源电路/02-开关电源/准谐振QR变换器/准谐振反激电路/准谐振反激电路.docx
@@ -3408,6 +3408,20 @@
     </w:p>
     <w:bookmarkEnd w:id="26"/>
     <w:bookmarkEnd w:id="27"/>
+    <w:p>
+      <w:pPr>
+        <w:spacing w:before="360"/>
+        <w:jc w:val="center"/>
+      </w:pPr>
+      <w:r>
+        <w:rPr>
+          <w:rFonts w:ascii="Times New Roman" w:hAnsi="Times New Roman"/>
+          <w:color w:val="555555"/>
+          <w:sz w:val="21"/>
+        </w:rPr>
+        <w:t>材料收集者：杜文杰</w:t>
+      </w:r>
+    </w:p>
     <w:sectPr>
       <w:headerReference r:id="rId9" w:type="default"/>
       <w:footerReference r:id="rId10" w:type="default"/>

--- a/01-电源电路/02-开关电源/准谐振QR变换器/准谐振反激电路/准谐振反激电路.docx
+++ b/01-电源电路/02-开关电源/准谐振QR变换器/准谐振反激电路/准谐振反激电路.docx
@@ -1,6 +1,6 @@
 
 <file path=word/document.xml><?xml version="1.0" encoding="utf-8"?>
-<w:document xmlns:w="http://schemas.openxmlformats.org/wordprocessingml/2006/main" xmlns:m="http://schemas.openxmlformats.org/officeDocument/2006/math" xmlns:r="http://schemas.openxmlformats.org/officeDocument/2006/relationships" xmlns:o="urn:schemas-microsoft-com:office:office" xmlns:v="urn:schemas-microsoft-com:vml" xmlns:w10="urn:schemas-microsoft-com:office:word" xmlns:a="http://schemas.openxmlformats.org/drawingml/2006/main" xmlns:pic="http://schemas.openxmlformats.org/drawingml/2006/picture" xmlns:wp="http://schemas.openxmlformats.org/drawingml/2006/wordprocessingDrawing">
+<w:document xmlns:m="http://schemas.openxmlformats.org/officeDocument/2006/math" xmlns:r="http://schemas.openxmlformats.org/officeDocument/2006/relationships" xmlns:w="http://schemas.openxmlformats.org/wordprocessingml/2006/main" xmlns:o="urn:schemas-microsoft-com:office:office" xmlns:v="urn:schemas-microsoft-com:vml" xmlns:w10="urn:schemas-microsoft-com:office:word" xmlns:a="http://schemas.openxmlformats.org/drawingml/2006/main" xmlns:pic="http://schemas.openxmlformats.org/drawingml/2006/picture" xmlns:wp="http://schemas.openxmlformats.org/drawingml/2006/wordprocessingDrawing">
   <w:body>
     <w:bookmarkStart w:id="27" w:name="准谐振反激电路"/>
     <w:p>
@@ -9,7 +9,7 @@
       </w:pPr>
       <w:r>
         <w:rPr>
-          <w:rFonts w:hint="eastAsia"/>
+          <w:rFonts w:hint="eastAsia" w:eastAsia="黑体"/>
         </w:rPr>
         <w:t xml:space="preserve">准谐振反激电路</w:t>
       </w:r>
@@ -21,7 +21,7 @@
       </w:pPr>
       <w:r>
         <w:rPr>
-          <w:rFonts w:hint="eastAsia"/>
+          <w:rFonts w:hint="eastAsia" w:eastAsia="黑体"/>
         </w:rPr>
         <w:t xml:space="preserve">拓扑描述</w:t>
       </w:r>
@@ -32,36 +32,45 @@
       </w:pPr>
       <w:r>
         <w:rPr>
-          <w:rFonts w:hint="eastAsia"/>
+          <w:rFonts w:hint="eastAsia" w:eastAsia="黑体"/>
         </w:rPr>
         <w:t xml:space="preserve">在</w:t>
       </w:r>
       <w:r>
+        <w:rPr>
+          <w:rFonts w:eastAsia="黑体"/>
+        </w:rPr>
         <w:t xml:space="preserve"> </w:t>
       </w:r>
       <w:r>
         <w:rPr>
-          <w:rFonts w:hint="eastAsia"/>
+          <w:rFonts w:hint="eastAsia" w:eastAsia="黑体"/>
           <w:b/>
           <w:bCs/>
         </w:rPr>
         <w:t xml:space="preserve">反激变换器</w:t>
       </w:r>
       <w:r>
+        <w:rPr>
+          <w:rFonts w:eastAsia="黑体"/>
+        </w:rPr>
         <w:t xml:space="preserve"> </w:t>
       </w:r>
       <w:r>
         <w:rPr>
-          <w:rFonts w:hint="eastAsia"/>
+          <w:rFonts w:hint="eastAsia" w:eastAsia="黑体"/>
         </w:rPr>
         <w:t xml:space="preserve">基础上，由</w:t>
       </w:r>
       <w:r>
+        <w:rPr>
+          <w:rFonts w:eastAsia="黑体"/>
+        </w:rPr>
         <w:t xml:space="preserve"> </w:t>
       </w:r>
       <w:r>
         <w:rPr>
-          <w:rFonts w:hint="eastAsia"/>
+          <w:rFonts w:hint="eastAsia" w:eastAsia="黑体"/>
           <w:b/>
           <w:bCs/>
         </w:rPr>
@@ -69,6 +78,7 @@
       </w:r>
       <w:r>
         <w:rPr>
+          <w:rFonts w:eastAsia="黑体"/>
           <w:b/>
           <w:bCs/>
         </w:rPr>
@@ -80,11 +90,14 @@
         </m:r>
       </m:oMath>
       <w:r>
+        <w:rPr>
+          <w:rFonts w:eastAsia="黑体"/>
+        </w:rPr>
         <w:t xml:space="preserve">、</w:t>
       </w:r>
       <w:r>
         <w:rPr>
-          <w:rFonts w:hint="eastAsia"/>
+          <w:rFonts w:hint="eastAsia" w:eastAsia="黑体"/>
           <w:b/>
           <w:bCs/>
         </w:rPr>
@@ -92,6 +105,7 @@
       </w:r>
       <w:r>
         <w:rPr>
+          <w:rFonts w:eastAsia="黑体"/>
           <w:b/>
           <w:bCs/>
         </w:rPr>
@@ -104,11 +118,14 @@
       </m:oMath>
       <w:r>
         <w:rPr>
-          <w:rFonts w:hint="eastAsia"/>
+          <w:rFonts w:hint="eastAsia" w:eastAsia="黑体"/>
         </w:rPr>
         <w:t xml:space="preserve">（含原边漏感</w:t>
       </w:r>
       <w:r>
+        <w:rPr>
+          <w:rFonts w:eastAsia="黑体"/>
+        </w:rPr>
         <w:t xml:space="preserve"> </w:t>
       </w:r>
       <m:oMath>
@@ -129,15 +146,21 @@
         </m:sSub>
       </m:oMath>
       <w:r>
+        <w:rPr>
+          <w:rFonts w:eastAsia="黑体"/>
+        </w:rPr>
         <w:t xml:space="preserve"> </w:t>
       </w:r>
       <w:r>
         <w:rPr>
-          <w:rFonts w:hint="eastAsia"/>
+          <w:rFonts w:hint="eastAsia" w:eastAsia="黑体"/>
         </w:rPr>
         <w:t xml:space="preserve">与励磁电感</w:t>
       </w:r>
       <w:r>
+        <w:rPr>
+          <w:rFonts w:eastAsia="黑体"/>
+        </w:rPr>
         <w:t xml:space="preserve"> </w:t>
       </w:r>
       <m:oMath>
@@ -156,13 +179,13 @@
       </m:oMath>
       <w:r>
         <w:rPr>
-          <w:rFonts w:hint="eastAsia"/>
+          <w:rFonts w:hint="eastAsia" w:eastAsia="黑体"/>
         </w:rPr>
         <w:t xml:space="preserve">）、</w:t>
       </w:r>
       <w:r>
         <w:rPr>
-          <w:rFonts w:hint="eastAsia"/>
+          <w:rFonts w:hint="eastAsia" w:eastAsia="黑体"/>
           <w:b/>
           <w:bCs/>
         </w:rPr>
@@ -170,6 +193,7 @@
       </w:r>
       <w:r>
         <w:rPr>
+          <w:rFonts w:eastAsia="黑体"/>
           <w:b/>
           <w:bCs/>
         </w:rPr>
@@ -193,11 +217,14 @@
         </m:sSub>
       </m:oMath>
       <w:r>
+        <w:rPr>
+          <w:rFonts w:eastAsia="黑体"/>
+        </w:rPr>
         <w:t xml:space="preserve">、</w:t>
       </w:r>
       <w:r>
         <w:rPr>
-          <w:rFonts w:hint="eastAsia"/>
+          <w:rFonts w:hint="eastAsia" w:eastAsia="黑体"/>
           <w:b/>
           <w:bCs/>
         </w:rPr>
@@ -205,6 +232,7 @@
       </w:r>
       <w:r>
         <w:rPr>
+          <w:rFonts w:eastAsia="黑体"/>
           <w:b/>
           <w:bCs/>
         </w:rPr>
@@ -225,11 +253,14 @@
         </m:sSub>
       </m:oMath>
       <w:r>
+        <w:rPr>
+          <w:rFonts w:eastAsia="黑体"/>
+        </w:rPr>
         <w:t xml:space="preserve">、</w:t>
       </w:r>
       <w:r>
         <w:rPr>
-          <w:rFonts w:hint="eastAsia"/>
+          <w:rFonts w:hint="eastAsia" w:eastAsia="黑体"/>
           <w:b/>
           <w:bCs/>
         </w:rPr>
@@ -237,6 +268,7 @@
       </w:r>
       <w:r>
         <w:rPr>
+          <w:rFonts w:eastAsia="黑体"/>
           <w:b/>
           <w:bCs/>
         </w:rPr>
@@ -257,15 +289,21 @@
         </m:sSub>
       </m:oMath>
       <w:r>
+        <w:rPr>
+          <w:rFonts w:eastAsia="黑体"/>
+        </w:rPr>
         <w:t xml:space="preserve"> </w:t>
       </w:r>
       <w:r>
         <w:rPr>
-          <w:rFonts w:hint="eastAsia"/>
+          <w:rFonts w:hint="eastAsia" w:eastAsia="黑体"/>
         </w:rPr>
         <w:t xml:space="preserve">及开关管寄生输出电容</w:t>
       </w:r>
       <w:r>
+        <w:rPr>
+          <w:rFonts w:eastAsia="黑体"/>
+        </w:rPr>
         <w:t xml:space="preserve"> </w:t>
       </w:r>
       <m:oMath>
@@ -289,17 +327,20 @@
         </m:sSub>
       </m:oMath>
       <w:r>
+        <w:rPr>
+          <w:rFonts w:eastAsia="黑体"/>
+        </w:rPr>
         <w:t xml:space="preserve"> </w:t>
       </w:r>
       <w:r>
         <w:rPr>
-          <w:rFonts w:hint="eastAsia"/>
+          <w:rFonts w:hint="eastAsia" w:eastAsia="黑体"/>
         </w:rPr>
         <w:t xml:space="preserve">组成。电路关键节点：</w:t>
       </w:r>
       <w:r>
         <w:rPr>
-          <w:rFonts w:hint="eastAsia"/>
+          <w:rFonts w:hint="eastAsia" w:eastAsia="黑体"/>
           <w:b/>
           <w:bCs/>
         </w:rPr>
@@ -307,6 +348,7 @@
       </w:r>
       <w:r>
         <w:rPr>
+          <w:rFonts w:eastAsia="黑体"/>
           <w:b/>
           <w:bCs/>
         </w:rPr>
@@ -314,7 +356,7 @@
       </w:r>
       <w:r>
         <w:rPr>
-          <w:rFonts w:hint="eastAsia"/>
+          <w:rFonts w:hint="eastAsia" w:eastAsia="黑体"/>
           <w:b/>
           <w:bCs/>
         </w:rPr>
@@ -322,6 +364,7 @@
       </w:r>
       <w:r>
         <w:rPr>
+          <w:rFonts w:eastAsia="黑体"/>
           <w:b/>
           <w:bCs/>
         </w:rPr>
@@ -352,7 +395,7 @@
       </m:oMath>
       <w:r>
         <w:rPr>
-          <w:rFonts w:hint="eastAsia"/>
+          <w:rFonts w:hint="eastAsia" w:eastAsia="黑体"/>
         </w:rPr>
         <w:t xml:space="preserve">（</w:t>
       </w:r>
@@ -374,17 +417,20 @@
         </m:sSub>
       </m:oMath>
       <w:r>
+        <w:rPr>
+          <w:rFonts w:eastAsia="黑体"/>
+        </w:rPr>
         <w:t xml:space="preserve"> </w:t>
       </w:r>
       <w:r>
         <w:rPr>
-          <w:rFonts w:hint="eastAsia"/>
+          <w:rFonts w:hint="eastAsia" w:eastAsia="黑体"/>
         </w:rPr>
         <w:t xml:space="preserve">一端、变压器初级同名端相连）；</w:t>
       </w:r>
       <w:r>
         <w:rPr>
-          <w:rFonts w:hint="eastAsia"/>
+          <w:rFonts w:hint="eastAsia" w:eastAsia="黑体"/>
           <w:b/>
           <w:bCs/>
         </w:rPr>
@@ -392,6 +438,7 @@
       </w:r>
       <w:r>
         <w:rPr>
+          <w:rFonts w:eastAsia="黑体"/>
           <w:b/>
           <w:bCs/>
         </w:rPr>
@@ -399,7 +446,7 @@
       </w:r>
       <w:r>
         <w:rPr>
-          <w:rFonts w:hint="eastAsia"/>
+          <w:rFonts w:hint="eastAsia" w:eastAsia="黑体"/>
           <w:b/>
           <w:bCs/>
         </w:rPr>
@@ -407,6 +454,7 @@
       </w:r>
       <w:r>
         <w:rPr>
+          <w:rFonts w:eastAsia="黑体"/>
           <w:b/>
           <w:bCs/>
         </w:rPr>
@@ -414,7 +462,7 @@
       </w:r>
       <w:r>
         <w:rPr>
-          <w:rFonts w:hint="eastAsia"/>
+          <w:rFonts w:hint="eastAsia" w:eastAsia="黑体"/>
           <w:b/>
           <w:bCs/>
         </w:rPr>
@@ -422,7 +470,7 @@
       </w:r>
       <w:r>
         <w:rPr>
-          <w:rFonts w:hint="eastAsia"/>
+          <w:rFonts w:hint="eastAsia" w:eastAsia="黑体"/>
         </w:rPr>
         <w:t xml:space="preserve">（变压器初级另一端、</w:t>
       </w:r>
@@ -432,15 +480,21 @@
         </m:r>
       </m:oMath>
       <w:r>
+        <w:rPr>
+          <w:rFonts w:eastAsia="黑体"/>
+        </w:rPr>
         <w:t xml:space="preserve"> </w:t>
       </w:r>
       <w:r>
         <w:rPr>
-          <w:rFonts w:hint="eastAsia"/>
+          <w:rFonts w:hint="eastAsia" w:eastAsia="黑体"/>
         </w:rPr>
         <w:t xml:space="preserve">漏极、寄生电容</w:t>
       </w:r>
       <w:r>
+        <w:rPr>
+          <w:rFonts w:eastAsia="黑体"/>
+        </w:rPr>
         <w:t xml:space="preserve"> </w:t>
       </w:r>
       <m:oMath>
@@ -464,17 +518,20 @@
         </m:sSub>
       </m:oMath>
       <w:r>
+        <w:rPr>
+          <w:rFonts w:eastAsia="黑体"/>
+        </w:rPr>
         <w:t xml:space="preserve"> </w:t>
       </w:r>
       <w:r>
         <w:rPr>
-          <w:rFonts w:hint="eastAsia"/>
+          <w:rFonts w:hint="eastAsia" w:eastAsia="黑体"/>
         </w:rPr>
         <w:t xml:space="preserve">上端相连）；</w:t>
       </w:r>
       <w:r>
         <w:rPr>
-          <w:rFonts w:hint="eastAsia"/>
+          <w:rFonts w:hint="eastAsia" w:eastAsia="黑体"/>
           <w:b/>
           <w:bCs/>
         </w:rPr>
@@ -482,6 +539,7 @@
       </w:r>
       <w:r>
         <w:rPr>
+          <w:rFonts w:eastAsia="黑体"/>
           <w:b/>
           <w:bCs/>
         </w:rPr>
@@ -489,7 +547,7 @@
       </w:r>
       <w:r>
         <w:rPr>
-          <w:rFonts w:hint="eastAsia"/>
+          <w:rFonts w:hint="eastAsia" w:eastAsia="黑体"/>
           <w:b/>
           <w:bCs/>
         </w:rPr>
@@ -497,6 +555,7 @@
       </w:r>
       <w:r>
         <w:rPr>
+          <w:rFonts w:eastAsia="黑体"/>
           <w:b/>
           <w:bCs/>
         </w:rPr>
@@ -504,7 +563,7 @@
       </w:r>
       <w:r>
         <w:rPr>
-          <w:rFonts w:hint="eastAsia"/>
+          <w:rFonts w:hint="eastAsia" w:eastAsia="黑体"/>
         </w:rPr>
         <w:t xml:space="preserve">（</w:t>
       </w:r>
@@ -514,11 +573,14 @@
         </m:r>
       </m:oMath>
       <w:r>
+        <w:rPr>
+          <w:rFonts w:eastAsia="黑体"/>
+        </w:rPr>
         <w:t xml:space="preserve"> </w:t>
       </w:r>
       <w:r>
         <w:rPr>
-          <w:rFonts w:hint="eastAsia"/>
+          <w:rFonts w:hint="eastAsia" w:eastAsia="黑体"/>
         </w:rPr>
         <w:t xml:space="preserve">源极、</w:t>
       </w:r>
@@ -543,11 +605,14 @@
         </m:sSub>
       </m:oMath>
       <w:r>
+        <w:rPr>
+          <w:rFonts w:eastAsia="黑体"/>
+        </w:rPr>
         <w:t xml:space="preserve"> </w:t>
       </w:r>
       <w:r>
         <w:rPr>
-          <w:rFonts w:hint="eastAsia"/>
+          <w:rFonts w:hint="eastAsia" w:eastAsia="黑体"/>
         </w:rPr>
         <w:t xml:space="preserve">下端、</w:t>
       </w:r>
@@ -569,17 +634,20 @@
         </m:sSub>
       </m:oMath>
       <w:r>
+        <w:rPr>
+          <w:rFonts w:eastAsia="黑体"/>
+        </w:rPr>
         <w:t xml:space="preserve"> </w:t>
       </w:r>
       <w:r>
         <w:rPr>
-          <w:rFonts w:hint="eastAsia"/>
+          <w:rFonts w:hint="eastAsia" w:eastAsia="黑体"/>
         </w:rPr>
         <w:t xml:space="preserve">另一端相连）；</w:t>
       </w:r>
       <w:r>
         <w:rPr>
-          <w:rFonts w:hint="eastAsia"/>
+          <w:rFonts w:hint="eastAsia" w:eastAsia="黑体"/>
           <w:b/>
           <w:bCs/>
         </w:rPr>
@@ -587,6 +655,7 @@
       </w:r>
       <w:r>
         <w:rPr>
+          <w:rFonts w:eastAsia="黑体"/>
           <w:b/>
           <w:bCs/>
         </w:rPr>
@@ -594,7 +663,7 @@
       </w:r>
       <w:r>
         <w:rPr>
-          <w:rFonts w:hint="eastAsia"/>
+          <w:rFonts w:hint="eastAsia" w:eastAsia="黑体"/>
           <w:b/>
           <w:bCs/>
         </w:rPr>
@@ -602,6 +671,7 @@
       </w:r>
       <w:r>
         <w:rPr>
+          <w:rFonts w:eastAsia="黑体"/>
           <w:b/>
           <w:bCs/>
         </w:rPr>
@@ -629,7 +699,7 @@
       </m:oMath>
       <w:r>
         <w:rPr>
-          <w:rFonts w:hint="eastAsia"/>
+          <w:rFonts w:hint="eastAsia" w:eastAsia="黑体"/>
         </w:rPr>
         <w:t xml:space="preserve">（</w:t>
       </w:r>
@@ -648,11 +718,14 @@
         </m:sSub>
       </m:oMath>
       <w:r>
+        <w:rPr>
+          <w:rFonts w:eastAsia="黑体"/>
+        </w:rPr>
         <w:t xml:space="preserve"> </w:t>
       </w:r>
       <w:r>
         <w:rPr>
-          <w:rFonts w:hint="eastAsia"/>
+          <w:rFonts w:hint="eastAsia" w:eastAsia="黑体"/>
         </w:rPr>
         <w:t xml:space="preserve">阴极、</w:t>
       </w:r>
@@ -671,17 +744,20 @@
         </m:sSub>
       </m:oMath>
       <w:r>
+        <w:rPr>
+          <w:rFonts w:eastAsia="黑体"/>
+        </w:rPr>
         <w:t xml:space="preserve"> </w:t>
       </w:r>
       <w:r>
         <w:rPr>
-          <w:rFonts w:hint="eastAsia"/>
+          <w:rFonts w:hint="eastAsia" w:eastAsia="黑体"/>
         </w:rPr>
         <w:t xml:space="preserve">上端相连）；</w:t>
       </w:r>
       <w:r>
         <w:rPr>
-          <w:rFonts w:hint="eastAsia"/>
+          <w:rFonts w:hint="eastAsia" w:eastAsia="黑体"/>
           <w:b/>
           <w:bCs/>
         </w:rPr>
@@ -689,6 +765,7 @@
       </w:r>
       <w:r>
         <w:rPr>
+          <w:rFonts w:eastAsia="黑体"/>
           <w:b/>
           <w:bCs/>
         </w:rPr>
@@ -696,7 +773,7 @@
       </w:r>
       <w:r>
         <w:rPr>
-          <w:rFonts w:hint="eastAsia"/>
+          <w:rFonts w:hint="eastAsia" w:eastAsia="黑体"/>
           <w:b/>
           <w:bCs/>
         </w:rPr>
@@ -704,6 +781,7 @@
       </w:r>
       <w:r>
         <w:rPr>
+          <w:rFonts w:eastAsia="黑体"/>
           <w:b/>
           <w:bCs/>
         </w:rPr>
@@ -737,7 +815,7 @@
       </m:oMath>
       <w:r>
         <w:rPr>
-          <w:rFonts w:hint="eastAsia"/>
+          <w:rFonts w:hint="eastAsia" w:eastAsia="黑体"/>
         </w:rPr>
         <w:t xml:space="preserve">（变压器次级同名端、</w:t>
       </w:r>
@@ -756,11 +834,14 @@
         </m:sSub>
       </m:oMath>
       <w:r>
+        <w:rPr>
+          <w:rFonts w:eastAsia="黑体"/>
+        </w:rPr>
         <w:t xml:space="preserve"> </w:t>
       </w:r>
       <w:r>
         <w:rPr>
-          <w:rFonts w:hint="eastAsia"/>
+          <w:rFonts w:hint="eastAsia" w:eastAsia="黑体"/>
         </w:rPr>
         <w:t xml:space="preserve">下端相连）。</w:t>
       </w:r>
@@ -769,7 +850,7 @@
       <w:pPr/>
       <w:r>
         <w:rPr>
-          <w:rFonts w:hint="eastAsia"/>
+          <w:rFonts w:hint="eastAsia" w:eastAsia="黑体"/>
         </w:rPr>
         <w:t xml:space="preserve">各元件管脚连接：</w:t>
       </w:r>
@@ -779,20 +860,26 @@
         </m:r>
       </m:oMath>
       <w:r>
+        <w:rPr>
+          <w:rFonts w:eastAsia="黑体"/>
+        </w:rPr>
         <w:t xml:space="preserve"> </w:t>
       </w:r>
       <w:r>
         <w:rPr>
-          <w:rFonts w:hint="eastAsia"/>
+          <w:rFonts w:hint="eastAsia" w:eastAsia="黑体"/>
         </w:rPr>
         <w:t xml:space="preserve">漏极接开关节点</w:t>
       </w:r>
       <w:r>
+        <w:rPr>
+          <w:rFonts w:eastAsia="黑体"/>
+        </w:rPr>
         <w:t xml:space="preserve"> </w:t>
       </w:r>
       <w:r>
         <w:rPr>
-          <w:rFonts w:hint="eastAsia"/>
+          <w:rFonts w:hint="eastAsia" w:eastAsia="黑体"/>
         </w:rPr>
         <w:t xml:space="preserve">A、源极接地、栅极接驱动（</w:t>
       </w:r>
@@ -817,17 +904,20 @@
         </m:sSub>
       </m:oMath>
       <w:r>
+        <w:rPr>
+          <w:rFonts w:eastAsia="黑体"/>
+        </w:rPr>
         <w:t xml:space="preserve"> </w:t>
       </w:r>
       <w:r>
         <w:rPr>
-          <w:rFonts w:hint="eastAsia"/>
+          <w:rFonts w:hint="eastAsia" w:eastAsia="黑体"/>
         </w:rPr>
         <w:t xml:space="preserve">为其漏源寄生电容）；</w:t>
       </w:r>
       <w:r>
         <w:rPr>
-          <w:rFonts w:hint="eastAsia"/>
+          <w:rFonts w:hint="eastAsia" w:eastAsia="黑体"/>
           <w:b/>
           <w:bCs/>
         </w:rPr>
@@ -835,6 +925,7 @@
       </w:r>
       <w:r>
         <w:rPr>
+          <w:rFonts w:eastAsia="黑体"/>
           <w:b/>
           <w:bCs/>
         </w:rPr>
@@ -846,15 +937,21 @@
         </m:r>
       </m:oMath>
       <w:r>
+        <w:rPr>
+          <w:rFonts w:eastAsia="黑体"/>
+        </w:rPr>
         <w:t xml:space="preserve"> </w:t>
       </w:r>
       <w:r>
         <w:rPr>
-          <w:rFonts w:hint="eastAsia"/>
+          <w:rFonts w:hint="eastAsia" w:eastAsia="黑体"/>
         </w:rPr>
         <w:t xml:space="preserve">初级同名端接</w:t>
       </w:r>
       <w:r>
+        <w:rPr>
+          <w:rFonts w:eastAsia="黑体"/>
+        </w:rPr>
         <w:t xml:space="preserve"> </w:t>
       </w:r>
       <m:oMath>
@@ -882,20 +979,26 @@
       </m:oMath>
       <w:r>
         <w:rPr>
-          <w:rFonts w:hint="eastAsia"/>
+          <w:rFonts w:hint="eastAsia" w:eastAsia="黑体"/>
         </w:rPr>
         <w:t xml:space="preserve">、初级另一端接开关节点</w:t>
       </w:r>
       <w:r>
+        <w:rPr>
+          <w:rFonts w:eastAsia="黑体"/>
+        </w:rPr>
         <w:t xml:space="preserve"> </w:t>
       </w:r>
       <w:r>
         <w:rPr>
-          <w:rFonts w:hint="eastAsia"/>
+          <w:rFonts w:hint="eastAsia" w:eastAsia="黑体"/>
         </w:rPr>
         <w:t xml:space="preserve">A，次级非同名端接</w:t>
       </w:r>
       <w:r>
+        <w:rPr>
+          <w:rFonts w:eastAsia="黑体"/>
+        </w:rPr>
         <w:t xml:space="preserve"> </w:t>
       </w:r>
       <m:oMath>
@@ -913,15 +1016,21 @@
         </m:sSub>
       </m:oMath>
       <w:r>
+        <w:rPr>
+          <w:rFonts w:eastAsia="黑体"/>
+        </w:rPr>
         <w:t xml:space="preserve"> </w:t>
       </w:r>
       <w:r>
         <w:rPr>
-          <w:rFonts w:hint="eastAsia"/>
+          <w:rFonts w:hint="eastAsia" w:eastAsia="黑体"/>
         </w:rPr>
         <w:t xml:space="preserve">阳极、同名端接副边地</w:t>
       </w:r>
       <w:r>
+        <w:rPr>
+          <w:rFonts w:eastAsia="黑体"/>
+        </w:rPr>
         <w:t xml:space="preserve"> </w:t>
       </w:r>
       <m:oMath>
@@ -952,7 +1061,7 @@
       </m:oMath>
       <w:r>
         <w:rPr>
-          <w:rFonts w:hint="eastAsia"/>
+          <w:rFonts w:hint="eastAsia" w:eastAsia="黑体"/>
         </w:rPr>
         <w:t xml:space="preserve">；</w:t>
       </w:r>
@@ -974,15 +1083,21 @@
         </m:sSub>
       </m:oMath>
       <w:r>
+        <w:rPr>
+          <w:rFonts w:eastAsia="黑体"/>
+        </w:rPr>
         <w:t xml:space="preserve"> </w:t>
       </w:r>
       <w:r>
         <w:rPr>
-          <w:rFonts w:hint="eastAsia"/>
+          <w:rFonts w:hint="eastAsia" w:eastAsia="黑体"/>
         </w:rPr>
         <w:t xml:space="preserve">等效串联于初级回路（在</w:t>
       </w:r>
       <w:r>
+        <w:rPr>
+          <w:rFonts w:eastAsia="黑体"/>
+        </w:rPr>
         <w:t xml:space="preserve"> </w:t>
       </w:r>
       <m:oMath>
@@ -1009,20 +1124,26 @@
         </m:sSub>
       </m:oMath>
       <w:r>
+        <w:rPr>
+          <w:rFonts w:eastAsia="黑体"/>
+        </w:rPr>
         <w:t xml:space="preserve"> </w:t>
       </w:r>
       <w:r>
         <w:rPr>
-          <w:rFonts w:hint="eastAsia"/>
+          <w:rFonts w:hint="eastAsia" w:eastAsia="黑体"/>
         </w:rPr>
         <w:t xml:space="preserve">与开关节点</w:t>
       </w:r>
       <w:r>
+        <w:rPr>
+          <w:rFonts w:eastAsia="黑体"/>
+        </w:rPr>
         <w:t xml:space="preserve"> A </w:t>
       </w:r>
       <w:r>
         <w:rPr>
-          <w:rFonts w:hint="eastAsia"/>
+          <w:rFonts w:hint="eastAsia" w:eastAsia="黑体"/>
         </w:rPr>
         <w:t xml:space="preserve">之间）；</w:t>
       </w:r>
@@ -1044,15 +1165,21 @@
         </m:sSub>
       </m:oMath>
       <w:r>
+        <w:rPr>
+          <w:rFonts w:eastAsia="黑体"/>
+        </w:rPr>
         <w:t xml:space="preserve"> </w:t>
       </w:r>
       <w:r>
         <w:rPr>
-          <w:rFonts w:hint="eastAsia"/>
+          <w:rFonts w:hint="eastAsia" w:eastAsia="黑体"/>
         </w:rPr>
         <w:t xml:space="preserve">一端接</w:t>
       </w:r>
       <w:r>
+        <w:rPr>
+          <w:rFonts w:eastAsia="黑体"/>
+        </w:rPr>
         <w:t xml:space="preserve"> </w:t>
       </w:r>
       <m:oMath>
@@ -1080,7 +1207,7 @@
       </m:oMath>
       <w:r>
         <w:rPr>
-          <w:rFonts w:hint="eastAsia"/>
+          <w:rFonts w:hint="eastAsia" w:eastAsia="黑体"/>
         </w:rPr>
         <w:t xml:space="preserve">、另一端接地；</w:t>
       </w:r>
@@ -1099,15 +1226,21 @@
         </m:sSub>
       </m:oMath>
       <w:r>
+        <w:rPr>
+          <w:rFonts w:eastAsia="黑体"/>
+        </w:rPr>
         <w:t xml:space="preserve"> </w:t>
       </w:r>
       <w:r>
         <w:rPr>
-          <w:rFonts w:hint="eastAsia"/>
+          <w:rFonts w:hint="eastAsia" w:eastAsia="黑体"/>
         </w:rPr>
         <w:t xml:space="preserve">阳极接次级非同名端、阴极接输出正端</w:t>
       </w:r>
       <w:r>
+        <w:rPr>
+          <w:rFonts w:eastAsia="黑体"/>
+        </w:rPr>
         <w:t xml:space="preserve"> </w:t>
       </w:r>
       <m:oMath>
@@ -1132,7 +1265,7 @@
       </m:oMath>
       <w:r>
         <w:rPr>
-          <w:rFonts w:hint="eastAsia"/>
+          <w:rFonts w:hint="eastAsia" w:eastAsia="黑体"/>
         </w:rPr>
         <w:t xml:space="preserve">；</w:t>
       </w:r>
@@ -1151,15 +1284,21 @@
         </m:sSub>
       </m:oMath>
       <w:r>
+        <w:rPr>
+          <w:rFonts w:eastAsia="黑体"/>
+        </w:rPr>
         <w:t xml:space="preserve"> </w:t>
       </w:r>
       <w:r>
         <w:rPr>
-          <w:rFonts w:hint="eastAsia"/>
+          <w:rFonts w:hint="eastAsia" w:eastAsia="黑体"/>
         </w:rPr>
         <w:t xml:space="preserve">上端接</w:t>
       </w:r>
       <w:r>
+        <w:rPr>
+          <w:rFonts w:eastAsia="黑体"/>
+        </w:rPr>
         <w:t xml:space="preserve"> </w:t>
       </w:r>
       <m:oMath>
@@ -1184,11 +1323,14 @@
       </m:oMath>
       <w:r>
         <w:rPr>
-          <w:rFonts w:hint="eastAsia"/>
+          <w:rFonts w:hint="eastAsia" w:eastAsia="黑体"/>
         </w:rPr>
         <w:t xml:space="preserve">、下端接副边地；负载跨接</w:t>
       </w:r>
       <w:r>
+        <w:rPr>
+          <w:rFonts w:eastAsia="黑体"/>
+        </w:rPr>
         <w:t xml:space="preserve"> </w:t>
       </w:r>
       <m:oMath>
@@ -1212,15 +1354,21 @@
         </m:sSub>
       </m:oMath>
       <w:r>
+        <w:rPr>
+          <w:rFonts w:eastAsia="黑体"/>
+        </w:rPr>
         <w:t xml:space="preserve"> </w:t>
       </w:r>
       <w:r>
         <w:rPr>
-          <w:rFonts w:hint="eastAsia"/>
+          <w:rFonts w:hint="eastAsia" w:eastAsia="黑体"/>
         </w:rPr>
         <w:t xml:space="preserve">与</w:t>
       </w:r>
       <w:r>
+        <w:rPr>
+          <w:rFonts w:eastAsia="黑体"/>
+        </w:rPr>
         <w:t xml:space="preserve"> </w:t>
       </w:r>
       <m:oMath>
@@ -1250,6 +1398,9 @@
         </m:sSub>
       </m:oMath>
       <w:r>
+        <w:rPr>
+          <w:rFonts w:eastAsia="黑体"/>
+        </w:rPr>
         <w:t xml:space="preserve">。</w:t>
       </w:r>
     </w:p>
@@ -1257,11 +1408,14 @@
       <w:pPr/>
       <w:r>
         <w:rPr>
-          <w:rFonts w:hint="eastAsia"/>
+          <w:rFonts w:hint="eastAsia" w:eastAsia="黑体"/>
         </w:rPr>
         <w:t xml:space="preserve">由此构成开关关断后先由</w:t>
       </w:r>
       <w:r>
+        <w:rPr>
+          <w:rFonts w:eastAsia="黑体"/>
+        </w:rPr>
         <w:t xml:space="preserve"> </w:t>
       </w:r>
       <m:oMath>
@@ -1282,15 +1436,21 @@
         </m:sSub>
       </m:oMath>
       <w:r>
+        <w:rPr>
+          <w:rFonts w:eastAsia="黑体"/>
+        </w:rPr>
         <w:t xml:space="preserve"> </w:t>
       </w:r>
       <w:r>
         <w:rPr>
-          <w:rFonts w:hint="eastAsia"/>
+          <w:rFonts w:hint="eastAsia" w:eastAsia="黑体"/>
         </w:rPr>
         <w:t xml:space="preserve">与</w:t>
       </w:r>
       <w:r>
+        <w:rPr>
+          <w:rFonts w:eastAsia="黑体"/>
+        </w:rPr>
         <w:t xml:space="preserve"> </w:t>
       </w:r>
       <m:oMath>
@@ -1314,15 +1474,21 @@
         </m:sSub>
       </m:oMath>
       <w:r>
+        <w:rPr>
+          <w:rFonts w:eastAsia="黑体"/>
+        </w:rPr>
         <w:t xml:space="preserve"> </w:t>
       </w:r>
       <w:r>
         <w:rPr>
-          <w:rFonts w:hint="eastAsia"/>
+          <w:rFonts w:hint="eastAsia" w:eastAsia="黑体"/>
         </w:rPr>
         <w:t xml:space="preserve">形成高频尖峰振荡、去磁结束后由</w:t>
       </w:r>
       <w:r>
+        <w:rPr>
+          <w:rFonts w:eastAsia="黑体"/>
+        </w:rPr>
         <w:t xml:space="preserve"> </w:t>
       </w:r>
       <m:oMath>
@@ -1340,15 +1506,21 @@
         </m:sSub>
       </m:oMath>
       <w:r>
+        <w:rPr>
+          <w:rFonts w:eastAsia="黑体"/>
+        </w:rPr>
         <w:t xml:space="preserve"> </w:t>
       </w:r>
       <w:r>
         <w:rPr>
-          <w:rFonts w:hint="eastAsia"/>
+          <w:rFonts w:hint="eastAsia" w:eastAsia="黑体"/>
         </w:rPr>
         <w:t xml:space="preserve">与</w:t>
       </w:r>
       <w:r>
+        <w:rPr>
+          <w:rFonts w:eastAsia="黑体"/>
+        </w:rPr>
         <w:t xml:space="preserve"> </w:t>
       </w:r>
       <m:oMath>
@@ -1372,29 +1544,38 @@
         </m:sSub>
       </m:oMath>
       <w:r>
+        <w:rPr>
+          <w:rFonts w:eastAsia="黑体"/>
+        </w:rPr>
         <w:t xml:space="preserve"> </w:t>
       </w:r>
       <w:r>
         <w:rPr>
-          <w:rFonts w:hint="eastAsia"/>
+          <w:rFonts w:hint="eastAsia" w:eastAsia="黑体"/>
         </w:rPr>
         <w:t xml:space="preserve">谐振、并在漏源电压振荡到谷底时开通主开关的准谐振（谷底开关）反激组态，属变频或临界导通反激，用于降低开通损耗与</w:t>
       </w:r>
       <w:r>
+        <w:rPr>
+          <w:rFonts w:eastAsia="黑体"/>
+        </w:rPr>
         <w:t xml:space="preserve"> </w:t>
       </w:r>
       <w:r>
         <w:rPr>
-          <w:rFonts w:hint="eastAsia"/>
+          <w:rFonts w:hint="eastAsia" w:eastAsia="黑体"/>
         </w:rPr>
         <w:t xml:space="preserve">EMI，广泛用于中小功率</w:t>
       </w:r>
       <w:r>
+        <w:rPr>
+          <w:rFonts w:eastAsia="黑体"/>
+        </w:rPr>
         <w:t xml:space="preserve"> AC-DC </w:t>
       </w:r>
       <w:r>
         <w:rPr>
-          <w:rFonts w:hint="eastAsia"/>
+          <w:rFonts w:hint="eastAsia" w:eastAsia="黑体"/>
         </w:rPr>
         <w:t xml:space="preserve">适配器与充电器。</w:t>
       </w:r>
@@ -1407,7 +1588,7 @@
       </w:pPr>
       <w:r>
         <w:rPr>
-          <w:rFonts w:hint="eastAsia"/>
+          <w:rFonts w:hint="eastAsia" w:eastAsia="黑体"/>
         </w:rPr>
         <w:t xml:space="preserve">工作原理</w:t>
       </w:r>
@@ -1418,11 +1599,14 @@
       </w:pPr>
       <w:r>
         <w:rPr>
-          <w:rFonts w:hint="eastAsia"/>
+          <w:rFonts w:hint="eastAsia" w:eastAsia="黑体"/>
         </w:rPr>
         <w:t xml:space="preserve">开关关断后，变压器漏感与开关管输出电容以寄生参数为回路发生阻尼振荡，漏-源电压按正弦规律衰减振荡；控制器检测电压谷底，在振荡最低点开通开关，使开通时刻电压最小，从而减小开关损耗与</w:t>
       </w:r>
       <w:r>
+        <w:rPr>
+          <w:rFonts w:eastAsia="黑体"/>
+        </w:rPr>
         <w:t xml:space="preserve"> EMI。</w:t>
       </w:r>
     </w:p>
@@ -1434,7 +1618,7 @@
       </w:pPr>
       <w:r>
         <w:rPr>
-          <w:rFonts w:hint="eastAsia"/>
+          <w:rFonts w:hint="eastAsia" w:eastAsia="黑体"/>
         </w:rPr>
         <w:t xml:space="preserve">关键计算公式</w:t>
       </w:r>
@@ -1448,7 +1632,7 @@
       </w:pPr>
       <w:r>
         <w:rPr>
-          <w:rFonts w:hint="eastAsia"/>
+          <w:rFonts w:hint="eastAsia" w:eastAsia="黑体"/>
         </w:rPr>
         <w:t xml:space="preserve">输出电压（临界导通模式）：</w:t>
       </w:r>
@@ -1565,7 +1749,7 @@
       </w:pPr>
       <w:r>
         <w:rPr>
-          <w:rFonts w:hint="eastAsia"/>
+          <w:rFonts w:hint="eastAsia" w:eastAsia="黑体"/>
         </w:rPr>
         <w:t xml:space="preserve">准谐振振荡频率：</w:t>
       </w:r>
@@ -1672,16 +1856,19 @@
       </w:pPr>
       <w:r>
         <w:rPr>
-          <w:rFonts w:hint="eastAsia"/>
+          <w:rFonts w:hint="eastAsia" w:eastAsia="黑体"/>
         </w:rPr>
         <w:t xml:space="preserve">最小开关频率对应关系（谷底次数</w:t>
       </w:r>
       <w:r>
+        <w:rPr>
+          <w:rFonts w:eastAsia="黑体"/>
+        </w:rPr>
         <w:t xml:space="preserve"> </w:t>
       </w:r>
       <w:r>
         <w:rPr>
-          <w:rFonts w:hint="eastAsia"/>
+          <w:rFonts w:hint="eastAsia" w:eastAsia="黑体"/>
         </w:rPr>
         <w:t xml:space="preserve">n）：</w:t>
       </w:r>
@@ -1744,7 +1931,7 @@
       </w:pPr>
       <w:r>
         <w:rPr>
-          <w:rFonts w:hint="eastAsia"/>
+          <w:rFonts w:hint="eastAsia" w:eastAsia="黑体"/>
         </w:rPr>
         <w:t xml:space="preserve">谷底电压：</w:t>
       </w:r>
@@ -1931,7 +2118,7 @@
             </w:pPr>
             <w:r>
               <w:rPr>
-                <w:rFonts w:hint="eastAsia"/>
+                <w:rFonts w:hint="eastAsia" w:eastAsia="黑体"/>
               </w:rPr>
               <w:t xml:space="preserve">符号</w:t>
             </w:r>
@@ -1945,7 +2132,7 @@
             </w:pPr>
             <w:r>
               <w:rPr>
-                <w:rFonts w:hint="eastAsia"/>
+                <w:rFonts w:hint="eastAsia" w:eastAsia="黑体"/>
               </w:rPr>
               <w:t xml:space="preserve">含义</w:t>
             </w:r>
@@ -1959,7 +2146,7 @@
             </w:pPr>
             <w:r>
               <w:rPr>
-                <w:rFonts w:hint="eastAsia"/>
+                <w:rFonts w:hint="eastAsia" w:eastAsia="黑体"/>
               </w:rPr>
               <w:t xml:space="preserve">单位</w:t>
             </w:r>
@@ -1988,6 +2175,9 @@
               </m:sSub>
             </m:oMath>
             <w:r>
+              <w:rPr>
+                <w:rFonts w:eastAsia="黑体"/>
+              </w:rPr>
               <w:t xml:space="preserve">​</w:t>
             </w:r>
           </w:p>
@@ -2000,7 +2190,7 @@
             </w:pPr>
             <w:r>
               <w:rPr>
-                <w:rFonts w:hint="eastAsia"/>
+                <w:rFonts w:hint="eastAsia" w:eastAsia="黑体"/>
               </w:rPr>
               <w:t xml:space="preserve">输出电压</w:t>
             </w:r>
@@ -2013,6 +2203,9 @@
               <w:pStyle w:val="Compact"/>
             </w:pPr>
             <w:r>
+              <w:rPr>
+                <w:rFonts w:eastAsia="黑体"/>
+              </w:rPr>
               <w:t xml:space="preserve">V</w:t>
             </w:r>
           </w:p>
@@ -2043,6 +2236,9 @@
               </m:sSub>
             </m:oMath>
             <w:r>
+              <w:rPr>
+                <w:rFonts w:eastAsia="黑体"/>
+              </w:rPr>
               <w:t xml:space="preserve">​</w:t>
             </w:r>
           </w:p>
@@ -2055,7 +2251,7 @@
             </w:pPr>
             <w:r>
               <w:rPr>
-                <w:rFonts w:hint="eastAsia"/>
+                <w:rFonts w:hint="eastAsia" w:eastAsia="黑体"/>
               </w:rPr>
               <w:t xml:space="preserve">输入电压</w:t>
             </w:r>
@@ -2068,6 +2264,9 @@
               <w:pStyle w:val="Compact"/>
             </w:pPr>
             <w:r>
+              <w:rPr>
+                <w:rFonts w:eastAsia="黑体"/>
+              </w:rPr>
               <w:t xml:space="preserve">V</w:t>
             </w:r>
           </w:p>
@@ -2086,6 +2285,9 @@
               </m:r>
             </m:oMath>
             <w:r>
+              <w:rPr>
+                <w:rFonts w:eastAsia="黑体"/>
+              </w:rPr>
               <w:t xml:space="preserve">​</w:t>
             </w:r>
           </w:p>
@@ -2098,7 +2300,7 @@
             </w:pPr>
             <w:r>
               <w:rPr>
-                <w:rFonts w:hint="eastAsia"/>
+                <w:rFonts w:hint="eastAsia" w:eastAsia="黑体"/>
               </w:rPr>
               <w:t xml:space="preserve">占空比</w:t>
             </w:r>
@@ -2111,6 +2313,9 @@
               <w:pStyle w:val="Compact"/>
             </w:pPr>
             <w:r>
+              <w:rPr>
+                <w:rFonts w:eastAsia="黑体"/>
+              </w:rPr>
               <w:t xml:space="preserve">—</w:t>
             </w:r>
           </w:p>
@@ -2141,6 +2346,9 @@
               </m:sSub>
             </m:oMath>
             <w:r>
+              <w:rPr>
+                <w:rFonts w:eastAsia="黑体"/>
+              </w:rPr>
               <w:t xml:space="preserve">​</w:t>
             </w:r>
           </w:p>
@@ -2153,7 +2361,7 @@
             </w:pPr>
             <w:r>
               <w:rPr>
-                <w:rFonts w:hint="eastAsia"/>
+                <w:rFonts w:hint="eastAsia" w:eastAsia="黑体"/>
               </w:rPr>
               <w:t xml:space="preserve">漏感</w:t>
             </w:r>
@@ -2166,6 +2374,9 @@
               <w:pStyle w:val="Compact"/>
             </w:pPr>
             <w:r>
+              <w:rPr>
+                <w:rFonts w:eastAsia="黑体"/>
+              </w:rPr>
               <w:t xml:space="preserve">H</w:t>
             </w:r>
           </w:p>
@@ -2193,6 +2404,9 @@
               </m:sSub>
             </m:oMath>
             <w:r>
+              <w:rPr>
+                <w:rFonts w:eastAsia="黑体"/>
+              </w:rPr>
               <w:t xml:space="preserve">​</w:t>
             </w:r>
           </w:p>
@@ -2205,7 +2419,7 @@
             </w:pPr>
             <w:r>
               <w:rPr>
-                <w:rFonts w:hint="eastAsia"/>
+                <w:rFonts w:hint="eastAsia" w:eastAsia="黑体"/>
               </w:rPr>
               <w:t xml:space="preserve">原边励磁电感</w:t>
             </w:r>
@@ -2218,6 +2432,9 @@
               <w:pStyle w:val="Compact"/>
             </w:pPr>
             <w:r>
+              <w:rPr>
+                <w:rFonts w:eastAsia="黑体"/>
+              </w:rPr>
               <w:t xml:space="preserve">H</w:t>
             </w:r>
           </w:p>
@@ -2251,6 +2468,9 @@
               </m:sSub>
             </m:oMath>
             <w:r>
+              <w:rPr>
+                <w:rFonts w:eastAsia="黑体"/>
+              </w:rPr>
               <w:t xml:space="preserve">​</w:t>
             </w:r>
           </w:p>
@@ -2263,7 +2483,7 @@
             </w:pPr>
             <w:r>
               <w:rPr>
-                <w:rFonts w:hint="eastAsia"/>
+                <w:rFonts w:hint="eastAsia" w:eastAsia="黑体"/>
               </w:rPr>
               <w:t xml:space="preserve">开关管输出电容</w:t>
             </w:r>
@@ -2276,6 +2496,9 @@
               <w:pStyle w:val="Compact"/>
             </w:pPr>
             <w:r>
+              <w:rPr>
+                <w:rFonts w:eastAsia="黑体"/>
+              </w:rPr>
               <w:t xml:space="preserve">F</w:t>
             </w:r>
           </w:p>
@@ -2309,6 +2532,9 @@
               </m:sSub>
             </m:oMath>
             <w:r>
+              <w:rPr>
+                <w:rFonts w:eastAsia="黑体"/>
+              </w:rPr>
               <w:t xml:space="preserve">​</w:t>
             </w:r>
           </w:p>
@@ -2321,7 +2547,7 @@
             </w:pPr>
             <w:r>
               <w:rPr>
-                <w:rFonts w:hint="eastAsia"/>
+                <w:rFonts w:hint="eastAsia" w:eastAsia="黑体"/>
               </w:rPr>
               <w:t xml:space="preserve">准谐振振荡频率</w:t>
             </w:r>
@@ -2334,6 +2560,9 @@
               <w:pStyle w:val="Compact"/>
             </w:pPr>
             <w:r>
+              <w:rPr>
+                <w:rFonts w:eastAsia="黑体"/>
+              </w:rPr>
               <w:t xml:space="preserve">Hz</w:t>
             </w:r>
           </w:p>
@@ -2352,6 +2581,9 @@
               </m:r>
             </m:oMath>
             <w:r>
+              <w:rPr>
+                <w:rFonts w:eastAsia="黑体"/>
+              </w:rPr>
               <w:t xml:space="preserve">​</w:t>
             </w:r>
           </w:p>
@@ -2364,7 +2596,7 @@
             </w:pPr>
             <w:r>
               <w:rPr>
-                <w:rFonts w:hint="eastAsia"/>
+                <w:rFonts w:hint="eastAsia" w:eastAsia="黑体"/>
               </w:rPr>
               <w:t xml:space="preserve">谐振回路品质因数</w:t>
             </w:r>
@@ -2377,6 +2609,9 @@
               <w:pStyle w:val="Compact"/>
             </w:pPr>
             <w:r>
+              <w:rPr>
+                <w:rFonts w:eastAsia="黑体"/>
+              </w:rPr>
               <w:t xml:space="preserve">—</w:t>
             </w:r>
           </w:p>
@@ -2391,7 +2626,7 @@
       </w:pPr>
       <w:r>
         <w:rPr>
-          <w:rFonts w:hint="eastAsia"/>
+          <w:rFonts w:hint="eastAsia" w:eastAsia="黑体"/>
         </w:rPr>
         <w:t xml:space="preserve">元件调整影响</w:t>
       </w:r>
@@ -2406,7 +2641,7 @@
       </w:pPr>
       <w:r>
         <w:rPr>
-          <w:rFonts w:hint="eastAsia"/>
+          <w:rFonts w:hint="eastAsia" w:eastAsia="黑体"/>
           <w:b/>
           <w:bCs/>
         </w:rPr>
@@ -2414,6 +2649,7 @@
       </w:r>
       <w:r>
         <w:rPr>
+          <w:rFonts w:eastAsia="黑体"/>
           <w:b/>
           <w:bCs/>
         </w:rPr>
@@ -2435,6 +2671,7 @@
       </m:oMath>
       <w:r>
         <w:rPr>
+          <w:rFonts w:eastAsia="黑体"/>
           <w:b/>
           <w:bCs/>
         </w:rPr>
@@ -2442,27 +2679,33 @@
       </w:r>
       <w:r>
         <w:rPr>
-          <w:rFonts w:hint="eastAsia"/>
+          <w:rFonts w:hint="eastAsia" w:eastAsia="黑体"/>
           <w:b/>
           <w:bCs/>
         </w:rPr>
         <w:t xml:space="preserve">增大</w:t>
       </w:r>
       <w:r>
+        <w:rPr>
+          <w:rFonts w:eastAsia="黑体"/>
+        </w:rPr>
         <w:t xml:space="preserve"> </w:t>
       </w:r>
       <w:r>
+        <w:rPr>
+          <w:rFonts w:eastAsia="黑体"/>
+        </w:rPr>
         <w:t xml:space="preserve">→ </w:t>
       </w:r>
       <w:r>
         <w:rPr>
-          <w:rFonts w:hint="eastAsia"/>
+          <w:rFonts w:hint="eastAsia" w:eastAsia="黑体"/>
         </w:rPr>
         <w:t xml:space="preserve">谷底振荡频率降低、谷底更接近零；</w:t>
       </w:r>
       <w:r>
         <w:rPr>
-          <w:rFonts w:hint="eastAsia"/>
+          <w:rFonts w:hint="eastAsia" w:eastAsia="黑体"/>
           <w:b/>
           <w:bCs/>
         </w:rPr>
@@ -2470,6 +2713,7 @@
       </w:r>
       <w:r>
         <w:rPr>
+          <w:rFonts w:eastAsia="黑体"/>
           <w:b/>
           <w:bCs/>
         </w:rPr>
@@ -2494,6 +2738,7 @@
       </m:oMath>
       <w:r>
         <w:rPr>
+          <w:rFonts w:eastAsia="黑体"/>
           <w:b/>
           <w:bCs/>
         </w:rPr>
@@ -2501,21 +2746,27 @@
       </w:r>
       <w:r>
         <w:rPr>
-          <w:rFonts w:hint="eastAsia"/>
+          <w:rFonts w:hint="eastAsia" w:eastAsia="黑体"/>
           <w:b/>
           <w:bCs/>
         </w:rPr>
         <w:t xml:space="preserve">增大</w:t>
       </w:r>
       <w:r>
+        <w:rPr>
+          <w:rFonts w:eastAsia="黑体"/>
+        </w:rPr>
         <w:t xml:space="preserve"> </w:t>
       </w:r>
       <w:r>
+        <w:rPr>
+          <w:rFonts w:eastAsia="黑体"/>
+        </w:rPr>
         <w:t xml:space="preserve">→ </w:t>
       </w:r>
       <w:r>
         <w:rPr>
-          <w:rFonts w:hint="eastAsia"/>
+          <w:rFonts w:hint="eastAsia" w:eastAsia="黑体"/>
         </w:rPr>
         <w:t xml:space="preserve">关断尖峰更高、占空比损失增大。</w:t>
       </w:r>
@@ -2550,6 +2801,7 @@
       </m:oMath>
       <w:r>
         <w:rPr>
+          <w:rFonts w:eastAsia="黑体"/>
           <w:b/>
           <w:bCs/>
         </w:rPr>
@@ -2557,21 +2809,27 @@
       </w:r>
       <w:r>
         <w:rPr>
-          <w:rFonts w:hint="eastAsia"/>
+          <w:rFonts w:hint="eastAsia" w:eastAsia="黑体"/>
           <w:b/>
           <w:bCs/>
         </w:rPr>
         <w:t xml:space="preserve">增大</w:t>
       </w:r>
       <w:r>
+        <w:rPr>
+          <w:rFonts w:eastAsia="黑体"/>
+        </w:rPr>
         <w:t xml:space="preserve"> </w:t>
       </w:r>
       <w:r>
+        <w:rPr>
+          <w:rFonts w:eastAsia="黑体"/>
+        </w:rPr>
         <w:t xml:space="preserve">→ </w:t>
       </w:r>
       <w:r>
         <w:rPr>
-          <w:rFonts w:hint="eastAsia"/>
+          <w:rFonts w:hint="eastAsia" w:eastAsia="黑体"/>
         </w:rPr>
         <w:t xml:space="preserve">振荡频率降低，开通电压更低但开关损耗类型改变。</w:t>
       </w:r>
@@ -2586,7 +2844,7 @@
       </w:pPr>
       <w:r>
         <w:rPr>
-          <w:rFonts w:hint="eastAsia"/>
+          <w:rFonts w:hint="eastAsia" w:eastAsia="黑体"/>
           <w:b/>
           <w:bCs/>
         </w:rPr>
@@ -2594,6 +2852,7 @@
       </w:r>
       <w:r>
         <w:rPr>
+          <w:rFonts w:eastAsia="黑体"/>
           <w:b/>
           <w:bCs/>
         </w:rPr>
@@ -2606,6 +2865,7 @@
       </m:oMath>
       <w:r>
         <w:rPr>
+          <w:rFonts w:eastAsia="黑体"/>
           <w:b/>
           <w:bCs/>
         </w:rPr>
@@ -2613,21 +2873,27 @@
       </w:r>
       <w:r>
         <w:rPr>
-          <w:rFonts w:hint="eastAsia"/>
+          <w:rFonts w:hint="eastAsia" w:eastAsia="黑体"/>
           <w:b/>
           <w:bCs/>
         </w:rPr>
         <w:t xml:space="preserve">增大</w:t>
       </w:r>
       <w:r>
+        <w:rPr>
+          <w:rFonts w:eastAsia="黑体"/>
+        </w:rPr>
         <w:t xml:space="preserve"> </w:t>
       </w:r>
       <w:r>
+        <w:rPr>
+          <w:rFonts w:eastAsia="黑体"/>
+        </w:rPr>
         <w:t xml:space="preserve">→ </w:t>
       </w:r>
       <w:r>
         <w:rPr>
-          <w:rFonts w:hint="eastAsia"/>
+          <w:rFonts w:hint="eastAsia" w:eastAsia="黑体"/>
         </w:rPr>
         <w:t xml:space="preserve">开关频率降低，轻载效率提高但纹波增大。</w:t>
       </w:r>
@@ -2642,7 +2908,7 @@
       </w:pPr>
       <w:r>
         <w:rPr>
-          <w:rFonts w:hint="eastAsia"/>
+          <w:rFonts w:hint="eastAsia" w:eastAsia="黑体"/>
         </w:rPr>
         <w:t xml:space="preserve">轻载跳谷底可降低频率、减小开关损耗，提高整机效率。</w:t>
       </w:r>
@@ -2655,7 +2921,7 @@
       </w:pPr>
       <w:r>
         <w:rPr>
-          <w:rFonts w:hint="eastAsia"/>
+          <w:rFonts w:hint="eastAsia" w:eastAsia="黑体"/>
         </w:rPr>
         <w:t xml:space="preserve">典型参数示例</w:t>
       </w:r>
@@ -2670,11 +2936,14 @@
       </w:pPr>
       <w:r>
         <w:rPr>
-          <w:rFonts w:hint="eastAsia"/>
+          <w:rFonts w:hint="eastAsia" w:eastAsia="黑体"/>
         </w:rPr>
         <w:t xml:space="preserve">取</w:t>
       </w:r>
       <w:r>
+        <w:rPr>
+          <w:rFonts w:eastAsia="黑体"/>
+        </w:rPr>
         <w:t xml:space="preserve"> </w:t>
       </w:r>
       <m:oMath>
@@ -2714,6 +2983,9 @@
         </m:r>
       </m:oMath>
       <w:r>
+        <w:rPr>
+          <w:rFonts w:eastAsia="黑体"/>
+        </w:rPr>
         <w:t xml:space="preserve">、</w:t>
       </w:r>
       <m:oMath>
@@ -2767,6 +3039,9 @@
         </m:r>
       </m:oMath>
       <w:r>
+        <w:rPr>
+          <w:rFonts w:eastAsia="黑体"/>
+        </w:rPr>
         <w:t xml:space="preserve">、</w:t>
       </w:r>
       <m:oMath>
@@ -2785,7 +3060,7 @@
       </m:oMath>
       <w:r>
         <w:rPr>
-          <w:rFonts w:hint="eastAsia"/>
+          <w:rFonts w:hint="eastAsia" w:eastAsia="黑体"/>
         </w:rPr>
         <w:t xml:space="preserve">：</w:t>
       </w:r>
@@ -2862,6 +3137,9 @@
         </m:r>
       </m:oMath>
       <w:r>
+        <w:rPr>
+          <w:rFonts w:eastAsia="黑体"/>
+        </w:rPr>
         <w:t xml:space="preserve">。</w:t>
       </w:r>
     </w:p>
@@ -2875,11 +3153,14 @@
       </w:pPr>
       <w:r>
         <w:rPr>
-          <w:rFonts w:hint="eastAsia"/>
+          <w:rFonts w:hint="eastAsia" w:eastAsia="黑体"/>
         </w:rPr>
         <w:t xml:space="preserve">取</w:t>
       </w:r>
       <w:r>
+        <w:rPr>
+          <w:rFonts w:eastAsia="黑体"/>
+        </w:rPr>
         <w:t xml:space="preserve"> </w:t>
       </w:r>
       <m:oMath>
@@ -2919,6 +3200,9 @@
         </m:r>
       </m:oMath>
       <w:r>
+        <w:rPr>
+          <w:rFonts w:eastAsia="黑体"/>
+        </w:rPr>
         <w:t xml:space="preserve">、</w:t>
       </w:r>
       <m:oMath>
@@ -2962,7 +3246,7 @@
       </m:oMath>
       <w:r>
         <w:rPr>
-          <w:rFonts w:hint="eastAsia"/>
+          <w:rFonts w:hint="eastAsia" w:eastAsia="黑体"/>
         </w:rPr>
         <w:t xml:space="preserve">：</w:t>
       </w:r>
@@ -3107,6 +3391,9 @@
         </m:r>
       </m:oMath>
       <w:r>
+        <w:rPr>
+          <w:rFonts w:eastAsia="黑体"/>
+        </w:rPr>
         <w:t xml:space="preserve">。</w:t>
       </w:r>
     </w:p>
@@ -3118,7 +3405,7 @@
       </w:pPr>
       <w:r>
         <w:rPr>
-          <w:rFonts w:hint="eastAsia"/>
+          <w:rFonts w:hint="eastAsia" w:eastAsia="黑体"/>
         </w:rPr>
         <w:t xml:space="preserve">常见器件型号</w:t>
       </w:r>
@@ -3133,7 +3420,7 @@
       </w:pPr>
       <w:r>
         <w:rPr>
-          <w:rFonts w:hint="eastAsia"/>
+          <w:rFonts w:hint="eastAsia" w:eastAsia="黑体"/>
         </w:rPr>
         <w:t xml:space="preserve">准谐振控制器：NCP1207、L6565、UCC28600、OB2263。</w:t>
       </w:r>
@@ -3148,16 +3435,19 @@
       </w:pPr>
       <w:r>
         <w:rPr>
-          <w:rFonts w:hint="eastAsia"/>
+          <w:rFonts w:hint="eastAsia" w:eastAsia="黑体"/>
         </w:rPr>
         <w:t xml:space="preserve">开关管：STP6NK90、STP10NK60、IPD60R</w:t>
       </w:r>
       <w:r>
+        <w:rPr>
+          <w:rFonts w:eastAsia="黑体"/>
+        </w:rPr>
         <w:t xml:space="preserve"> </w:t>
       </w:r>
       <w:r>
         <w:rPr>
-          <w:rFonts w:hint="eastAsia"/>
+          <w:rFonts w:hint="eastAsia" w:eastAsia="黑体"/>
         </w:rPr>
         <w:t xml:space="preserve">系列。</w:t>
       </w:r>
@@ -3172,16 +3462,19 @@
       </w:pPr>
       <w:r>
         <w:rPr>
-          <w:rFonts w:hint="eastAsia"/>
+          <w:rFonts w:hint="eastAsia" w:eastAsia="黑体"/>
         </w:rPr>
         <w:t xml:space="preserve">变压器：定制</w:t>
       </w:r>
       <w:r>
+        <w:rPr>
+          <w:rFonts w:eastAsia="黑体"/>
+        </w:rPr>
         <w:t xml:space="preserve"> EE/EI </w:t>
       </w:r>
       <w:r>
         <w:rPr>
-          <w:rFonts w:hint="eastAsia"/>
+          <w:rFonts w:hint="eastAsia" w:eastAsia="黑体"/>
         </w:rPr>
         <w:t xml:space="preserve">铁氧体磁芯（含气隙）。</w:t>
       </w:r>
@@ -3196,16 +3489,19 @@
       </w:pPr>
       <w:r>
         <w:rPr>
-          <w:rFonts w:hint="eastAsia"/>
+          <w:rFonts w:hint="eastAsia" w:eastAsia="黑体"/>
         </w:rPr>
         <w:t xml:space="preserve">输出整流：ES1J、UF4007、SR</w:t>
       </w:r>
       <w:r>
+        <w:rPr>
+          <w:rFonts w:eastAsia="黑体"/>
+        </w:rPr>
         <w:t xml:space="preserve"> </w:t>
       </w:r>
       <w:r>
         <w:rPr>
-          <w:rFonts w:hint="eastAsia"/>
+          <w:rFonts w:hint="eastAsia" w:eastAsia="黑体"/>
         </w:rPr>
         <w:t xml:space="preserve">肖特基。</w:t>
       </w:r>
@@ -3218,7 +3514,7 @@
       </w:pPr>
       <w:r>
         <w:rPr>
-          <w:rFonts w:hint="eastAsia"/>
+          <w:rFonts w:hint="eastAsia" w:eastAsia="黑体"/>
         </w:rPr>
         <w:t xml:space="preserve">注意事项</w:t>
       </w:r>
@@ -3233,7 +3529,7 @@
       </w:pPr>
       <w:r>
         <w:rPr>
-          <w:rFonts w:hint="eastAsia"/>
+          <w:rFonts w:hint="eastAsia" w:eastAsia="黑体"/>
         </w:rPr>
         <w:t xml:space="preserve">谷底检测需精确，误触会在高压开通增大损耗。</w:t>
       </w:r>
@@ -3248,16 +3544,19 @@
       </w:pPr>
       <w:r>
         <w:rPr>
-          <w:rFonts w:hint="eastAsia"/>
+          <w:rFonts w:hint="eastAsia" w:eastAsia="黑体"/>
         </w:rPr>
         <w:t xml:space="preserve">变频工作导致</w:t>
       </w:r>
       <w:r>
+        <w:rPr>
+          <w:rFonts w:eastAsia="黑体"/>
+        </w:rPr>
         <w:t xml:space="preserve"> EMI </w:t>
       </w:r>
       <w:r>
         <w:rPr>
-          <w:rFonts w:hint="eastAsia"/>
+          <w:rFonts w:hint="eastAsia" w:eastAsia="黑体"/>
         </w:rPr>
         <w:t xml:space="preserve">频谱分散，但需设计吸收抑制尖峰。</w:t>
       </w:r>
@@ -3272,11 +3571,14 @@
       </w:pPr>
       <w:r>
         <w:rPr>
-          <w:rFonts w:hint="eastAsia"/>
+          <w:rFonts w:hint="eastAsia" w:eastAsia="黑体"/>
         </w:rPr>
         <w:t xml:space="preserve">漏感与</w:t>
       </w:r>
       <w:r>
+        <w:rPr>
+          <w:rFonts w:eastAsia="黑体"/>
+        </w:rPr>
         <w:t xml:space="preserve"> </w:t>
       </w:r>
       <m:oMath>
@@ -3300,11 +3602,14 @@
         </m:sSub>
       </m:oMath>
       <w:r>
+        <w:rPr>
+          <w:rFonts w:eastAsia="黑体"/>
+        </w:rPr>
         <w:t xml:space="preserve"> </w:t>
       </w:r>
       <w:r>
         <w:rPr>
-          <w:rFonts w:hint="eastAsia"/>
+          <w:rFonts w:hint="eastAsia" w:eastAsia="黑体"/>
         </w:rPr>
         <w:t xml:space="preserve">参数一致性影响谷底一致，需与控制器匹配。</w:t>
       </w:r>
@@ -3319,7 +3624,7 @@
       </w:pPr>
       <w:r>
         <w:rPr>
-          <w:rFonts w:hint="eastAsia"/>
+          <w:rFonts w:hint="eastAsia" w:eastAsia="黑体"/>
         </w:rPr>
         <w:t xml:space="preserve">轻载时通过跳谷底降低频率，兼顾效率与待机功耗。</w:t>
       </w:r>
@@ -3332,7 +3637,7 @@
       </w:pPr>
       <w:r>
         <w:rPr>
-          <w:rFonts w:hint="eastAsia"/>
+          <w:rFonts w:hint="eastAsia" w:eastAsia="黑体"/>
         </w:rPr>
         <w:t xml:space="preserve">参考资料</w:t>
       </w:r>
@@ -3346,11 +3651,14 @@
         </w:numPr>
       </w:pPr>
       <w:r>
+        <w:rPr>
+          <w:rFonts w:eastAsia="黑体"/>
+        </w:rPr>
         <w:t xml:space="preserve">NCP1207 </w:t>
       </w:r>
       <w:r>
         <w:rPr>
-          <w:rFonts w:hint="eastAsia"/>
+          <w:rFonts w:hint="eastAsia" w:eastAsia="黑体"/>
         </w:rPr>
         <w:t xml:space="preserve">数据手册（onsemi）。</w:t>
       </w:r>
@@ -3364,20 +3672,26 @@
         </w:numPr>
       </w:pPr>
       <w:r>
+        <w:rPr>
+          <w:rFonts w:eastAsia="黑体"/>
+        </w:rPr>
         <w:t xml:space="preserve">TI </w:t>
       </w:r>
       <w:r>
         <w:rPr>
-          <w:rFonts w:hint="eastAsia"/>
+          <w:rFonts w:hint="eastAsia" w:eastAsia="黑体"/>
         </w:rPr>
         <w:t xml:space="preserve">应用笔记</w:t>
       </w:r>
       <w:r>
+        <w:rPr>
+          <w:rFonts w:eastAsia="黑体"/>
+        </w:rPr>
         <w:t xml:space="preserve"> </w:t>
       </w:r>
       <w:r>
         <w:rPr>
-          <w:rFonts w:hint="eastAsia"/>
+          <w:rFonts w:hint="eastAsia" w:eastAsia="黑体"/>
         </w:rPr>
         <w:t xml:space="preserve">SLUA515（准谐振反激）。</w:t>
       </w:r>
@@ -3392,16 +3706,19 @@
       </w:pPr>
       <w:r>
         <w:rPr>
-          <w:rFonts w:hint="eastAsia"/>
+          <w:rFonts w:hint="eastAsia" w:eastAsia="黑体"/>
         </w:rPr>
         <w:t xml:space="preserve">《开关电源设计（第三版）》（Abraham</w:t>
       </w:r>
       <w:r>
+        <w:rPr>
+          <w:rFonts w:eastAsia="黑体"/>
+        </w:rPr>
         <w:t xml:space="preserve"> I. </w:t>
       </w:r>
       <w:r>
         <w:rPr>
-          <w:rFonts w:hint="eastAsia"/>
+          <w:rFonts w:hint="eastAsia" w:eastAsia="黑体"/>
         </w:rPr>
         <w:t xml:space="preserve">Pressman）。</w:t>
       </w:r>
@@ -3415,11 +3732,11 @@
       </w:pPr>
       <w:r>
         <w:rPr>
-          <w:rFonts w:ascii="Times New Roman" w:hAnsi="Times New Roman"/>
+          <w:rFonts w:ascii="Times New Roman" w:hAnsi="Times New Roman" w:eastAsia="黑体"/>
           <w:color w:val="555555"/>
           <w:sz w:val="21"/>
         </w:rPr>
-        <w:t>材料收集者：杜文杰</w:t>
+        <w:t>材料收集者：杜文杰，WX手机：19519196569，QQ:3478827729</w:t>
       </w:r>
     </w:p>
     <w:sectPr>
@@ -3439,7 +3756,7 @@
 </file>
 
 <file path=word/footer1.xml><?xml version="1.0" encoding="utf-8"?>
-<w:ftr xmlns:m="http://schemas.openxmlformats.org/officeDocument/2006/math" xmlns:mc="http://schemas.openxmlformats.org/markup-compatibility/2006" xmlns:mo="http://schemas.microsoft.com/office/mac/office/2008/main" xmlns:mv="urn:schemas-microsoft-com:mac:vml" xmlns:o="urn:schemas-microsoft-com:office:office" xmlns:r="http://schemas.openxmlformats.org/officeDocument/2006/relationships" xmlns:v="urn:schemas-microsoft-com:vml" xmlns:w10="urn:schemas-microsoft-com:office:word" xmlns:w14="http://schemas.microsoft.com/office/word/2010/wordml" xmlns:w="http://schemas.openxmlformats.org/wordprocessingml/2006/main" xmlns:wne="http://schemas.microsoft.com/office/word/2006/wordml" xmlns:wp14="http://schemas.microsoft.com/office/word/2010/wordprocessingDrawing" xmlns:wp="http://schemas.openxmlformats.org/drawingml/2006/wordprocessingDrawing" xmlns:wpc="http://schemas.microsoft.com/office/word/2010/wordprocessingCanvas" xmlns:wpg="http://schemas.microsoft.com/office/word/2010/wordprocessingGroup" xmlns:wpi="http://schemas.microsoft.com/office/word/2010/wordprocessingInk" xmlns:wps="http://schemas.microsoft.com/office/word/2010/wordprocessingShape" mc:Ignorable="w14 wp14">
+<w:ftr xmlns:mc="http://schemas.openxmlformats.org/markup-compatibility/2006" xmlns:w="http://schemas.openxmlformats.org/wordprocessingml/2006/main" xmlns:m="http://schemas.openxmlformats.org/officeDocument/2006/math" xmlns:mo="http://schemas.microsoft.com/office/mac/office/2008/main" xmlns:mv="urn:schemas-microsoft-com:mac:vml" xmlns:o="urn:schemas-microsoft-com:office:office" xmlns:r="http://schemas.openxmlformats.org/officeDocument/2006/relationships" xmlns:v="urn:schemas-microsoft-com:vml" xmlns:w10="urn:schemas-microsoft-com:office:word" xmlns:w14="http://schemas.microsoft.com/office/word/2010/wordml" xmlns:wne="http://schemas.microsoft.com/office/word/2006/wordml" xmlns:wp14="http://schemas.microsoft.com/office/word/2010/wordprocessingDrawing" xmlns:wp="http://schemas.openxmlformats.org/drawingml/2006/wordprocessingDrawing" xmlns:wpc="http://schemas.microsoft.com/office/word/2010/wordprocessingCanvas" xmlns:wpg="http://schemas.microsoft.com/office/word/2010/wordprocessingGroup" xmlns:wpi="http://schemas.microsoft.com/office/word/2010/wordprocessingInk" xmlns:wps="http://schemas.microsoft.com/office/word/2010/wordprocessingShape" mc:Ignorable="w14 wp14">
   <w:p>
     <w:pPr>
       <w:pStyle w:val="Footer"/>
@@ -3447,12 +3764,14 @@
     </w:pPr>
     <w:r>
       <w:rPr>
+        <w:rFonts w:eastAsia="黑体"/>
         <w:sz w:val="18"/>
       </w:rPr>
       <w:t xml:space="preserve">第 </w:t>
     </w:r>
     <w:r>
       <w:rPr>
+        <w:rFonts w:eastAsia="黑体"/>
         <w:sz w:val="18"/>
       </w:rPr>
       <w:fldChar w:fldCharType="begin"/>
@@ -3461,6 +3780,7 @@
     </w:r>
     <w:r>
       <w:rPr>
+        <w:rFonts w:eastAsia="黑体"/>
         <w:sz w:val="18"/>
       </w:rPr>
       <w:t xml:space="preserve"> 页</w:t>
@@ -3474,6 +3794,9 @@
   <w:footnote w:type="continuationSeparator" w:id="0">
     <w:p>
       <w:r>
+        <w:rPr>
+          <w:rFonts w:eastAsia="黑体"/>
+        </w:rPr>
         <w:continuationSeparator/>
       </w:r>
     </w:p>
@@ -3481,6 +3804,9 @@
   <w:footnote w:type="separator" w:id="-1">
     <w:p>
       <w:r>
+        <w:rPr>
+          <w:rFonts w:eastAsia="黑体"/>
+        </w:rPr>
         <w:separator/>
       </w:r>
     </w:p>
@@ -3489,7 +3815,7 @@
 </file>
 
 <file path=word/header1.xml><?xml version="1.0" encoding="utf-8"?>
-<w:hdr xmlns:m="http://schemas.openxmlformats.org/officeDocument/2006/math" xmlns:mc="http://schemas.openxmlformats.org/markup-compatibility/2006" xmlns:mo="http://schemas.microsoft.com/office/mac/office/2008/main" xmlns:mv="urn:schemas-microsoft-com:mac:vml" xmlns:o="urn:schemas-microsoft-com:office:office" xmlns:r="http://schemas.openxmlformats.org/officeDocument/2006/relationships" xmlns:v="urn:schemas-microsoft-com:vml" xmlns:w10="urn:schemas-microsoft-com:office:word" xmlns:w14="http://schemas.microsoft.com/office/word/2010/wordml" xmlns:w="http://schemas.openxmlformats.org/wordprocessingml/2006/main" xmlns:wne="http://schemas.microsoft.com/office/word/2006/wordml" xmlns:wp14="http://schemas.microsoft.com/office/word/2010/wordprocessingDrawing" xmlns:wp="http://schemas.openxmlformats.org/drawingml/2006/wordprocessingDrawing" xmlns:wpc="http://schemas.microsoft.com/office/word/2010/wordprocessingCanvas" xmlns:wpg="http://schemas.microsoft.com/office/word/2010/wordprocessingGroup" xmlns:wpi="http://schemas.microsoft.com/office/word/2010/wordprocessingInk" xmlns:wps="http://schemas.microsoft.com/office/word/2010/wordprocessingShape" mc:Ignorable="w14 wp14">
+<w:hdr xmlns:mc="http://schemas.openxmlformats.org/markup-compatibility/2006" xmlns:w="http://schemas.openxmlformats.org/wordprocessingml/2006/main" xmlns:m="http://schemas.openxmlformats.org/officeDocument/2006/math" xmlns:mo="http://schemas.microsoft.com/office/mac/office/2008/main" xmlns:mv="urn:schemas-microsoft-com:mac:vml" xmlns:o="urn:schemas-microsoft-com:office:office" xmlns:r="http://schemas.openxmlformats.org/officeDocument/2006/relationships" xmlns:v="urn:schemas-microsoft-com:vml" xmlns:w10="urn:schemas-microsoft-com:office:word" xmlns:w14="http://schemas.microsoft.com/office/word/2010/wordml" xmlns:wne="http://schemas.microsoft.com/office/word/2006/wordml" xmlns:wp14="http://schemas.microsoft.com/office/word/2010/wordprocessingDrawing" xmlns:wp="http://schemas.openxmlformats.org/drawingml/2006/wordprocessingDrawing" xmlns:wpc="http://schemas.microsoft.com/office/word/2010/wordprocessingCanvas" xmlns:wpg="http://schemas.microsoft.com/office/word/2010/wordprocessingGroup" xmlns:wpi="http://schemas.microsoft.com/office/word/2010/wordprocessingInk" xmlns:wps="http://schemas.microsoft.com/office/word/2010/wordprocessingShape" mc:Ignorable="w14 wp14">
   <w:p>
     <w:pPr>
       <w:pStyle w:val="Header"/>
@@ -3497,7 +3823,7 @@
     </w:pPr>
     <w:r>
       <w:rPr>
-        <w:rFonts w:ascii="Times New Roman" w:hAnsi="Times New Roman"/>
+        <w:rFonts w:ascii="Times New Roman" w:hAnsi="Times New Roman" w:eastAsia="黑体"/>
         <w:sz w:val="18"/>
         <w:rFonts w:eastAsia="黑体"/>
         <w:rFonts w:eastAsia="黑体"/>
@@ -3509,7 +3835,7 @@
 </file>
 
 <file path=word/numbering.xml><?xml version="1.0" encoding="utf-8"?>
-<w:numbering xmlns:m="http://schemas.openxmlformats.org/officeDocument/2006/math" xmlns:mc="http://schemas.openxmlformats.org/markup-compatibility/2006" xmlns:mo="http://schemas.microsoft.com/office/mac/office/2008/main" xmlns:mv="urn:schemas-microsoft-com:mac:vml" xmlns:o="urn:schemas-microsoft-com:office:office" xmlns:r="http://schemas.openxmlformats.org/officeDocument/2006/relationships" xmlns:v="urn:schemas-microsoft-com:vml" xmlns:w="http://schemas.openxmlformats.org/wordprocessingml/2006/main" xmlns:w10="urn:schemas-microsoft-com:office:word" xmlns:w14="http://schemas.microsoft.com/office/word/2010/wordml" xmlns:wne="http://schemas.microsoft.com/office/word/2006/wordml" xmlns:wp="http://schemas.openxmlformats.org/drawingml/2006/wordprocessingDrawing" xmlns:wp14="http://schemas.microsoft.com/office/word/2010/wordprocessingDrawing" xmlns:wpc="http://schemas.microsoft.com/office/word/2010/wordprocessingCanvas" xmlns:wpg="http://schemas.microsoft.com/office/word/2010/wordprocessingGroup" xmlns:wpi="http://schemas.microsoft.com/office/word/2010/wordprocessingInk" xmlns:wps="http://schemas.microsoft.com/office/word/2010/wordprocessingShape" mc:Ignorable="w14 wp14">
+<w:numbering xmlns:mc="http://schemas.openxmlformats.org/markup-compatibility/2006" xmlns:w="http://schemas.openxmlformats.org/wordprocessingml/2006/main" xmlns:m="http://schemas.openxmlformats.org/officeDocument/2006/math" xmlns:mo="http://schemas.microsoft.com/office/mac/office/2008/main" xmlns:mv="urn:schemas-microsoft-com:mac:vml" xmlns:o="urn:schemas-microsoft-com:office:office" xmlns:r="http://schemas.openxmlformats.org/officeDocument/2006/relationships" xmlns:v="urn:schemas-microsoft-com:vml" xmlns:w10="urn:schemas-microsoft-com:office:word" xmlns:w14="http://schemas.microsoft.com/office/word/2010/wordml" xmlns:wne="http://schemas.microsoft.com/office/word/2006/wordml" xmlns:wp="http://schemas.openxmlformats.org/drawingml/2006/wordprocessingDrawing" xmlns:wp14="http://schemas.microsoft.com/office/word/2010/wordprocessingDrawing" xmlns:wpc="http://schemas.microsoft.com/office/word/2010/wordprocessingCanvas" xmlns:wpg="http://schemas.microsoft.com/office/word/2010/wordprocessingGroup" xmlns:wpi="http://schemas.microsoft.com/office/word/2010/wordprocessingInk" xmlns:wps="http://schemas.microsoft.com/office/word/2010/wordprocessingShape" mc:Ignorable="w14 wp14">
   <w:abstractNum w:abstractNumId="0">
     <w:nsid w:val="FFFFFF7C"/>
     <w:multiLevelType w:val="singleLevel"/>
@@ -3596,7 +3922,7 @@
         <w:ind w:hanging="360" w:left="1440"/>
       </w:pPr>
       <w:rPr>
-        <w:rFonts w:ascii="Symbol" w:hAnsi="Symbol" w:hint="default"/>
+        <w:rFonts w:ascii="Symbol" w:hAnsi="Symbol" w:hint="default" w:eastAsia="黑体"/>
       </w:rPr>
     </w:lvl>
   </w:abstractNum>
@@ -3617,7 +3943,7 @@
         <w:ind w:hanging="360" w:left="1080"/>
       </w:pPr>
       <w:rPr>
-        <w:rFonts w:ascii="Symbol" w:hAnsi="Symbol" w:hint="default"/>
+        <w:rFonts w:ascii="Symbol" w:hAnsi="Symbol" w:hint="default" w:eastAsia="黑体"/>
       </w:rPr>
     </w:lvl>
   </w:abstractNum>
@@ -3638,7 +3964,7 @@
         <w:ind w:hanging="360" w:left="720"/>
       </w:pPr>
       <w:rPr>
-        <w:rFonts w:ascii="Symbol" w:hAnsi="Symbol" w:hint="default"/>
+        <w:rFonts w:ascii="Symbol" w:hAnsi="Symbol" w:hint="default" w:eastAsia="黑体"/>
       </w:rPr>
     </w:lvl>
   </w:abstractNum>
@@ -3677,7 +4003,7 @@
         <w:ind w:hanging="360" w:left="360"/>
       </w:pPr>
       <w:rPr>
-        <w:rFonts w:ascii="Symbol" w:hAnsi="Symbol" w:hint="default"/>
+        <w:rFonts w:ascii="Symbol" w:hAnsi="Symbol" w:hint="default" w:eastAsia="黑体"/>
       </w:rPr>
     </w:lvl>
   </w:abstractNum>
@@ -3768,7 +4094,7 @@
         <w:ind w:left="720" w:hanging="360"/>
       </w:pPr>
       <w:rPr>
-        <w:rFonts w:ascii="Symbol" w:hAnsi="Symbol" w:cs="Symbol" w:hint="default"/>
+        <w:rFonts w:ascii="Symbol" w:hAnsi="Symbol" w:cs="Symbol" w:hint="default" w:eastAsia="黑体"/>
       </w:rPr>
     </w:lvl>
     <w:lvl w:ilvl="1">
@@ -3779,7 +4105,7 @@
         <w:ind w:left="1440" w:hanging="360"/>
       </w:pPr>
       <w:rPr>
-        <w:rFonts w:ascii="Courier New" w:hAnsi="Courier New" w:cs="Courier New" w:hint="default"/>
+        <w:rFonts w:ascii="Courier New" w:hAnsi="Courier New" w:cs="Courier New" w:hint="default" w:eastAsia="黑体"/>
       </w:rPr>
     </w:lvl>
     <w:lvl w:ilvl="2">
@@ -3790,7 +4116,7 @@
         <w:ind w:left="2160" w:hanging="360"/>
       </w:pPr>
       <w:rPr>
-        <w:rFonts w:ascii="Wingdings" w:hAnsi="Wingdings" w:cs="Wingdings" w:hint="default"/>
+        <w:rFonts w:ascii="Wingdings" w:hAnsi="Wingdings" w:cs="Wingdings" w:hint="default" w:eastAsia="黑体"/>
       </w:rPr>
     </w:lvl>
     <w:lvl w:ilvl="3">
@@ -3801,7 +4127,7 @@
         <w:ind w:left="2880" w:hanging="360"/>
       </w:pPr>
       <w:rPr>
-        <w:rFonts w:ascii="Symbol" w:hAnsi="Symbol" w:cs="Symbol" w:hint="default"/>
+        <w:rFonts w:ascii="Symbol" w:hAnsi="Symbol" w:cs="Symbol" w:hint="default" w:eastAsia="黑体"/>
       </w:rPr>
     </w:lvl>
     <w:lvl w:ilvl="4">
@@ -3812,7 +4138,7 @@
         <w:ind w:left="3600" w:hanging="360"/>
       </w:pPr>
       <w:rPr>
-        <w:rFonts w:ascii="Courier New" w:hAnsi="Courier New" w:cs="Courier New" w:hint="default"/>
+        <w:rFonts w:ascii="Courier New" w:hAnsi="Courier New" w:cs="Courier New" w:hint="default" w:eastAsia="黑体"/>
       </w:rPr>
     </w:lvl>
     <w:lvl w:ilvl="5">
@@ -3823,7 +4149,7 @@
         <w:ind w:left="4320" w:hanging="360"/>
       </w:pPr>
       <w:rPr>
-        <w:rFonts w:ascii="Wingdings" w:hAnsi="Wingdings" w:cs="Wingdings" w:hint="default"/>
+        <w:rFonts w:ascii="Wingdings" w:hAnsi="Wingdings" w:cs="Wingdings" w:hint="default" w:eastAsia="黑体"/>
       </w:rPr>
     </w:lvl>
     <w:lvl w:ilvl="6">
@@ -3834,7 +4160,7 @@
         <w:ind w:left="5040" w:hanging="360"/>
       </w:pPr>
       <w:rPr>
-        <w:rFonts w:ascii="Symbol" w:hAnsi="Symbol" w:cs="Symbol" w:hint="default"/>
+        <w:rFonts w:ascii="Symbol" w:hAnsi="Symbol" w:cs="Symbol" w:hint="default" w:eastAsia="黑体"/>
       </w:rPr>
     </w:lvl>
     <w:lvl w:ilvl="7">
@@ -3845,7 +4171,7 @@
         <w:ind w:left="5760" w:hanging="360"/>
       </w:pPr>
       <w:rPr>
-        <w:rFonts w:ascii="Courier New" w:hAnsi="Courier New" w:cs="Courier New" w:hint="default"/>
+        <w:rFonts w:ascii="Courier New" w:hAnsi="Courier New" w:cs="Courier New" w:hint="default" w:eastAsia="黑体"/>
       </w:rPr>
     </w:lvl>
     <w:lvl w:ilvl="8">
@@ -3856,7 +4182,7 @@
         <w:ind w:left="6480" w:hanging="360"/>
       </w:pPr>
       <w:rPr>
-        <w:rFonts w:ascii="Wingdings" w:hAnsi="Wingdings" w:cs="Wingdings" w:hint="default"/>
+        <w:rFonts w:ascii="Wingdings" w:hAnsi="Wingdings" w:cs="Wingdings" w:hint="default" w:eastAsia="黑体"/>
       </w:rPr>
     </w:lvl>
   </w:abstractNum>
@@ -3912,11 +4238,11 @@
 </file>
 
 <file path=word/styles.xml><?xml version="1.0" encoding="utf-8"?>
-<w:styles xmlns:mc="http://schemas.openxmlformats.org/markup-compatibility/2006" xmlns:r="http://schemas.openxmlformats.org/officeDocument/2006/relationships" xmlns:w="http://schemas.openxmlformats.org/wordprocessingml/2006/main" xmlns:w14="http://schemas.microsoft.com/office/word/2010/wordml" mc:Ignorable="w14">
+<w:styles xmlns:mc="http://schemas.openxmlformats.org/markup-compatibility/2006" xmlns:w="http://schemas.openxmlformats.org/wordprocessingml/2006/main" xmlns:r="http://schemas.openxmlformats.org/officeDocument/2006/relationships" xmlns:w14="http://schemas.microsoft.com/office/word/2010/wordml" mc:Ignorable="w14">
   <w:docDefaults>
     <w:rPrDefault>
       <w:rPr>
-        <w:rFonts w:asciiTheme="minorHAnsi" w:cstheme="minorBidi" w:eastAsiaTheme="minorEastAsia" w:hAnsiTheme="minorHAnsi"/>
+        <w:rFonts w:asciiTheme="minorHAnsi" w:cstheme="minorBidi" w:hAnsiTheme="minorHAnsi" w:eastAsia="黑体"/>
         <w:sz w:val="22"/>
         <w:szCs w:val="22"/>
         <w:lang w:bidi="ar-SA" w:eastAsia="en-US" w:val="en-US"/>
@@ -4138,7 +4464,7 @@
       <w:outlineLvl w:val="0"/>
     </w:pPr>
     <w:rPr>
-      <w:rFonts w:ascii="Times New Roman" w:asciiTheme="majorHAnsi" w:cstheme="majorBidi" w:eastAsia="黑体" w:eastAsiaTheme="majorEastAsia" w:hAnsi="Times New Roman" w:hAnsiTheme="majorHAnsi"/>
+      <w:rFonts w:ascii="Times New Roman" w:asciiTheme="majorHAnsi" w:cstheme="majorBidi" w:eastAsia="黑体" w:hAnsi="Times New Roman" w:hAnsiTheme="majorHAnsi"/>
       <w:b/>
       <w:bCs/>
       <w:color w:val="1F3864"/>
@@ -4162,7 +4488,7 @@
       <w:outlineLvl w:val="1"/>
     </w:pPr>
     <w:rPr>
-      <w:rFonts w:ascii="Times New Roman" w:asciiTheme="majorHAnsi" w:cstheme="majorBidi" w:eastAsia="黑体" w:eastAsiaTheme="majorEastAsia" w:hAnsi="Times New Roman" w:hAnsiTheme="majorHAnsi"/>
+      <w:rFonts w:ascii="Times New Roman" w:asciiTheme="majorHAnsi" w:cstheme="majorBidi" w:eastAsia="黑体" w:hAnsi="Times New Roman" w:hAnsiTheme="majorHAnsi"/>
       <w:b/>
       <w:bCs/>
       <w:color w:val="2E4E7E"/>
@@ -4186,7 +4512,7 @@
       <w:outlineLvl w:val="2"/>
     </w:pPr>
     <w:rPr>
-      <w:rFonts w:ascii="Times New Roman" w:asciiTheme="majorHAnsi" w:cstheme="majorBidi" w:eastAsia="黑体" w:eastAsiaTheme="majorEastAsia" w:hAnsi="Times New Roman" w:hAnsiTheme="majorHAnsi"/>
+      <w:rFonts w:ascii="Times New Roman" w:asciiTheme="majorHAnsi" w:cstheme="majorBidi" w:eastAsia="黑体" w:hAnsi="Times New Roman" w:hAnsiTheme="majorHAnsi"/>
       <w:b/>
       <w:bCs/>
       <w:color w:val="2E4E7E"/>
@@ -4210,7 +4536,7 @@
       <w:outlineLvl w:val="3"/>
     </w:pPr>
     <w:rPr>
-      <w:rFonts w:ascii="Times New Roman" w:asciiTheme="majorHAnsi" w:cstheme="majorBidi" w:eastAsia="黑体" w:eastAsiaTheme="majorEastAsia" w:hAnsi="Times New Roman" w:hAnsiTheme="majorHAnsi"/>
+      <w:rFonts w:ascii="Times New Roman" w:asciiTheme="majorHAnsi" w:cstheme="majorBidi" w:eastAsia="黑体" w:hAnsi="Times New Roman" w:hAnsiTheme="majorHAnsi"/>
       <w:b/>
       <w:bCs/>
       <w:i/>
@@ -4236,7 +4562,7 @@
       <w:outlineLvl w:val="4"/>
     </w:pPr>
     <w:rPr>
-      <w:rFonts w:ascii="Times New Roman" w:asciiTheme="majorHAnsi" w:cstheme="majorBidi" w:eastAsia="黑体" w:eastAsiaTheme="majorEastAsia" w:hAnsi="Times New Roman" w:hAnsiTheme="majorHAnsi"/>
+      <w:rFonts w:ascii="Times New Roman" w:asciiTheme="majorHAnsi" w:cstheme="majorBidi" w:eastAsia="黑体" w:hAnsi="Times New Roman" w:hAnsiTheme="majorHAnsi"/>
       <w:b/>
       <w:color w:val="333333"/>
       <w:sz w:val="22"/>
@@ -4259,7 +4585,7 @@
       <w:outlineLvl w:val="5"/>
     </w:pPr>
     <w:rPr>
-      <w:rFonts w:asciiTheme="majorHAnsi" w:cstheme="majorBidi" w:eastAsiaTheme="majorEastAsia" w:hAnsiTheme="majorHAnsi"/>
+      <w:rFonts w:asciiTheme="majorHAnsi" w:cstheme="majorBidi" w:hAnsiTheme="majorHAnsi" w:eastAsia="黑体"/>
       <w:i/>
       <w:iCs/>
       <w:color w:themeColor="accent1" w:themeShade="7F" w:val="243F60"/>
@@ -4282,7 +4608,7 @@
       <w:outlineLvl w:val="6"/>
     </w:pPr>
     <w:rPr>
-      <w:rFonts w:asciiTheme="majorHAnsi" w:cstheme="majorBidi" w:eastAsiaTheme="majorEastAsia" w:hAnsiTheme="majorHAnsi"/>
+      <w:rFonts w:asciiTheme="majorHAnsi" w:cstheme="majorBidi" w:hAnsiTheme="majorHAnsi" w:eastAsia="黑体"/>
       <w:i/>
       <w:iCs/>
       <w:color w:themeColor="text1" w:themeTint="BF" w:val="404040"/>
@@ -4305,7 +4631,7 @@
       <w:outlineLvl w:val="7"/>
     </w:pPr>
     <w:rPr>
-      <w:rFonts w:asciiTheme="majorHAnsi" w:cstheme="majorBidi" w:eastAsiaTheme="majorEastAsia" w:hAnsiTheme="majorHAnsi"/>
+      <w:rFonts w:asciiTheme="majorHAnsi" w:cstheme="majorBidi" w:hAnsiTheme="majorHAnsi" w:eastAsia="黑体"/>
       <w:color w:themeColor="accent1" w:val="4F81BD"/>
       <w:sz w:val="20"/>
       <w:szCs w:val="20"/>
@@ -4328,7 +4654,7 @@
       <w:outlineLvl w:val="8"/>
     </w:pPr>
     <w:rPr>
-      <w:rFonts w:asciiTheme="majorHAnsi" w:cstheme="majorBidi" w:eastAsiaTheme="majorEastAsia" w:hAnsiTheme="majorHAnsi"/>
+      <w:rFonts w:asciiTheme="majorHAnsi" w:cstheme="majorBidi" w:hAnsiTheme="majorHAnsi" w:eastAsia="黑体"/>
       <w:i/>
       <w:iCs/>
       <w:color w:themeColor="text1" w:themeTint="BF" w:val="404040"/>
@@ -4379,7 +4705,7 @@
     <w:uiPriority w:val="9"/>
     <w:rsid w:val="00FC693F"/>
     <w:rPr>
-      <w:rFonts w:asciiTheme="majorHAnsi" w:cstheme="majorBidi" w:eastAsiaTheme="majorEastAsia" w:hAnsiTheme="majorHAnsi"/>
+      <w:rFonts w:asciiTheme="majorHAnsi" w:cstheme="majorBidi" w:hAnsiTheme="majorHAnsi" w:eastAsia="黑体"/>
       <w:b/>
       <w:bCs/>
       <w:color w:themeColor="accent1" w:themeShade="BF" w:val="365F91"/>
@@ -4394,7 +4720,7 @@
     <w:uiPriority w:val="9"/>
     <w:rsid w:val="00FC693F"/>
     <w:rPr>
-      <w:rFonts w:asciiTheme="majorHAnsi" w:cstheme="majorBidi" w:eastAsiaTheme="majorEastAsia" w:hAnsiTheme="majorHAnsi"/>
+      <w:rFonts w:asciiTheme="majorHAnsi" w:cstheme="majorBidi" w:hAnsiTheme="majorHAnsi" w:eastAsia="黑体"/>
       <w:b/>
       <w:bCs/>
       <w:color w:themeColor="accent1" w:val="4F81BD"/>
@@ -4409,7 +4735,7 @@
     <w:uiPriority w:val="9"/>
     <w:rsid w:val="00FC693F"/>
     <w:rPr>
-      <w:rFonts w:asciiTheme="majorHAnsi" w:cstheme="majorBidi" w:eastAsiaTheme="majorEastAsia" w:hAnsiTheme="majorHAnsi"/>
+      <w:rFonts w:asciiTheme="majorHAnsi" w:cstheme="majorBidi" w:hAnsiTheme="majorHAnsi" w:eastAsia="黑体"/>
       <w:b/>
       <w:bCs/>
       <w:color w:themeColor="accent1" w:val="4F81BD"/>
@@ -4432,7 +4758,7 @@
       <w:contextualSpacing/>
     </w:pPr>
     <w:rPr>
-      <w:rFonts w:ascii="Times New Roman" w:asciiTheme="majorHAnsi" w:cstheme="majorBidi" w:eastAsia="黑体" w:eastAsiaTheme="majorEastAsia" w:hAnsi="Times New Roman" w:hAnsiTheme="majorHAnsi"/>
+      <w:rFonts w:ascii="Times New Roman" w:asciiTheme="majorHAnsi" w:cstheme="majorBidi" w:eastAsia="黑体" w:hAnsi="Times New Roman" w:hAnsiTheme="majorHAnsi"/>
       <w:b/>
       <w:color w:val="1F3864"/>
       <w:spacing w:val="5"/>
@@ -4448,7 +4774,7 @@
     <w:uiPriority w:val="10"/>
     <w:rsid w:val="00FC693F"/>
     <w:rPr>
-      <w:rFonts w:asciiTheme="majorHAnsi" w:cstheme="majorBidi" w:eastAsiaTheme="majorEastAsia" w:hAnsiTheme="majorHAnsi"/>
+      <w:rFonts w:asciiTheme="majorHAnsi" w:cstheme="majorBidi" w:hAnsiTheme="majorHAnsi" w:eastAsia="黑体"/>
       <w:color w:themeColor="text2" w:themeShade="BF" w:val="17365D"/>
       <w:spacing w:val="5"/>
       <w:kern w:val="28"/>
@@ -4470,7 +4796,7 @@
       </w:numPr>
     </w:pPr>
     <w:rPr>
-      <w:rFonts w:asciiTheme="majorHAnsi" w:cstheme="majorBidi" w:eastAsiaTheme="majorEastAsia" w:hAnsiTheme="majorHAnsi"/>
+      <w:rFonts w:asciiTheme="majorHAnsi" w:cstheme="majorBidi" w:hAnsiTheme="majorHAnsi" w:eastAsia="黑体"/>
       <w:i/>
       <w:iCs/>
       <w:color w:themeColor="accent1" w:val="4F81BD"/>
@@ -4486,7 +4812,7 @@
     <w:uiPriority w:val="11"/>
     <w:rsid w:val="00FC693F"/>
     <w:rPr>
-      <w:rFonts w:asciiTheme="majorHAnsi" w:cstheme="majorBidi" w:eastAsiaTheme="majorEastAsia" w:hAnsiTheme="majorHAnsi"/>
+      <w:rFonts w:asciiTheme="majorHAnsi" w:cstheme="majorBidi" w:hAnsiTheme="majorHAnsi" w:eastAsia="黑体"/>
       <w:i/>
       <w:iCs/>
       <w:color w:themeColor="accent1" w:val="4F81BD"/>
@@ -4553,6 +4879,7 @@
       <w:spacing w:after="120"/>
     </w:pPr>
     <w:rPr>
+      <w:rFonts w:eastAsia="黑体"/>
       <w:sz w:val="16"/>
       <w:szCs w:val="16"/>
     </w:rPr>
@@ -4564,6 +4891,7 @@
     <w:uiPriority w:val="99"/>
     <w:rsid w:val="00AA1D8D"/>
     <w:rPr>
+      <w:rFonts w:eastAsia="黑体"/>
       <w:sz w:val="16"/>
       <w:szCs w:val="16"/>
     </w:rPr>
@@ -4733,7 +5061,7 @@
       </w:tabs>
     </w:pPr>
     <w:rPr>
-      <w:rFonts w:ascii="Courier" w:hAnsi="Courier"/>
+      <w:rFonts w:ascii="Courier" w:hAnsi="Courier" w:eastAsia="黑体"/>
       <w:sz w:val="20"/>
       <w:szCs w:val="20"/>
     </w:rPr>
@@ -4745,7 +5073,7 @@
     <w:uiPriority w:val="99"/>
     <w:rsid w:val="0029639D"/>
     <w:rPr>
-      <w:rFonts w:ascii="Courier" w:hAnsi="Courier"/>
+      <w:rFonts w:ascii="Courier" w:hAnsi="Courier" w:eastAsia="黑体"/>
       <w:sz w:val="20"/>
       <w:szCs w:val="20"/>
     </w:rPr>
@@ -4781,6 +5109,7 @@
     <w:uiPriority w:val="29"/>
     <w:rsid w:val="00FC693F"/>
     <w:rPr>
+      <w:rFonts w:eastAsia="黑体"/>
       <w:i/>
       <w:iCs/>
       <w:color w:themeColor="text1" w:val="000000"/>
@@ -4794,7 +5123,7 @@
     <w:semiHidden/>
     <w:rsid w:val="00FC693F"/>
     <w:rPr>
-      <w:rFonts w:asciiTheme="majorHAnsi" w:cstheme="majorBidi" w:eastAsiaTheme="majorEastAsia" w:hAnsiTheme="majorHAnsi"/>
+      <w:rFonts w:asciiTheme="majorHAnsi" w:cstheme="majorBidi" w:hAnsiTheme="majorHAnsi" w:eastAsia="黑体"/>
       <w:b/>
       <w:bCs/>
       <w:i/>
@@ -4810,7 +5139,7 @@
     <w:semiHidden/>
     <w:rsid w:val="00FC693F"/>
     <w:rPr>
-      <w:rFonts w:asciiTheme="majorHAnsi" w:cstheme="majorBidi" w:eastAsiaTheme="majorEastAsia" w:hAnsiTheme="majorHAnsi"/>
+      <w:rFonts w:asciiTheme="majorHAnsi" w:cstheme="majorBidi" w:hAnsiTheme="majorHAnsi" w:eastAsia="黑体"/>
       <w:color w:themeColor="accent1" w:themeShade="7F" w:val="243F60"/>
     </w:rPr>
   </w:style>
@@ -4822,7 +5151,7 @@
     <w:semiHidden/>
     <w:rsid w:val="00FC693F"/>
     <w:rPr>
-      <w:rFonts w:asciiTheme="majorHAnsi" w:cstheme="majorBidi" w:eastAsiaTheme="majorEastAsia" w:hAnsiTheme="majorHAnsi"/>
+      <w:rFonts w:asciiTheme="majorHAnsi" w:cstheme="majorBidi" w:hAnsiTheme="majorHAnsi" w:eastAsia="黑体"/>
       <w:i/>
       <w:iCs/>
       <w:color w:themeColor="accent1" w:themeShade="7F" w:val="243F60"/>
@@ -4836,7 +5165,7 @@
     <w:semiHidden/>
     <w:rsid w:val="00FC693F"/>
     <w:rPr>
-      <w:rFonts w:asciiTheme="majorHAnsi" w:cstheme="majorBidi" w:eastAsiaTheme="majorEastAsia" w:hAnsiTheme="majorHAnsi"/>
+      <w:rFonts w:asciiTheme="majorHAnsi" w:cstheme="majorBidi" w:hAnsiTheme="majorHAnsi" w:eastAsia="黑体"/>
       <w:i/>
       <w:iCs/>
       <w:color w:themeColor="text1" w:themeTint="BF" w:val="404040"/>
@@ -4850,7 +5179,7 @@
     <w:semiHidden/>
     <w:rsid w:val="00FC693F"/>
     <w:rPr>
-      <w:rFonts w:asciiTheme="majorHAnsi" w:cstheme="majorBidi" w:eastAsiaTheme="majorEastAsia" w:hAnsiTheme="majorHAnsi"/>
+      <w:rFonts w:asciiTheme="majorHAnsi" w:cstheme="majorBidi" w:hAnsiTheme="majorHAnsi" w:eastAsia="黑体"/>
       <w:color w:themeColor="accent1" w:val="4F81BD"/>
       <w:sz w:val="20"/>
       <w:szCs w:val="20"/>
@@ -4864,7 +5193,7 @@
     <w:semiHidden/>
     <w:rsid w:val="00FC693F"/>
     <w:rPr>
-      <w:rFonts w:asciiTheme="majorHAnsi" w:cstheme="majorBidi" w:eastAsiaTheme="majorEastAsia" w:hAnsiTheme="majorHAnsi"/>
+      <w:rFonts w:asciiTheme="majorHAnsi" w:cstheme="majorBidi" w:hAnsiTheme="majorHAnsi" w:eastAsia="黑体"/>
       <w:i/>
       <w:iCs/>
       <w:color w:themeColor="text1" w:themeTint="BF" w:val="404040"/>
@@ -4885,6 +5214,7 @@
       <w:spacing w:line="240" w:lineRule="auto"/>
     </w:pPr>
     <w:rPr>
+      <w:rFonts w:eastAsia="黑体"/>
       <w:b/>
       <w:bCs/>
       <w:color w:themeColor="accent1" w:val="4F81BD"/>
@@ -4899,6 +5229,7 @@
     <w:qFormat/>
     <w:rsid w:val="00FC693F"/>
     <w:rPr>
+      <w:rFonts w:eastAsia="黑体"/>
       <w:b/>
       <w:bCs/>
     </w:rPr>
@@ -4910,6 +5241,7 @@
     <w:qFormat/>
     <w:rsid w:val="00FC693F"/>
     <w:rPr>
+      <w:rFonts w:eastAsia="黑体"/>
       <w:i/>
       <w:iCs/>
     </w:rPr>
@@ -4930,6 +5262,7 @@
       <w:ind w:left="936" w:right="936"/>
     </w:pPr>
     <w:rPr>
+      <w:rFonts w:eastAsia="黑体"/>
       <w:b/>
       <w:bCs/>
       <w:i/>
@@ -4944,6 +5277,7 @@
     <w:uiPriority w:val="30"/>
     <w:rsid w:val="00FC693F"/>
     <w:rPr>
+      <w:rFonts w:eastAsia="黑体"/>
       <w:b/>
       <w:bCs/>
       <w:i/>
@@ -4958,6 +5292,7 @@
     <w:qFormat/>
     <w:rsid w:val="00FC693F"/>
     <w:rPr>
+      <w:rFonts w:eastAsia="黑体"/>
       <w:i/>
       <w:iCs/>
       <w:color w:themeColor="text1" w:themeTint="7F" w:val="808080"/>
@@ -4970,6 +5305,7 @@
     <w:qFormat/>
     <w:rsid w:val="00FC693F"/>
     <w:rPr>
+      <w:rFonts w:eastAsia="黑体"/>
       <w:b/>
       <w:bCs/>
       <w:i/>
@@ -4984,6 +5320,7 @@
     <w:qFormat/>
     <w:rsid w:val="00FC693F"/>
     <w:rPr>
+      <w:rFonts w:eastAsia="黑体"/>
       <w:smallCaps/>
       <w:color w:themeColor="accent2" w:val="C0504D"/>
       <w:u w:val="single"/>
@@ -4996,6 +5333,7 @@
     <w:qFormat/>
     <w:rsid w:val="00FC693F"/>
     <w:rPr>
+      <w:rFonts w:eastAsia="黑体"/>
       <w:b/>
       <w:bCs/>
       <w:smallCaps/>
@@ -5011,6 +5349,7 @@
     <w:qFormat/>
     <w:rsid w:val="00FC693F"/>
     <w:rPr>
+      <w:rFonts w:eastAsia="黑体"/>
       <w:b/>
       <w:bCs/>
       <w:smallCaps/>
@@ -5065,6 +5404,7 @@
       <w:spacing w:after="0" w:line="240" w:lineRule="auto"/>
     </w:pPr>
     <w:rPr>
+      <w:rFonts w:eastAsia="黑体"/>
       <w:color w:themeColor="text1" w:themeShade="BF" w:val="000000"/>
     </w:rPr>
     <w:tblPr>
@@ -5087,6 +5427,7 @@
         <w:spacing w:after="0" w:before="0" w:line="240" w:lineRule="auto"/>
       </w:pPr>
       <w:rPr>
+        <w:rFonts w:eastAsia="黑体"/>
         <w:b/>
         <w:bCs/>
       </w:rPr>
@@ -5107,6 +5448,7 @@
         <w:spacing w:after="0" w:before="0" w:line="240" w:lineRule="auto"/>
       </w:pPr>
       <w:rPr>
+        <w:rFonts w:eastAsia="黑体"/>
         <w:b/>
         <w:bCs/>
       </w:rPr>
@@ -5124,12 +5466,14 @@
     </w:tblStylePr>
     <w:tblStylePr w:type="firstCol">
       <w:rPr>
+        <w:rFonts w:eastAsia="黑体"/>
         <w:b/>
         <w:bCs/>
       </w:rPr>
     </w:tblStylePr>
     <w:tblStylePr w:type="lastCol">
       <w:rPr>
+        <w:rFonts w:eastAsia="黑体"/>
         <w:b/>
         <w:bCs/>
       </w:rPr>
@@ -5168,6 +5512,7 @@
       <w:spacing w:after="0" w:line="240" w:lineRule="auto"/>
     </w:pPr>
     <w:rPr>
+      <w:rFonts w:eastAsia="黑体"/>
       <w:color w:themeColor="accent1" w:themeShade="BF" w:val="365F91"/>
     </w:rPr>
     <w:tblPr>
@@ -5190,6 +5535,7 @@
         <w:spacing w:after="0" w:before="0" w:line="240" w:lineRule="auto"/>
       </w:pPr>
       <w:rPr>
+        <w:rFonts w:eastAsia="黑体"/>
         <w:b/>
         <w:bCs/>
       </w:rPr>
@@ -5210,6 +5556,7 @@
         <w:spacing w:after="0" w:before="0" w:line="240" w:lineRule="auto"/>
       </w:pPr>
       <w:rPr>
+        <w:rFonts w:eastAsia="黑体"/>
         <w:b/>
         <w:bCs/>
       </w:rPr>
@@ -5227,12 +5574,14 @@
     </w:tblStylePr>
     <w:tblStylePr w:type="firstCol">
       <w:rPr>
+        <w:rFonts w:eastAsia="黑体"/>
         <w:b/>
         <w:bCs/>
       </w:rPr>
     </w:tblStylePr>
     <w:tblStylePr w:type="lastCol">
       <w:rPr>
+        <w:rFonts w:eastAsia="黑体"/>
         <w:b/>
         <w:bCs/>
       </w:rPr>
@@ -5271,6 +5620,7 @@
       <w:spacing w:after="0" w:line="240" w:lineRule="auto"/>
     </w:pPr>
     <w:rPr>
+      <w:rFonts w:eastAsia="黑体"/>
       <w:color w:themeColor="accent2" w:themeShade="BF" w:val="943634"/>
     </w:rPr>
     <w:tblPr>
@@ -5293,6 +5643,7 @@
         <w:spacing w:after="0" w:before="0" w:line="240" w:lineRule="auto"/>
       </w:pPr>
       <w:rPr>
+        <w:rFonts w:eastAsia="黑体"/>
         <w:b/>
         <w:bCs/>
       </w:rPr>
@@ -5313,6 +5664,7 @@
         <w:spacing w:after="0" w:before="0" w:line="240" w:lineRule="auto"/>
       </w:pPr>
       <w:rPr>
+        <w:rFonts w:eastAsia="黑体"/>
         <w:b/>
         <w:bCs/>
       </w:rPr>
@@ -5330,12 +5682,14 @@
     </w:tblStylePr>
     <w:tblStylePr w:type="firstCol">
       <w:rPr>
+        <w:rFonts w:eastAsia="黑体"/>
         <w:b/>
         <w:bCs/>
       </w:rPr>
     </w:tblStylePr>
     <w:tblStylePr w:type="lastCol">
       <w:rPr>
+        <w:rFonts w:eastAsia="黑体"/>
         <w:b/>
         <w:bCs/>
       </w:rPr>
@@ -5374,6 +5728,7 @@
       <w:spacing w:after="0" w:line="240" w:lineRule="auto"/>
     </w:pPr>
     <w:rPr>
+      <w:rFonts w:eastAsia="黑体"/>
       <w:color w:themeColor="accent3" w:themeShade="BF" w:val="76923C"/>
     </w:rPr>
     <w:tblPr>
@@ -5396,6 +5751,7 @@
         <w:spacing w:after="0" w:before="0" w:line="240" w:lineRule="auto"/>
       </w:pPr>
       <w:rPr>
+        <w:rFonts w:eastAsia="黑体"/>
         <w:b/>
         <w:bCs/>
       </w:rPr>
@@ -5416,6 +5772,7 @@
         <w:spacing w:after="0" w:before="0" w:line="240" w:lineRule="auto"/>
       </w:pPr>
       <w:rPr>
+        <w:rFonts w:eastAsia="黑体"/>
         <w:b/>
         <w:bCs/>
       </w:rPr>
@@ -5433,12 +5790,14 @@
     </w:tblStylePr>
     <w:tblStylePr w:type="firstCol">
       <w:rPr>
+        <w:rFonts w:eastAsia="黑体"/>
         <w:b/>
         <w:bCs/>
       </w:rPr>
     </w:tblStylePr>
     <w:tblStylePr w:type="lastCol">
       <w:rPr>
+        <w:rFonts w:eastAsia="黑体"/>
         <w:b/>
         <w:bCs/>
       </w:rPr>
@@ -5477,6 +5836,7 @@
       <w:spacing w:after="0" w:line="240" w:lineRule="auto"/>
     </w:pPr>
     <w:rPr>
+      <w:rFonts w:eastAsia="黑体"/>
       <w:color w:themeColor="accent4" w:themeShade="BF" w:val="5F497A"/>
     </w:rPr>
     <w:tblPr>
@@ -5499,6 +5859,7 @@
         <w:spacing w:after="0" w:before="0" w:line="240" w:lineRule="auto"/>
       </w:pPr>
       <w:rPr>
+        <w:rFonts w:eastAsia="黑体"/>
         <w:b/>
         <w:bCs/>
       </w:rPr>
@@ -5519,6 +5880,7 @@
         <w:spacing w:after="0" w:before="0" w:line="240" w:lineRule="auto"/>
       </w:pPr>
       <w:rPr>
+        <w:rFonts w:eastAsia="黑体"/>
         <w:b/>
         <w:bCs/>
       </w:rPr>
@@ -5536,12 +5898,14 @@
     </w:tblStylePr>
     <w:tblStylePr w:type="firstCol">
       <w:rPr>
+        <w:rFonts w:eastAsia="黑体"/>
         <w:b/>
         <w:bCs/>
       </w:rPr>
     </w:tblStylePr>
     <w:tblStylePr w:type="lastCol">
       <w:rPr>
+        <w:rFonts w:eastAsia="黑体"/>
         <w:b/>
         <w:bCs/>
       </w:rPr>
@@ -5580,6 +5944,7 @@
       <w:spacing w:after="0" w:line="240" w:lineRule="auto"/>
     </w:pPr>
     <w:rPr>
+      <w:rFonts w:eastAsia="黑体"/>
       <w:color w:themeColor="accent5" w:themeShade="BF" w:val="31849B"/>
     </w:rPr>
     <w:tblPr>
@@ -5602,6 +5967,7 @@
         <w:spacing w:after="0" w:before="0" w:line="240" w:lineRule="auto"/>
       </w:pPr>
       <w:rPr>
+        <w:rFonts w:eastAsia="黑体"/>
         <w:b/>
         <w:bCs/>
       </w:rPr>
@@ -5622,6 +5988,7 @@
         <w:spacing w:after="0" w:before="0" w:line="240" w:lineRule="auto"/>
       </w:pPr>
       <w:rPr>
+        <w:rFonts w:eastAsia="黑体"/>
         <w:b/>
         <w:bCs/>
       </w:rPr>
@@ -5639,12 +6006,14 @@
     </w:tblStylePr>
     <w:tblStylePr w:type="firstCol">
       <w:rPr>
+        <w:rFonts w:eastAsia="黑体"/>
         <w:b/>
         <w:bCs/>
       </w:rPr>
     </w:tblStylePr>
     <w:tblStylePr w:type="lastCol">
       <w:rPr>
+        <w:rFonts w:eastAsia="黑体"/>
         <w:b/>
         <w:bCs/>
       </w:rPr>
@@ -5683,6 +6052,7 @@
       <w:spacing w:after="0" w:line="240" w:lineRule="auto"/>
     </w:pPr>
     <w:rPr>
+      <w:rFonts w:eastAsia="黑体"/>
       <w:color w:themeColor="accent6" w:themeShade="BF" w:val="E36C0A"/>
     </w:rPr>
     <w:tblPr>
@@ -5705,6 +6075,7 @@
         <w:spacing w:after="0" w:before="0" w:line="240" w:lineRule="auto"/>
       </w:pPr>
       <w:rPr>
+        <w:rFonts w:eastAsia="黑体"/>
         <w:b/>
         <w:bCs/>
       </w:rPr>
@@ -5725,6 +6096,7 @@
         <w:spacing w:after="0" w:before="0" w:line="240" w:lineRule="auto"/>
       </w:pPr>
       <w:rPr>
+        <w:rFonts w:eastAsia="黑体"/>
         <w:b/>
         <w:bCs/>
       </w:rPr>
@@ -5742,12 +6114,14 @@
     </w:tblStylePr>
     <w:tblStylePr w:type="firstCol">
       <w:rPr>
+        <w:rFonts w:eastAsia="黑体"/>
         <w:b/>
         <w:bCs/>
       </w:rPr>
     </w:tblStylePr>
     <w:tblStylePr w:type="lastCol">
       <w:rPr>
+        <w:rFonts w:eastAsia="黑体"/>
         <w:b/>
         <w:bCs/>
       </w:rPr>
@@ -5807,6 +6181,7 @@
         <w:spacing w:after="0" w:before="0" w:line="240" w:lineRule="auto"/>
       </w:pPr>
       <w:rPr>
+        <w:rFonts w:eastAsia="黑体"/>
         <w:b/>
         <w:bCs/>
         <w:color w:themeColor="background1" w:val="FFFFFF"/>
@@ -5821,6 +6196,7 @@
         <w:spacing w:after="0" w:before="0" w:line="240" w:lineRule="auto"/>
       </w:pPr>
       <w:rPr>
+        <w:rFonts w:eastAsia="黑体"/>
         <w:b/>
         <w:bCs/>
       </w:rPr>
@@ -5836,12 +6212,14 @@
     </w:tblStylePr>
     <w:tblStylePr w:type="firstCol">
       <w:rPr>
+        <w:rFonts w:eastAsia="黑体"/>
         <w:b/>
         <w:bCs/>
       </w:rPr>
     </w:tblStylePr>
     <w:tblStylePr w:type="lastCol">
       <w:rPr>
+        <w:rFonts w:eastAsia="黑体"/>
         <w:b/>
         <w:bCs/>
       </w:rPr>
@@ -5899,6 +6277,7 @@
         <w:spacing w:after="0" w:before="0" w:line="240" w:lineRule="auto"/>
       </w:pPr>
       <w:rPr>
+        <w:rFonts w:eastAsia="黑体"/>
         <w:b/>
         <w:bCs/>
         <w:color w:themeColor="background1" w:val="FFFFFF"/>
@@ -5913,6 +6292,7 @@
         <w:spacing w:after="0" w:before="0" w:line="240" w:lineRule="auto"/>
       </w:pPr>
       <w:rPr>
+        <w:rFonts w:eastAsia="黑体"/>
         <w:b/>
         <w:bCs/>
       </w:rPr>
@@ -5928,12 +6308,14 @@
     </w:tblStylePr>
     <w:tblStylePr w:type="firstCol">
       <w:rPr>
+        <w:rFonts w:eastAsia="黑体"/>
         <w:b/>
         <w:bCs/>
       </w:rPr>
     </w:tblStylePr>
     <w:tblStylePr w:type="lastCol">
       <w:rPr>
+        <w:rFonts w:eastAsia="黑体"/>
         <w:b/>
         <w:bCs/>
       </w:rPr>
@@ -5991,6 +6373,7 @@
         <w:spacing w:after="0" w:before="0" w:line="240" w:lineRule="auto"/>
       </w:pPr>
       <w:rPr>
+        <w:rFonts w:eastAsia="黑体"/>
         <w:b/>
         <w:bCs/>
         <w:color w:themeColor="background1" w:val="FFFFFF"/>
@@ -6005,6 +6388,7 @@
         <w:spacing w:after="0" w:before="0" w:line="240" w:lineRule="auto"/>
       </w:pPr>
       <w:rPr>
+        <w:rFonts w:eastAsia="黑体"/>
         <w:b/>
         <w:bCs/>
       </w:rPr>
@@ -6020,12 +6404,14 @@
     </w:tblStylePr>
     <w:tblStylePr w:type="firstCol">
       <w:rPr>
+        <w:rFonts w:eastAsia="黑体"/>
         <w:b/>
         <w:bCs/>
       </w:rPr>
     </w:tblStylePr>
     <w:tblStylePr w:type="lastCol">
       <w:rPr>
+        <w:rFonts w:eastAsia="黑体"/>
         <w:b/>
         <w:bCs/>
       </w:rPr>
@@ -6083,6 +6469,7 @@
         <w:spacing w:after="0" w:before="0" w:line="240" w:lineRule="auto"/>
       </w:pPr>
       <w:rPr>
+        <w:rFonts w:eastAsia="黑体"/>
         <w:b/>
         <w:bCs/>
         <w:color w:themeColor="background1" w:val="FFFFFF"/>
@@ -6097,6 +6484,7 @@
         <w:spacing w:after="0" w:before="0" w:line="240" w:lineRule="auto"/>
       </w:pPr>
       <w:rPr>
+        <w:rFonts w:eastAsia="黑体"/>
         <w:b/>
         <w:bCs/>
       </w:rPr>
@@ -6112,12 +6500,14 @@
     </w:tblStylePr>
     <w:tblStylePr w:type="firstCol">
       <w:rPr>
+        <w:rFonts w:eastAsia="黑体"/>
         <w:b/>
         <w:bCs/>
       </w:rPr>
     </w:tblStylePr>
     <w:tblStylePr w:type="lastCol">
       <w:rPr>
+        <w:rFonts w:eastAsia="黑体"/>
         <w:b/>
         <w:bCs/>
       </w:rPr>
@@ -6175,6 +6565,7 @@
         <w:spacing w:after="0" w:before="0" w:line="240" w:lineRule="auto"/>
       </w:pPr>
       <w:rPr>
+        <w:rFonts w:eastAsia="黑体"/>
         <w:b/>
         <w:bCs/>
         <w:color w:themeColor="background1" w:val="FFFFFF"/>
@@ -6189,6 +6580,7 @@
         <w:spacing w:after="0" w:before="0" w:line="240" w:lineRule="auto"/>
       </w:pPr>
       <w:rPr>
+        <w:rFonts w:eastAsia="黑体"/>
         <w:b/>
         <w:bCs/>
       </w:rPr>
@@ -6204,12 +6596,14 @@
     </w:tblStylePr>
     <w:tblStylePr w:type="firstCol">
       <w:rPr>
+        <w:rFonts w:eastAsia="黑体"/>
         <w:b/>
         <w:bCs/>
       </w:rPr>
     </w:tblStylePr>
     <w:tblStylePr w:type="lastCol">
       <w:rPr>
+        <w:rFonts w:eastAsia="黑体"/>
         <w:b/>
         <w:bCs/>
       </w:rPr>
@@ -6267,6 +6661,7 @@
         <w:spacing w:after="0" w:before="0" w:line="240" w:lineRule="auto"/>
       </w:pPr>
       <w:rPr>
+        <w:rFonts w:eastAsia="黑体"/>
         <w:b/>
         <w:bCs/>
         <w:color w:themeColor="background1" w:val="FFFFFF"/>
@@ -6281,6 +6676,7 @@
         <w:spacing w:after="0" w:before="0" w:line="240" w:lineRule="auto"/>
       </w:pPr>
       <w:rPr>
+        <w:rFonts w:eastAsia="黑体"/>
         <w:b/>
         <w:bCs/>
       </w:rPr>
@@ -6296,12 +6692,14 @@
     </w:tblStylePr>
     <w:tblStylePr w:type="firstCol">
       <w:rPr>
+        <w:rFonts w:eastAsia="黑体"/>
         <w:b/>
         <w:bCs/>
       </w:rPr>
     </w:tblStylePr>
     <w:tblStylePr w:type="lastCol">
       <w:rPr>
+        <w:rFonts w:eastAsia="黑体"/>
         <w:b/>
         <w:bCs/>
       </w:rPr>
@@ -6359,6 +6757,7 @@
         <w:spacing w:after="0" w:before="0" w:line="240" w:lineRule="auto"/>
       </w:pPr>
       <w:rPr>
+        <w:rFonts w:eastAsia="黑体"/>
         <w:b/>
         <w:bCs/>
         <w:color w:themeColor="background1" w:val="FFFFFF"/>
@@ -6373,6 +6772,7 @@
         <w:spacing w:after="0" w:before="0" w:line="240" w:lineRule="auto"/>
       </w:pPr>
       <w:rPr>
+        <w:rFonts w:eastAsia="黑体"/>
         <w:b/>
         <w:bCs/>
       </w:rPr>
@@ -6388,12 +6788,14 @@
     </w:tblStylePr>
     <w:tblStylePr w:type="firstCol">
       <w:rPr>
+        <w:rFonts w:eastAsia="黑体"/>
         <w:b/>
         <w:bCs/>
       </w:rPr>
     </w:tblStylePr>
     <w:tblStylePr w:type="lastCol">
       <w:rPr>
+        <w:rFonts w:eastAsia="黑体"/>
         <w:b/>
         <w:bCs/>
       </w:rPr>
@@ -6453,7 +6855,7 @@
         <w:spacing w:after="0" w:before="0" w:line="240" w:lineRule="auto"/>
       </w:pPr>
       <w:rPr>
-        <w:rFonts w:asciiTheme="majorHAnsi" w:cstheme="majorBidi" w:eastAsiaTheme="majorEastAsia" w:hAnsiTheme="majorHAnsi"/>
+        <w:rFonts w:asciiTheme="majorHAnsi" w:cstheme="majorBidi" w:hAnsiTheme="majorHAnsi" w:eastAsia="黑体"/>
         <w:b/>
         <w:bCs/>
       </w:rPr>
@@ -6474,7 +6876,7 @@
         <w:spacing w:after="0" w:before="0" w:line="240" w:lineRule="auto"/>
       </w:pPr>
       <w:rPr>
-        <w:rFonts w:asciiTheme="majorHAnsi" w:cstheme="majorBidi" w:eastAsiaTheme="majorEastAsia" w:hAnsiTheme="majorHAnsi"/>
+        <w:rFonts w:asciiTheme="majorHAnsi" w:cstheme="majorBidi" w:hAnsiTheme="majorHAnsi" w:eastAsia="黑体"/>
         <w:b/>
         <w:bCs/>
       </w:rPr>
@@ -6492,14 +6894,14 @@
     </w:tblStylePr>
     <w:tblStylePr w:type="firstCol">
       <w:rPr>
-        <w:rFonts w:asciiTheme="majorHAnsi" w:cstheme="majorBidi" w:eastAsiaTheme="majorEastAsia" w:hAnsiTheme="majorHAnsi"/>
+        <w:rFonts w:asciiTheme="majorHAnsi" w:cstheme="majorBidi" w:hAnsiTheme="majorHAnsi" w:eastAsia="黑体"/>
         <w:b/>
         <w:bCs/>
       </w:rPr>
     </w:tblStylePr>
     <w:tblStylePr w:type="lastCol">
       <w:rPr>
-        <w:rFonts w:asciiTheme="majorHAnsi" w:cstheme="majorBidi" w:eastAsiaTheme="majorEastAsia" w:hAnsiTheme="majorHAnsi"/>
+        <w:rFonts w:asciiTheme="majorHAnsi" w:cstheme="majorBidi" w:hAnsiTheme="majorHAnsi" w:eastAsia="黑体"/>
         <w:b/>
         <w:bCs/>
       </w:rPr>
@@ -6583,7 +6985,7 @@
         <w:spacing w:after="0" w:before="0" w:line="240" w:lineRule="auto"/>
       </w:pPr>
       <w:rPr>
-        <w:rFonts w:asciiTheme="majorHAnsi" w:cstheme="majorBidi" w:eastAsiaTheme="majorEastAsia" w:hAnsiTheme="majorHAnsi"/>
+        <w:rFonts w:asciiTheme="majorHAnsi" w:cstheme="majorBidi" w:hAnsiTheme="majorHAnsi" w:eastAsia="黑体"/>
         <w:b/>
         <w:bCs/>
       </w:rPr>
@@ -6604,7 +7006,7 @@
         <w:spacing w:after="0" w:before="0" w:line="240" w:lineRule="auto"/>
       </w:pPr>
       <w:rPr>
-        <w:rFonts w:asciiTheme="majorHAnsi" w:cstheme="majorBidi" w:eastAsiaTheme="majorEastAsia" w:hAnsiTheme="majorHAnsi"/>
+        <w:rFonts w:asciiTheme="majorHAnsi" w:cstheme="majorBidi" w:hAnsiTheme="majorHAnsi" w:eastAsia="黑体"/>
         <w:b/>
         <w:bCs/>
       </w:rPr>
@@ -6622,14 +7024,14 @@
     </w:tblStylePr>
     <w:tblStylePr w:type="firstCol">
       <w:rPr>
-        <w:rFonts w:asciiTheme="majorHAnsi" w:cstheme="majorBidi" w:eastAsiaTheme="majorEastAsia" w:hAnsiTheme="majorHAnsi"/>
+        <w:rFonts w:asciiTheme="majorHAnsi" w:cstheme="majorBidi" w:hAnsiTheme="majorHAnsi" w:eastAsia="黑体"/>
         <w:b/>
         <w:bCs/>
       </w:rPr>
     </w:tblStylePr>
     <w:tblStylePr w:type="lastCol">
       <w:rPr>
-        <w:rFonts w:asciiTheme="majorHAnsi" w:cstheme="majorBidi" w:eastAsiaTheme="majorEastAsia" w:hAnsiTheme="majorHAnsi"/>
+        <w:rFonts w:asciiTheme="majorHAnsi" w:cstheme="majorBidi" w:hAnsiTheme="majorHAnsi" w:eastAsia="黑体"/>
         <w:b/>
         <w:bCs/>
       </w:rPr>
@@ -6713,7 +7115,7 @@
         <w:spacing w:after="0" w:before="0" w:line="240" w:lineRule="auto"/>
       </w:pPr>
       <w:rPr>
-        <w:rFonts w:asciiTheme="majorHAnsi" w:cstheme="majorBidi" w:eastAsiaTheme="majorEastAsia" w:hAnsiTheme="majorHAnsi"/>
+        <w:rFonts w:asciiTheme="majorHAnsi" w:cstheme="majorBidi" w:hAnsiTheme="majorHAnsi" w:eastAsia="黑体"/>
         <w:b/>
         <w:bCs/>
       </w:rPr>
@@ -6734,7 +7136,7 @@
         <w:spacing w:after="0" w:before="0" w:line="240" w:lineRule="auto"/>
       </w:pPr>
       <w:rPr>
-        <w:rFonts w:asciiTheme="majorHAnsi" w:cstheme="majorBidi" w:eastAsiaTheme="majorEastAsia" w:hAnsiTheme="majorHAnsi"/>
+        <w:rFonts w:asciiTheme="majorHAnsi" w:cstheme="majorBidi" w:hAnsiTheme="majorHAnsi" w:eastAsia="黑体"/>
         <w:b/>
         <w:bCs/>
       </w:rPr>
@@ -6752,14 +7154,14 @@
     </w:tblStylePr>
     <w:tblStylePr w:type="firstCol">
       <w:rPr>
-        <w:rFonts w:asciiTheme="majorHAnsi" w:cstheme="majorBidi" w:eastAsiaTheme="majorEastAsia" w:hAnsiTheme="majorHAnsi"/>
+        <w:rFonts w:asciiTheme="majorHAnsi" w:cstheme="majorBidi" w:hAnsiTheme="majorHAnsi" w:eastAsia="黑体"/>
         <w:b/>
         <w:bCs/>
       </w:rPr>
     </w:tblStylePr>
     <w:tblStylePr w:type="lastCol">
       <w:rPr>
-        <w:rFonts w:asciiTheme="majorHAnsi" w:cstheme="majorBidi" w:eastAsiaTheme="majorEastAsia" w:hAnsiTheme="majorHAnsi"/>
+        <w:rFonts w:asciiTheme="majorHAnsi" w:cstheme="majorBidi" w:hAnsiTheme="majorHAnsi" w:eastAsia="黑体"/>
         <w:b/>
         <w:bCs/>
       </w:rPr>
@@ -6843,7 +7245,7 @@
         <w:spacing w:after="0" w:before="0" w:line="240" w:lineRule="auto"/>
       </w:pPr>
       <w:rPr>
-        <w:rFonts w:asciiTheme="majorHAnsi" w:cstheme="majorBidi" w:eastAsiaTheme="majorEastAsia" w:hAnsiTheme="majorHAnsi"/>
+        <w:rFonts w:asciiTheme="majorHAnsi" w:cstheme="majorBidi" w:hAnsiTheme="majorHAnsi" w:eastAsia="黑体"/>
         <w:b/>
         <w:bCs/>
       </w:rPr>
@@ -6864,7 +7266,7 @@
         <w:spacing w:after="0" w:before="0" w:line="240" w:lineRule="auto"/>
       </w:pPr>
       <w:rPr>
-        <w:rFonts w:asciiTheme="majorHAnsi" w:cstheme="majorBidi" w:eastAsiaTheme="majorEastAsia" w:hAnsiTheme="majorHAnsi"/>
+        <w:rFonts w:asciiTheme="majorHAnsi" w:cstheme="majorBidi" w:hAnsiTheme="majorHAnsi" w:eastAsia="黑体"/>
         <w:b/>
         <w:bCs/>
       </w:rPr>
@@ -6882,14 +7284,14 @@
     </w:tblStylePr>
     <w:tblStylePr w:type="firstCol">
       <w:rPr>
-        <w:rFonts w:asciiTheme="majorHAnsi" w:cstheme="majorBidi" w:eastAsiaTheme="majorEastAsia" w:hAnsiTheme="majorHAnsi"/>
+        <w:rFonts w:asciiTheme="majorHAnsi" w:cstheme="majorBidi" w:hAnsiTheme="majorHAnsi" w:eastAsia="黑体"/>
         <w:b/>
         <w:bCs/>
       </w:rPr>
     </w:tblStylePr>
     <w:tblStylePr w:type="lastCol">
       <w:rPr>
-        <w:rFonts w:asciiTheme="majorHAnsi" w:cstheme="majorBidi" w:eastAsiaTheme="majorEastAsia" w:hAnsiTheme="majorHAnsi"/>
+        <w:rFonts w:asciiTheme="majorHAnsi" w:cstheme="majorBidi" w:hAnsiTheme="majorHAnsi" w:eastAsia="黑体"/>
         <w:b/>
         <w:bCs/>
       </w:rPr>
@@ -6973,7 +7375,7 @@
         <w:spacing w:after="0" w:before="0" w:line="240" w:lineRule="auto"/>
       </w:pPr>
       <w:rPr>
-        <w:rFonts w:asciiTheme="majorHAnsi" w:cstheme="majorBidi" w:eastAsiaTheme="majorEastAsia" w:hAnsiTheme="majorHAnsi"/>
+        <w:rFonts w:asciiTheme="majorHAnsi" w:cstheme="majorBidi" w:hAnsiTheme="majorHAnsi" w:eastAsia="黑体"/>
         <w:b/>
         <w:bCs/>
       </w:rPr>
@@ -6994,7 +7396,7 @@
         <w:spacing w:after="0" w:before="0" w:line="240" w:lineRule="auto"/>
       </w:pPr>
       <w:rPr>
-        <w:rFonts w:asciiTheme="majorHAnsi" w:cstheme="majorBidi" w:eastAsiaTheme="majorEastAsia" w:hAnsiTheme="majorHAnsi"/>
+        <w:rFonts w:asciiTheme="majorHAnsi" w:cstheme="majorBidi" w:hAnsiTheme="majorHAnsi" w:eastAsia="黑体"/>
         <w:b/>
         <w:bCs/>
       </w:rPr>
@@ -7012,14 +7414,14 @@
     </w:tblStylePr>
     <w:tblStylePr w:type="firstCol">
       <w:rPr>
-        <w:rFonts w:asciiTheme="majorHAnsi" w:cstheme="majorBidi" w:eastAsiaTheme="majorEastAsia" w:hAnsiTheme="majorHAnsi"/>
+        <w:rFonts w:asciiTheme="majorHAnsi" w:cstheme="majorBidi" w:hAnsiTheme="majorHAnsi" w:eastAsia="黑体"/>
         <w:b/>
         <w:bCs/>
       </w:rPr>
     </w:tblStylePr>
     <w:tblStylePr w:type="lastCol">
       <w:rPr>
-        <w:rFonts w:asciiTheme="majorHAnsi" w:cstheme="majorBidi" w:eastAsiaTheme="majorEastAsia" w:hAnsiTheme="majorHAnsi"/>
+        <w:rFonts w:asciiTheme="majorHAnsi" w:cstheme="majorBidi" w:hAnsiTheme="majorHAnsi" w:eastAsia="黑体"/>
         <w:b/>
         <w:bCs/>
       </w:rPr>
@@ -7103,7 +7505,7 @@
         <w:spacing w:after="0" w:before="0" w:line="240" w:lineRule="auto"/>
       </w:pPr>
       <w:rPr>
-        <w:rFonts w:asciiTheme="majorHAnsi" w:cstheme="majorBidi" w:eastAsiaTheme="majorEastAsia" w:hAnsiTheme="majorHAnsi"/>
+        <w:rFonts w:asciiTheme="majorHAnsi" w:cstheme="majorBidi" w:hAnsiTheme="majorHAnsi" w:eastAsia="黑体"/>
         <w:b/>
         <w:bCs/>
       </w:rPr>
@@ -7124,7 +7526,7 @@
         <w:spacing w:after="0" w:before="0" w:line="240" w:lineRule="auto"/>
       </w:pPr>
       <w:rPr>
-        <w:rFonts w:asciiTheme="majorHAnsi" w:cstheme="majorBidi" w:eastAsiaTheme="majorEastAsia" w:hAnsiTheme="majorHAnsi"/>
+        <w:rFonts w:asciiTheme="majorHAnsi" w:cstheme="majorBidi" w:hAnsiTheme="majorHAnsi" w:eastAsia="黑体"/>
         <w:b/>
         <w:bCs/>
       </w:rPr>
@@ -7142,14 +7544,14 @@
     </w:tblStylePr>
     <w:tblStylePr w:type="firstCol">
       <w:rPr>
-        <w:rFonts w:asciiTheme="majorHAnsi" w:cstheme="majorBidi" w:eastAsiaTheme="majorEastAsia" w:hAnsiTheme="majorHAnsi"/>
+        <w:rFonts w:asciiTheme="majorHAnsi" w:cstheme="majorBidi" w:hAnsiTheme="majorHAnsi" w:eastAsia="黑体"/>
         <w:b/>
         <w:bCs/>
       </w:rPr>
     </w:tblStylePr>
     <w:tblStylePr w:type="lastCol">
       <w:rPr>
-        <w:rFonts w:asciiTheme="majorHAnsi" w:cstheme="majorBidi" w:eastAsiaTheme="majorEastAsia" w:hAnsiTheme="majorHAnsi"/>
+        <w:rFonts w:asciiTheme="majorHAnsi" w:cstheme="majorBidi" w:hAnsiTheme="majorHAnsi" w:eastAsia="黑体"/>
         <w:b/>
         <w:bCs/>
       </w:rPr>
@@ -7233,7 +7635,7 @@
         <w:spacing w:after="0" w:before="0" w:line="240" w:lineRule="auto"/>
       </w:pPr>
       <w:rPr>
-        <w:rFonts w:asciiTheme="majorHAnsi" w:cstheme="majorBidi" w:eastAsiaTheme="majorEastAsia" w:hAnsiTheme="majorHAnsi"/>
+        <w:rFonts w:asciiTheme="majorHAnsi" w:cstheme="majorBidi" w:hAnsiTheme="majorHAnsi" w:eastAsia="黑体"/>
         <w:b/>
         <w:bCs/>
       </w:rPr>
@@ -7254,7 +7656,7 @@
         <w:spacing w:after="0" w:before="0" w:line="240" w:lineRule="auto"/>
       </w:pPr>
       <w:rPr>
-        <w:rFonts w:asciiTheme="majorHAnsi" w:cstheme="majorBidi" w:eastAsiaTheme="majorEastAsia" w:hAnsiTheme="majorHAnsi"/>
+        <w:rFonts w:asciiTheme="majorHAnsi" w:cstheme="majorBidi" w:hAnsiTheme="majorHAnsi" w:eastAsia="黑体"/>
         <w:b/>
         <w:bCs/>
       </w:rPr>
@@ -7272,14 +7674,14 @@
     </w:tblStylePr>
     <w:tblStylePr w:type="firstCol">
       <w:rPr>
-        <w:rFonts w:asciiTheme="majorHAnsi" w:cstheme="majorBidi" w:eastAsiaTheme="majorEastAsia" w:hAnsiTheme="majorHAnsi"/>
+        <w:rFonts w:asciiTheme="majorHAnsi" w:cstheme="majorBidi" w:hAnsiTheme="majorHAnsi" w:eastAsia="黑体"/>
         <w:b/>
         <w:bCs/>
       </w:rPr>
     </w:tblStylePr>
     <w:tblStylePr w:type="lastCol">
       <w:rPr>
-        <w:rFonts w:asciiTheme="majorHAnsi" w:cstheme="majorBidi" w:eastAsiaTheme="majorEastAsia" w:hAnsiTheme="majorHAnsi"/>
+        <w:rFonts w:asciiTheme="majorHAnsi" w:cstheme="majorBidi" w:hAnsiTheme="majorHAnsi" w:eastAsia="黑体"/>
         <w:b/>
         <w:bCs/>
       </w:rPr>
@@ -7362,6 +7764,7 @@
         <w:spacing w:after="0" w:before="0" w:line="240" w:lineRule="auto"/>
       </w:pPr>
       <w:rPr>
+        <w:rFonts w:eastAsia="黑体"/>
         <w:b/>
         <w:bCs/>
         <w:color w:themeColor="background1" w:val="FFFFFF"/>
@@ -7384,6 +7787,7 @@
         <w:spacing w:after="0" w:before="0" w:line="240" w:lineRule="auto"/>
       </w:pPr>
       <w:rPr>
+        <w:rFonts w:eastAsia="黑体"/>
         <w:b/>
         <w:bCs/>
       </w:rPr>
@@ -7401,12 +7805,14 @@
     </w:tblStylePr>
     <w:tblStylePr w:type="firstCol">
       <w:rPr>
+        <w:rFonts w:eastAsia="黑体"/>
         <w:b/>
         <w:bCs/>
       </w:rPr>
     </w:tblStylePr>
     <w:tblStylePr w:type="lastCol">
       <w:rPr>
+        <w:rFonts w:eastAsia="黑体"/>
         <w:b/>
         <w:bCs/>
       </w:rPr>
@@ -7468,6 +7874,7 @@
         <w:spacing w:after="0" w:before="0" w:line="240" w:lineRule="auto"/>
       </w:pPr>
       <w:rPr>
+        <w:rFonts w:eastAsia="黑体"/>
         <w:b/>
         <w:bCs/>
         <w:color w:themeColor="background1" w:val="FFFFFF"/>
@@ -7490,6 +7897,7 @@
         <w:spacing w:after="0" w:before="0" w:line="240" w:lineRule="auto"/>
       </w:pPr>
       <w:rPr>
+        <w:rFonts w:eastAsia="黑体"/>
         <w:b/>
         <w:bCs/>
       </w:rPr>
@@ -7507,12 +7915,14 @@
     </w:tblStylePr>
     <w:tblStylePr w:type="firstCol">
       <w:rPr>
+        <w:rFonts w:eastAsia="黑体"/>
         <w:b/>
         <w:bCs/>
       </w:rPr>
     </w:tblStylePr>
     <w:tblStylePr w:type="lastCol">
       <w:rPr>
+        <w:rFonts w:eastAsia="黑体"/>
         <w:b/>
         <w:bCs/>
       </w:rPr>
@@ -7574,6 +7984,7 @@
         <w:spacing w:after="0" w:before="0" w:line="240" w:lineRule="auto"/>
       </w:pPr>
       <w:rPr>
+        <w:rFonts w:eastAsia="黑体"/>
         <w:b/>
         <w:bCs/>
         <w:color w:themeColor="background1" w:val="FFFFFF"/>
@@ -7596,6 +8007,7 @@
         <w:spacing w:after="0" w:before="0" w:line="240" w:lineRule="auto"/>
       </w:pPr>
       <w:rPr>
+        <w:rFonts w:eastAsia="黑体"/>
         <w:b/>
         <w:bCs/>
       </w:rPr>
@@ -7613,12 +8025,14 @@
     </w:tblStylePr>
     <w:tblStylePr w:type="firstCol">
       <w:rPr>
+        <w:rFonts w:eastAsia="黑体"/>
         <w:b/>
         <w:bCs/>
       </w:rPr>
     </w:tblStylePr>
     <w:tblStylePr w:type="lastCol">
       <w:rPr>
+        <w:rFonts w:eastAsia="黑体"/>
         <w:b/>
         <w:bCs/>
       </w:rPr>
@@ -7680,6 +8094,7 @@
         <w:spacing w:after="0" w:before="0" w:line="240" w:lineRule="auto"/>
       </w:pPr>
       <w:rPr>
+        <w:rFonts w:eastAsia="黑体"/>
         <w:b/>
         <w:bCs/>
         <w:color w:themeColor="background1" w:val="FFFFFF"/>
@@ -7702,6 +8117,7 @@
         <w:spacing w:after="0" w:before="0" w:line="240" w:lineRule="auto"/>
       </w:pPr>
       <w:rPr>
+        <w:rFonts w:eastAsia="黑体"/>
         <w:b/>
         <w:bCs/>
       </w:rPr>
@@ -7719,12 +8135,14 @@
     </w:tblStylePr>
     <w:tblStylePr w:type="firstCol">
       <w:rPr>
+        <w:rFonts w:eastAsia="黑体"/>
         <w:b/>
         <w:bCs/>
       </w:rPr>
     </w:tblStylePr>
     <w:tblStylePr w:type="lastCol">
       <w:rPr>
+        <w:rFonts w:eastAsia="黑体"/>
         <w:b/>
         <w:bCs/>
       </w:rPr>
@@ -7786,6 +8204,7 @@
         <w:spacing w:after="0" w:before="0" w:line="240" w:lineRule="auto"/>
       </w:pPr>
       <w:rPr>
+        <w:rFonts w:eastAsia="黑体"/>
         <w:b/>
         <w:bCs/>
         <w:color w:themeColor="background1" w:val="FFFFFF"/>
@@ -7808,6 +8227,7 @@
         <w:spacing w:after="0" w:before="0" w:line="240" w:lineRule="auto"/>
       </w:pPr>
       <w:rPr>
+        <w:rFonts w:eastAsia="黑体"/>
         <w:b/>
         <w:bCs/>
       </w:rPr>
@@ -7825,12 +8245,14 @@
     </w:tblStylePr>
     <w:tblStylePr w:type="firstCol">
       <w:rPr>
+        <w:rFonts w:eastAsia="黑体"/>
         <w:b/>
         <w:bCs/>
       </w:rPr>
     </w:tblStylePr>
     <w:tblStylePr w:type="lastCol">
       <w:rPr>
+        <w:rFonts w:eastAsia="黑体"/>
         <w:b/>
         <w:bCs/>
       </w:rPr>
@@ -7892,6 +8314,7 @@
         <w:spacing w:after="0" w:before="0" w:line="240" w:lineRule="auto"/>
       </w:pPr>
       <w:rPr>
+        <w:rFonts w:eastAsia="黑体"/>
         <w:b/>
         <w:bCs/>
         <w:color w:themeColor="background1" w:val="FFFFFF"/>
@@ -7914,6 +8337,7 @@
         <w:spacing w:after="0" w:before="0" w:line="240" w:lineRule="auto"/>
       </w:pPr>
       <w:rPr>
+        <w:rFonts w:eastAsia="黑体"/>
         <w:b/>
         <w:bCs/>
       </w:rPr>
@@ -7931,12 +8355,14 @@
     </w:tblStylePr>
     <w:tblStylePr w:type="firstCol">
       <w:rPr>
+        <w:rFonts w:eastAsia="黑体"/>
         <w:b/>
         <w:bCs/>
       </w:rPr>
     </w:tblStylePr>
     <w:tblStylePr w:type="lastCol">
       <w:rPr>
+        <w:rFonts w:eastAsia="黑体"/>
         <w:b/>
         <w:bCs/>
       </w:rPr>
@@ -7998,6 +8424,7 @@
         <w:spacing w:after="0" w:before="0" w:line="240" w:lineRule="auto"/>
       </w:pPr>
       <w:rPr>
+        <w:rFonts w:eastAsia="黑体"/>
         <w:b/>
         <w:bCs/>
         <w:color w:themeColor="background1" w:val="FFFFFF"/>
@@ -8020,6 +8447,7 @@
         <w:spacing w:after="0" w:before="0" w:line="240" w:lineRule="auto"/>
       </w:pPr>
       <w:rPr>
+        <w:rFonts w:eastAsia="黑体"/>
         <w:b/>
         <w:bCs/>
       </w:rPr>
@@ -8037,12 +8465,14 @@
     </w:tblStylePr>
     <w:tblStylePr w:type="firstCol">
       <w:rPr>
+        <w:rFonts w:eastAsia="黑体"/>
         <w:b/>
         <w:bCs/>
       </w:rPr>
     </w:tblStylePr>
     <w:tblStylePr w:type="lastCol">
       <w:rPr>
+        <w:rFonts w:eastAsia="黑体"/>
         <w:b/>
         <w:bCs/>
       </w:rPr>
@@ -8101,6 +8531,7 @@
         <w:spacing w:after="0" w:before="0" w:line="240" w:lineRule="auto"/>
       </w:pPr>
       <w:rPr>
+        <w:rFonts w:eastAsia="黑体"/>
         <w:b/>
         <w:bCs/>
         <w:color w:themeColor="background1" w:val="FFFFFF"/>
@@ -8123,6 +8554,7 @@
         <w:spacing w:after="0" w:before="0" w:line="240" w:lineRule="auto"/>
       </w:pPr>
       <w:rPr>
+        <w:rFonts w:eastAsia="黑体"/>
         <w:color w:val="auto"/>
       </w:rPr>
       <w:tblPr/>
@@ -8140,6 +8572,7 @@
     </w:tblStylePr>
     <w:tblStylePr w:type="firstCol">
       <w:rPr>
+        <w:rFonts w:eastAsia="黑体"/>
         <w:b/>
         <w:bCs/>
         <w:color w:themeColor="background1" w:val="FFFFFF"/>
@@ -8159,6 +8592,7 @@
     </w:tblStylePr>
     <w:tblStylePr w:type="lastCol">
       <w:rPr>
+        <w:rFonts w:eastAsia="黑体"/>
         <w:b/>
         <w:bCs/>
         <w:color w:themeColor="background1" w:val="FFFFFF"/>
@@ -8207,6 +8641,7 @@
     </w:tblStylePr>
     <w:tblStylePr w:type="nwCell">
       <w:rPr>
+        <w:rFonts w:eastAsia="黑体"/>
         <w:color w:themeColor="background1" w:val="FFFFFF"/>
       </w:rPr>
       <w:tblPr/>
@@ -8250,6 +8685,7 @@
         <w:spacing w:after="0" w:before="0" w:line="240" w:lineRule="auto"/>
       </w:pPr>
       <w:rPr>
+        <w:rFonts w:eastAsia="黑体"/>
         <w:b/>
         <w:bCs/>
         <w:color w:themeColor="background1" w:val="FFFFFF"/>
@@ -8272,6 +8708,7 @@
         <w:spacing w:after="0" w:before="0" w:line="240" w:lineRule="auto"/>
       </w:pPr>
       <w:rPr>
+        <w:rFonts w:eastAsia="黑体"/>
         <w:color w:val="auto"/>
       </w:rPr>
       <w:tblPr/>
@@ -8289,6 +8726,7 @@
     </w:tblStylePr>
     <w:tblStylePr w:type="firstCol">
       <w:rPr>
+        <w:rFonts w:eastAsia="黑体"/>
         <w:b/>
         <w:bCs/>
         <w:color w:themeColor="background1" w:val="FFFFFF"/>
@@ -8308,6 +8746,7 @@
     </w:tblStylePr>
     <w:tblStylePr w:type="lastCol">
       <w:rPr>
+        <w:rFonts w:eastAsia="黑体"/>
         <w:b/>
         <w:bCs/>
         <w:color w:themeColor="background1" w:val="FFFFFF"/>
@@ -8356,6 +8795,7 @@
     </w:tblStylePr>
     <w:tblStylePr w:type="nwCell">
       <w:rPr>
+        <w:rFonts w:eastAsia="黑体"/>
         <w:color w:themeColor="background1" w:val="FFFFFF"/>
       </w:rPr>
       <w:tblPr/>
@@ -8399,6 +8839,7 @@
         <w:spacing w:after="0" w:before="0" w:line="240" w:lineRule="auto"/>
       </w:pPr>
       <w:rPr>
+        <w:rFonts w:eastAsia="黑体"/>
         <w:b/>
         <w:bCs/>
         <w:color w:themeColor="background1" w:val="FFFFFF"/>
@@ -8421,6 +8862,7 @@
         <w:spacing w:after="0" w:before="0" w:line="240" w:lineRule="auto"/>
       </w:pPr>
       <w:rPr>
+        <w:rFonts w:eastAsia="黑体"/>
         <w:color w:val="auto"/>
       </w:rPr>
       <w:tblPr/>
@@ -8438,6 +8880,7 @@
     </w:tblStylePr>
     <w:tblStylePr w:type="firstCol">
       <w:rPr>
+        <w:rFonts w:eastAsia="黑体"/>
         <w:b/>
         <w:bCs/>
         <w:color w:themeColor="background1" w:val="FFFFFF"/>
@@ -8457,6 +8900,7 @@
     </w:tblStylePr>
     <w:tblStylePr w:type="lastCol">
       <w:rPr>
+        <w:rFonts w:eastAsia="黑体"/>
         <w:b/>
         <w:bCs/>
         <w:color w:themeColor="background1" w:val="FFFFFF"/>
@@ -8505,6 +8949,7 @@
     </w:tblStylePr>
     <w:tblStylePr w:type="nwCell">
       <w:rPr>
+        <w:rFonts w:eastAsia="黑体"/>
         <w:color w:themeColor="background1" w:val="FFFFFF"/>
       </w:rPr>
       <w:tblPr/>
@@ -8548,6 +8993,7 @@
         <w:spacing w:after="0" w:before="0" w:line="240" w:lineRule="auto"/>
       </w:pPr>
       <w:rPr>
+        <w:rFonts w:eastAsia="黑体"/>
         <w:b/>
         <w:bCs/>
         <w:color w:themeColor="background1" w:val="FFFFFF"/>
@@ -8570,6 +9016,7 @@
         <w:spacing w:after="0" w:before="0" w:line="240" w:lineRule="auto"/>
       </w:pPr>
       <w:rPr>
+        <w:rFonts w:eastAsia="黑体"/>
         <w:color w:val="auto"/>
       </w:rPr>
       <w:tblPr/>
@@ -8587,6 +9034,7 @@
     </w:tblStylePr>
     <w:tblStylePr w:type="firstCol">
       <w:rPr>
+        <w:rFonts w:eastAsia="黑体"/>
         <w:b/>
         <w:bCs/>
         <w:color w:themeColor="background1" w:val="FFFFFF"/>
@@ -8606,6 +9054,7 @@
     </w:tblStylePr>
     <w:tblStylePr w:type="lastCol">
       <w:rPr>
+        <w:rFonts w:eastAsia="黑体"/>
         <w:b/>
         <w:bCs/>
         <w:color w:themeColor="background1" w:val="FFFFFF"/>
@@ -8654,6 +9103,7 @@
     </w:tblStylePr>
     <w:tblStylePr w:type="nwCell">
       <w:rPr>
+        <w:rFonts w:eastAsia="黑体"/>
         <w:color w:themeColor="background1" w:val="FFFFFF"/>
       </w:rPr>
       <w:tblPr/>
@@ -8697,6 +9147,7 @@
         <w:spacing w:after="0" w:before="0" w:line="240" w:lineRule="auto"/>
       </w:pPr>
       <w:rPr>
+        <w:rFonts w:eastAsia="黑体"/>
         <w:b/>
         <w:bCs/>
         <w:color w:themeColor="background1" w:val="FFFFFF"/>
@@ -8719,6 +9170,7 @@
         <w:spacing w:after="0" w:before="0" w:line="240" w:lineRule="auto"/>
       </w:pPr>
       <w:rPr>
+        <w:rFonts w:eastAsia="黑体"/>
         <w:color w:val="auto"/>
       </w:rPr>
       <w:tblPr/>
@@ -8736,6 +9188,7 @@
     </w:tblStylePr>
     <w:tblStylePr w:type="firstCol">
       <w:rPr>
+        <w:rFonts w:eastAsia="黑体"/>
         <w:b/>
         <w:bCs/>
         <w:color w:themeColor="background1" w:val="FFFFFF"/>
@@ -8755,6 +9208,7 @@
     </w:tblStylePr>
     <w:tblStylePr w:type="lastCol">
       <w:rPr>
+        <w:rFonts w:eastAsia="黑体"/>
         <w:b/>
         <w:bCs/>
         <w:color w:themeColor="background1" w:val="FFFFFF"/>
@@ -8803,6 +9257,7 @@
     </w:tblStylePr>
     <w:tblStylePr w:type="nwCell">
       <w:rPr>
+        <w:rFonts w:eastAsia="黑体"/>
         <w:color w:themeColor="background1" w:val="FFFFFF"/>
       </w:rPr>
       <w:tblPr/>
@@ -8846,6 +9301,7 @@
         <w:spacing w:after="0" w:before="0" w:line="240" w:lineRule="auto"/>
       </w:pPr>
       <w:rPr>
+        <w:rFonts w:eastAsia="黑体"/>
         <w:b/>
         <w:bCs/>
         <w:color w:themeColor="background1" w:val="FFFFFF"/>
@@ -8868,6 +9324,7 @@
         <w:spacing w:after="0" w:before="0" w:line="240" w:lineRule="auto"/>
       </w:pPr>
       <w:rPr>
+        <w:rFonts w:eastAsia="黑体"/>
         <w:color w:val="auto"/>
       </w:rPr>
       <w:tblPr/>
@@ -8885,6 +9342,7 @@
     </w:tblStylePr>
     <w:tblStylePr w:type="firstCol">
       <w:rPr>
+        <w:rFonts w:eastAsia="黑体"/>
         <w:b/>
         <w:bCs/>
         <w:color w:themeColor="background1" w:val="FFFFFF"/>
@@ -8904,6 +9362,7 @@
     </w:tblStylePr>
     <w:tblStylePr w:type="lastCol">
       <w:rPr>
+        <w:rFonts w:eastAsia="黑体"/>
         <w:b/>
         <w:bCs/>
         <w:color w:themeColor="background1" w:val="FFFFFF"/>
@@ -8952,6 +9411,7 @@
     </w:tblStylePr>
     <w:tblStylePr w:type="nwCell">
       <w:rPr>
+        <w:rFonts w:eastAsia="黑体"/>
         <w:color w:themeColor="background1" w:val="FFFFFF"/>
       </w:rPr>
       <w:tblPr/>
@@ -8995,6 +9455,7 @@
         <w:spacing w:after="0" w:before="0" w:line="240" w:lineRule="auto"/>
       </w:pPr>
       <w:rPr>
+        <w:rFonts w:eastAsia="黑体"/>
         <w:b/>
         <w:bCs/>
         <w:color w:themeColor="background1" w:val="FFFFFF"/>
@@ -9017,6 +9478,7 @@
         <w:spacing w:after="0" w:before="0" w:line="240" w:lineRule="auto"/>
       </w:pPr>
       <w:rPr>
+        <w:rFonts w:eastAsia="黑体"/>
         <w:color w:val="auto"/>
       </w:rPr>
       <w:tblPr/>
@@ -9034,6 +9496,7 @@
     </w:tblStylePr>
     <w:tblStylePr w:type="firstCol">
       <w:rPr>
+        <w:rFonts w:eastAsia="黑体"/>
         <w:b/>
         <w:bCs/>
         <w:color w:themeColor="background1" w:val="FFFFFF"/>
@@ -9053,6 +9516,7 @@
     </w:tblStylePr>
     <w:tblStylePr w:type="lastCol">
       <w:rPr>
+        <w:rFonts w:eastAsia="黑体"/>
         <w:b/>
         <w:bCs/>
         <w:color w:themeColor="background1" w:val="FFFFFF"/>
@@ -9101,6 +9565,7 @@
     </w:tblStylePr>
     <w:tblStylePr w:type="nwCell">
       <w:rPr>
+        <w:rFonts w:eastAsia="黑体"/>
         <w:color w:themeColor="background1" w:val="FFFFFF"/>
       </w:rPr>
       <w:tblPr/>
@@ -9125,6 +9590,7 @@
       <w:spacing w:after="0" w:line="240" w:lineRule="auto"/>
     </w:pPr>
     <w:rPr>
+      <w:rFonts w:eastAsia="黑体"/>
       <w:color w:themeColor="text1" w:val="000000"/>
     </w:rPr>
     <w:tblPr>
@@ -9144,7 +9610,7 @@
     </w:tblPr>
     <w:tblStylePr w:type="firstRow">
       <w:rPr>
-        <w:rFonts w:asciiTheme="majorHAnsi" w:cstheme="majorBidi" w:eastAsiaTheme="majorEastAsia" w:hAnsiTheme="majorHAnsi"/>
+        <w:rFonts w:asciiTheme="majorHAnsi" w:cstheme="majorBidi" w:hAnsiTheme="majorHAnsi" w:eastAsia="黑体"/>
       </w:rPr>
       <w:tblPr/>
       <w:tcPr>
@@ -9156,6 +9622,7 @@
     </w:tblStylePr>
     <w:tblStylePr w:type="lastRow">
       <w:rPr>
+        <w:rFonts w:eastAsia="黑体"/>
         <w:b/>
         <w:bCs/>
         <w:color w:themeColor="text2" w:val="1F497D"/>
@@ -9170,12 +9637,14 @@
     </w:tblStylePr>
     <w:tblStylePr w:type="firstCol">
       <w:rPr>
+        <w:rFonts w:eastAsia="黑体"/>
         <w:b/>
         <w:bCs/>
       </w:rPr>
     </w:tblStylePr>
     <w:tblStylePr w:type="lastCol">
       <w:rPr>
+        <w:rFonts w:eastAsia="黑体"/>
         <w:b/>
         <w:bCs/>
       </w:rPr>
@@ -9209,6 +9678,7 @@
       <w:spacing w:after="0" w:line="240" w:lineRule="auto"/>
     </w:pPr>
     <w:rPr>
+      <w:rFonts w:eastAsia="黑体"/>
       <w:color w:themeColor="text1" w:val="000000"/>
     </w:rPr>
     <w:tblPr>
@@ -9228,7 +9698,7 @@
     </w:tblPr>
     <w:tblStylePr w:type="firstRow">
       <w:rPr>
-        <w:rFonts w:asciiTheme="majorHAnsi" w:cstheme="majorBidi" w:eastAsiaTheme="majorEastAsia" w:hAnsiTheme="majorHAnsi"/>
+        <w:rFonts w:asciiTheme="majorHAnsi" w:cstheme="majorBidi" w:hAnsiTheme="majorHAnsi" w:eastAsia="黑体"/>
       </w:rPr>
       <w:tblPr/>
       <w:tcPr>
@@ -9240,6 +9710,7 @@
     </w:tblStylePr>
     <w:tblStylePr w:type="lastRow">
       <w:rPr>
+        <w:rFonts w:eastAsia="黑体"/>
         <w:b/>
         <w:bCs/>
         <w:color w:themeColor="text2" w:val="1F497D"/>
@@ -9254,12 +9725,14 @@
     </w:tblStylePr>
     <w:tblStylePr w:type="firstCol">
       <w:rPr>
+        <w:rFonts w:eastAsia="黑体"/>
         <w:b/>
         <w:bCs/>
       </w:rPr>
     </w:tblStylePr>
     <w:tblStylePr w:type="lastCol">
       <w:rPr>
+        <w:rFonts w:eastAsia="黑体"/>
         <w:b/>
         <w:bCs/>
       </w:rPr>
@@ -9293,6 +9766,7 @@
       <w:spacing w:after="0" w:line="240" w:lineRule="auto"/>
     </w:pPr>
     <w:rPr>
+      <w:rFonts w:eastAsia="黑体"/>
       <w:color w:themeColor="text1" w:val="000000"/>
     </w:rPr>
     <w:tblPr>
@@ -9312,7 +9786,7 @@
     </w:tblPr>
     <w:tblStylePr w:type="firstRow">
       <w:rPr>
-        <w:rFonts w:asciiTheme="majorHAnsi" w:cstheme="majorBidi" w:eastAsiaTheme="majorEastAsia" w:hAnsiTheme="majorHAnsi"/>
+        <w:rFonts w:asciiTheme="majorHAnsi" w:cstheme="majorBidi" w:hAnsiTheme="majorHAnsi" w:eastAsia="黑体"/>
       </w:rPr>
       <w:tblPr/>
       <w:tcPr>
@@ -9324,6 +9798,7 @@
     </w:tblStylePr>
     <w:tblStylePr w:type="lastRow">
       <w:rPr>
+        <w:rFonts w:eastAsia="黑体"/>
         <w:b/>
         <w:bCs/>
         <w:color w:themeColor="text2" w:val="1F497D"/>
@@ -9338,12 +9813,14 @@
     </w:tblStylePr>
     <w:tblStylePr w:type="firstCol">
       <w:rPr>
+        <w:rFonts w:eastAsia="黑体"/>
         <w:b/>
         <w:bCs/>
       </w:rPr>
     </w:tblStylePr>
     <w:tblStylePr w:type="lastCol">
       <w:rPr>
+        <w:rFonts w:eastAsia="黑体"/>
         <w:b/>
         <w:bCs/>
       </w:rPr>
@@ -9377,6 +9854,7 @@
       <w:spacing w:after="0" w:line="240" w:lineRule="auto"/>
     </w:pPr>
     <w:rPr>
+      <w:rFonts w:eastAsia="黑体"/>
       <w:color w:themeColor="text1" w:val="000000"/>
     </w:rPr>
     <w:tblPr>
@@ -9396,7 +9874,7 @@
     </w:tblPr>
     <w:tblStylePr w:type="firstRow">
       <w:rPr>
-        <w:rFonts w:asciiTheme="majorHAnsi" w:cstheme="majorBidi" w:eastAsiaTheme="majorEastAsia" w:hAnsiTheme="majorHAnsi"/>
+        <w:rFonts w:asciiTheme="majorHAnsi" w:cstheme="majorBidi" w:hAnsiTheme="majorHAnsi" w:eastAsia="黑体"/>
       </w:rPr>
       <w:tblPr/>
       <w:tcPr>
@@ -9408,6 +9886,7 @@
     </w:tblStylePr>
     <w:tblStylePr w:type="lastRow">
       <w:rPr>
+        <w:rFonts w:eastAsia="黑体"/>
         <w:b/>
         <w:bCs/>
         <w:color w:themeColor="text2" w:val="1F497D"/>
@@ -9422,12 +9901,14 @@
     </w:tblStylePr>
     <w:tblStylePr w:type="firstCol">
       <w:rPr>
+        <w:rFonts w:eastAsia="黑体"/>
         <w:b/>
         <w:bCs/>
       </w:rPr>
     </w:tblStylePr>
     <w:tblStylePr w:type="lastCol">
       <w:rPr>
+        <w:rFonts w:eastAsia="黑体"/>
         <w:b/>
         <w:bCs/>
       </w:rPr>
@@ -9461,6 +9942,7 @@
       <w:spacing w:after="0" w:line="240" w:lineRule="auto"/>
     </w:pPr>
     <w:rPr>
+      <w:rFonts w:eastAsia="黑体"/>
       <w:color w:themeColor="text1" w:val="000000"/>
     </w:rPr>
     <w:tblPr>
@@ -9480,7 +9962,7 @@
     </w:tblPr>
     <w:tblStylePr w:type="firstRow">
       <w:rPr>
-        <w:rFonts w:asciiTheme="majorHAnsi" w:cstheme="majorBidi" w:eastAsiaTheme="majorEastAsia" w:hAnsiTheme="majorHAnsi"/>
+        <w:rFonts w:asciiTheme="majorHAnsi" w:cstheme="majorBidi" w:hAnsiTheme="majorHAnsi" w:eastAsia="黑体"/>
       </w:rPr>
       <w:tblPr/>
       <w:tcPr>
@@ -9492,6 +9974,7 @@
     </w:tblStylePr>
     <w:tblStylePr w:type="lastRow">
       <w:rPr>
+        <w:rFonts w:eastAsia="黑体"/>
         <w:b/>
         <w:bCs/>
         <w:color w:themeColor="text2" w:val="1F497D"/>
@@ -9506,12 +9989,14 @@
     </w:tblStylePr>
     <w:tblStylePr w:type="firstCol">
       <w:rPr>
+        <w:rFonts w:eastAsia="黑体"/>
         <w:b/>
         <w:bCs/>
       </w:rPr>
     </w:tblStylePr>
     <w:tblStylePr w:type="lastCol">
       <w:rPr>
+        <w:rFonts w:eastAsia="黑体"/>
         <w:b/>
         <w:bCs/>
       </w:rPr>
@@ -9545,6 +10030,7 @@
       <w:spacing w:after="0" w:line="240" w:lineRule="auto"/>
     </w:pPr>
     <w:rPr>
+      <w:rFonts w:eastAsia="黑体"/>
       <w:color w:themeColor="text1" w:val="000000"/>
     </w:rPr>
     <w:tblPr>
@@ -9564,7 +10050,7 @@
     </w:tblPr>
     <w:tblStylePr w:type="firstRow">
       <w:rPr>
-        <w:rFonts w:asciiTheme="majorHAnsi" w:cstheme="majorBidi" w:eastAsiaTheme="majorEastAsia" w:hAnsiTheme="majorHAnsi"/>
+        <w:rFonts w:asciiTheme="majorHAnsi" w:cstheme="majorBidi" w:hAnsiTheme="majorHAnsi" w:eastAsia="黑体"/>
       </w:rPr>
       <w:tblPr/>
       <w:tcPr>
@@ -9576,6 +10062,7 @@
     </w:tblStylePr>
     <w:tblStylePr w:type="lastRow">
       <w:rPr>
+        <w:rFonts w:eastAsia="黑体"/>
         <w:b/>
         <w:bCs/>
         <w:color w:themeColor="text2" w:val="1F497D"/>
@@ -9590,12 +10077,14 @@
     </w:tblStylePr>
     <w:tblStylePr w:type="firstCol">
       <w:rPr>
+        <w:rFonts w:eastAsia="黑体"/>
         <w:b/>
         <w:bCs/>
       </w:rPr>
     </w:tblStylePr>
     <w:tblStylePr w:type="lastCol">
       <w:rPr>
+        <w:rFonts w:eastAsia="黑体"/>
         <w:b/>
         <w:bCs/>
       </w:rPr>
@@ -9629,6 +10118,7 @@
       <w:spacing w:after="0" w:line="240" w:lineRule="auto"/>
     </w:pPr>
     <w:rPr>
+      <w:rFonts w:eastAsia="黑体"/>
       <w:color w:themeColor="text1" w:val="000000"/>
     </w:rPr>
     <w:tblPr>
@@ -9648,7 +10138,7 @@
     </w:tblPr>
     <w:tblStylePr w:type="firstRow">
       <w:rPr>
-        <w:rFonts w:asciiTheme="majorHAnsi" w:cstheme="majorBidi" w:eastAsiaTheme="majorEastAsia" w:hAnsiTheme="majorHAnsi"/>
+        <w:rFonts w:asciiTheme="majorHAnsi" w:cstheme="majorBidi" w:hAnsiTheme="majorHAnsi" w:eastAsia="黑体"/>
       </w:rPr>
       <w:tblPr/>
       <w:tcPr>
@@ -9660,6 +10150,7 @@
     </w:tblStylePr>
     <w:tblStylePr w:type="lastRow">
       <w:rPr>
+        <w:rFonts w:eastAsia="黑体"/>
         <w:b/>
         <w:bCs/>
         <w:color w:themeColor="text2" w:val="1F497D"/>
@@ -9674,12 +10165,14 @@
     </w:tblStylePr>
     <w:tblStylePr w:type="firstCol">
       <w:rPr>
+        <w:rFonts w:eastAsia="黑体"/>
         <w:b/>
         <w:bCs/>
       </w:rPr>
     </w:tblStylePr>
     <w:tblStylePr w:type="lastCol">
       <w:rPr>
+        <w:rFonts w:eastAsia="黑体"/>
         <w:b/>
         <w:bCs/>
       </w:rPr>
@@ -9713,7 +10206,7 @@
       <w:spacing w:after="0" w:line="240" w:lineRule="auto"/>
     </w:pPr>
     <w:rPr>
-      <w:rFonts w:asciiTheme="majorHAnsi" w:cstheme="majorBidi" w:eastAsiaTheme="majorEastAsia" w:hAnsiTheme="majorHAnsi"/>
+      <w:rFonts w:asciiTheme="majorHAnsi" w:cstheme="majorBidi" w:hAnsiTheme="majorHAnsi" w:eastAsia="黑体"/>
       <w:color w:themeColor="text1" w:val="000000"/>
     </w:rPr>
     <w:tblPr>
@@ -9735,6 +10228,7 @@
     </w:tblPr>
     <w:tblStylePr w:type="firstRow">
       <w:rPr>
+        <w:rFonts w:eastAsia="黑体"/>
         <w:sz w:val="24"/>
         <w:szCs w:val="24"/>
       </w:rPr>
@@ -9841,7 +10335,7 @@
       <w:spacing w:after="0" w:line="240" w:lineRule="auto"/>
     </w:pPr>
     <w:rPr>
-      <w:rFonts w:asciiTheme="majorHAnsi" w:cstheme="majorBidi" w:eastAsiaTheme="majorEastAsia" w:hAnsiTheme="majorHAnsi"/>
+      <w:rFonts w:asciiTheme="majorHAnsi" w:cstheme="majorBidi" w:hAnsiTheme="majorHAnsi" w:eastAsia="黑体"/>
       <w:color w:themeColor="text1" w:val="000000"/>
     </w:rPr>
     <w:tblPr>
@@ -9863,6 +10357,7 @@
     </w:tblPr>
     <w:tblStylePr w:type="firstRow">
       <w:rPr>
+        <w:rFonts w:eastAsia="黑体"/>
         <w:sz w:val="24"/>
         <w:szCs w:val="24"/>
       </w:rPr>
@@ -9969,7 +10464,7 @@
       <w:spacing w:after="0" w:line="240" w:lineRule="auto"/>
     </w:pPr>
     <w:rPr>
-      <w:rFonts w:asciiTheme="majorHAnsi" w:cstheme="majorBidi" w:eastAsiaTheme="majorEastAsia" w:hAnsiTheme="majorHAnsi"/>
+      <w:rFonts w:asciiTheme="majorHAnsi" w:cstheme="majorBidi" w:hAnsiTheme="majorHAnsi" w:eastAsia="黑体"/>
       <w:color w:themeColor="text1" w:val="000000"/>
     </w:rPr>
     <w:tblPr>
@@ -9991,6 +10486,7 @@
     </w:tblPr>
     <w:tblStylePr w:type="firstRow">
       <w:rPr>
+        <w:rFonts w:eastAsia="黑体"/>
         <w:sz w:val="24"/>
         <w:szCs w:val="24"/>
       </w:rPr>
@@ -10097,7 +10593,7 @@
       <w:spacing w:after="0" w:line="240" w:lineRule="auto"/>
     </w:pPr>
     <w:rPr>
-      <w:rFonts w:asciiTheme="majorHAnsi" w:cstheme="majorBidi" w:eastAsiaTheme="majorEastAsia" w:hAnsiTheme="majorHAnsi"/>
+      <w:rFonts w:asciiTheme="majorHAnsi" w:cstheme="majorBidi" w:hAnsiTheme="majorHAnsi" w:eastAsia="黑体"/>
       <w:color w:themeColor="text1" w:val="000000"/>
     </w:rPr>
     <w:tblPr>
@@ -10119,6 +10615,7 @@
     </w:tblPr>
     <w:tblStylePr w:type="firstRow">
       <w:rPr>
+        <w:rFonts w:eastAsia="黑体"/>
         <w:sz w:val="24"/>
         <w:szCs w:val="24"/>
       </w:rPr>
@@ -10225,7 +10722,7 @@
       <w:spacing w:after="0" w:line="240" w:lineRule="auto"/>
     </w:pPr>
     <w:rPr>
-      <w:rFonts w:asciiTheme="majorHAnsi" w:cstheme="majorBidi" w:eastAsiaTheme="majorEastAsia" w:hAnsiTheme="majorHAnsi"/>
+      <w:rFonts w:asciiTheme="majorHAnsi" w:cstheme="majorBidi" w:hAnsiTheme="majorHAnsi" w:eastAsia="黑体"/>
       <w:color w:themeColor="text1" w:val="000000"/>
     </w:rPr>
     <w:tblPr>
@@ -10247,6 +10744,7 @@
     </w:tblPr>
     <w:tblStylePr w:type="firstRow">
       <w:rPr>
+        <w:rFonts w:eastAsia="黑体"/>
         <w:sz w:val="24"/>
         <w:szCs w:val="24"/>
       </w:rPr>
@@ -10353,7 +10851,7 @@
       <w:spacing w:after="0" w:line="240" w:lineRule="auto"/>
     </w:pPr>
     <w:rPr>
-      <w:rFonts w:asciiTheme="majorHAnsi" w:cstheme="majorBidi" w:eastAsiaTheme="majorEastAsia" w:hAnsiTheme="majorHAnsi"/>
+      <w:rFonts w:asciiTheme="majorHAnsi" w:cstheme="majorBidi" w:hAnsiTheme="majorHAnsi" w:eastAsia="黑体"/>
       <w:color w:themeColor="text1" w:val="000000"/>
     </w:rPr>
     <w:tblPr>
@@ -10375,6 +10873,7 @@
     </w:tblPr>
     <w:tblStylePr w:type="firstRow">
       <w:rPr>
+        <w:rFonts w:eastAsia="黑体"/>
         <w:sz w:val="24"/>
         <w:szCs w:val="24"/>
       </w:rPr>
@@ -10481,7 +10980,7 @@
       <w:spacing w:after="0" w:line="240" w:lineRule="auto"/>
     </w:pPr>
     <w:rPr>
-      <w:rFonts w:asciiTheme="majorHAnsi" w:cstheme="majorBidi" w:eastAsiaTheme="majorEastAsia" w:hAnsiTheme="majorHAnsi"/>
+      <w:rFonts w:asciiTheme="majorHAnsi" w:cstheme="majorBidi" w:hAnsiTheme="majorHAnsi" w:eastAsia="黑体"/>
       <w:color w:themeColor="text1" w:val="000000"/>
     </w:rPr>
     <w:tblPr>
@@ -10503,6 +11002,7 @@
     </w:tblPr>
     <w:tblStylePr w:type="firstRow">
       <w:rPr>
+        <w:rFonts w:eastAsia="黑体"/>
         <w:sz w:val="24"/>
         <w:szCs w:val="24"/>
       </w:rPr>
@@ -10632,12 +11132,14 @@
     </w:tcPr>
     <w:tblStylePr w:type="firstRow">
       <w:rPr>
+        <w:rFonts w:eastAsia="黑体"/>
         <w:b/>
         <w:bCs/>
       </w:rPr>
     </w:tblStylePr>
     <w:tblStylePr w:type="lastRow">
       <w:rPr>
+        <w:rFonts w:eastAsia="黑体"/>
         <w:b/>
         <w:bCs/>
       </w:rPr>
@@ -10650,12 +11152,14 @@
     </w:tblStylePr>
     <w:tblStylePr w:type="firstCol">
       <w:rPr>
+        <w:rFonts w:eastAsia="黑体"/>
         <w:b/>
         <w:bCs/>
       </w:rPr>
     </w:tblStylePr>
     <w:tblStylePr w:type="lastCol">
       <w:rPr>
+        <w:rFonts w:eastAsia="黑体"/>
         <w:b/>
         <w:bCs/>
       </w:rPr>
@@ -10705,12 +11209,14 @@
     </w:tcPr>
     <w:tblStylePr w:type="firstRow">
       <w:rPr>
+        <w:rFonts w:eastAsia="黑体"/>
         <w:b/>
         <w:bCs/>
       </w:rPr>
     </w:tblStylePr>
     <w:tblStylePr w:type="lastRow">
       <w:rPr>
+        <w:rFonts w:eastAsia="黑体"/>
         <w:b/>
         <w:bCs/>
       </w:rPr>
@@ -10723,12 +11229,14 @@
     </w:tblStylePr>
     <w:tblStylePr w:type="firstCol">
       <w:rPr>
+        <w:rFonts w:eastAsia="黑体"/>
         <w:b/>
         <w:bCs/>
       </w:rPr>
     </w:tblStylePr>
     <w:tblStylePr w:type="lastCol">
       <w:rPr>
+        <w:rFonts w:eastAsia="黑体"/>
         <w:b/>
         <w:bCs/>
       </w:rPr>
@@ -10778,12 +11286,14 @@
     </w:tcPr>
     <w:tblStylePr w:type="firstRow">
       <w:rPr>
+        <w:rFonts w:eastAsia="黑体"/>
         <w:b/>
         <w:bCs/>
       </w:rPr>
     </w:tblStylePr>
     <w:tblStylePr w:type="lastRow">
       <w:rPr>
+        <w:rFonts w:eastAsia="黑体"/>
         <w:b/>
         <w:bCs/>
       </w:rPr>
@@ -10796,12 +11306,14 @@
     </w:tblStylePr>
     <w:tblStylePr w:type="firstCol">
       <w:rPr>
+        <w:rFonts w:eastAsia="黑体"/>
         <w:b/>
         <w:bCs/>
       </w:rPr>
     </w:tblStylePr>
     <w:tblStylePr w:type="lastCol">
       <w:rPr>
+        <w:rFonts w:eastAsia="黑体"/>
         <w:b/>
         <w:bCs/>
       </w:rPr>
@@ -10851,12 +11363,14 @@
     </w:tcPr>
     <w:tblStylePr w:type="firstRow">
       <w:rPr>
+        <w:rFonts w:eastAsia="黑体"/>
         <w:b/>
         <w:bCs/>
       </w:rPr>
     </w:tblStylePr>
     <w:tblStylePr w:type="lastRow">
       <w:rPr>
+        <w:rFonts w:eastAsia="黑体"/>
         <w:b/>
         <w:bCs/>
       </w:rPr>
@@ -10869,12 +11383,14 @@
     </w:tblStylePr>
     <w:tblStylePr w:type="firstCol">
       <w:rPr>
+        <w:rFonts w:eastAsia="黑体"/>
         <w:b/>
         <w:bCs/>
       </w:rPr>
     </w:tblStylePr>
     <w:tblStylePr w:type="lastCol">
       <w:rPr>
+        <w:rFonts w:eastAsia="黑体"/>
         <w:b/>
         <w:bCs/>
       </w:rPr>
@@ -10924,12 +11440,14 @@
     </w:tcPr>
     <w:tblStylePr w:type="firstRow">
       <w:rPr>
+        <w:rFonts w:eastAsia="黑体"/>
         <w:b/>
         <w:bCs/>
       </w:rPr>
     </w:tblStylePr>
     <w:tblStylePr w:type="lastRow">
       <w:rPr>
+        <w:rFonts w:eastAsia="黑体"/>
         <w:b/>
         <w:bCs/>
       </w:rPr>
@@ -10942,12 +11460,14 @@
     </w:tblStylePr>
     <w:tblStylePr w:type="firstCol">
       <w:rPr>
+        <w:rFonts w:eastAsia="黑体"/>
         <w:b/>
         <w:bCs/>
       </w:rPr>
     </w:tblStylePr>
     <w:tblStylePr w:type="lastCol">
       <w:rPr>
+        <w:rFonts w:eastAsia="黑体"/>
         <w:b/>
         <w:bCs/>
       </w:rPr>
@@ -10997,12 +11517,14 @@
     </w:tcPr>
     <w:tblStylePr w:type="firstRow">
       <w:rPr>
+        <w:rFonts w:eastAsia="黑体"/>
         <w:b/>
         <w:bCs/>
       </w:rPr>
     </w:tblStylePr>
     <w:tblStylePr w:type="lastRow">
       <w:rPr>
+        <w:rFonts w:eastAsia="黑体"/>
         <w:b/>
         <w:bCs/>
       </w:rPr>
@@ -11015,12 +11537,14 @@
     </w:tblStylePr>
     <w:tblStylePr w:type="firstCol">
       <w:rPr>
+        <w:rFonts w:eastAsia="黑体"/>
         <w:b/>
         <w:bCs/>
       </w:rPr>
     </w:tblStylePr>
     <w:tblStylePr w:type="lastCol">
       <w:rPr>
+        <w:rFonts w:eastAsia="黑体"/>
         <w:b/>
         <w:bCs/>
       </w:rPr>
@@ -11070,12 +11594,14 @@
     </w:tcPr>
     <w:tblStylePr w:type="firstRow">
       <w:rPr>
+        <w:rFonts w:eastAsia="黑体"/>
         <w:b/>
         <w:bCs/>
       </w:rPr>
     </w:tblStylePr>
     <w:tblStylePr w:type="lastRow">
       <w:rPr>
+        <w:rFonts w:eastAsia="黑体"/>
         <w:b/>
         <w:bCs/>
       </w:rPr>
@@ -11088,12 +11614,14 @@
     </w:tblStylePr>
     <w:tblStylePr w:type="firstCol">
       <w:rPr>
+        <w:rFonts w:eastAsia="黑体"/>
         <w:b/>
         <w:bCs/>
       </w:rPr>
     </w:tblStylePr>
     <w:tblStylePr w:type="lastCol">
       <w:rPr>
+        <w:rFonts w:eastAsia="黑体"/>
         <w:b/>
         <w:bCs/>
       </w:rPr>
@@ -11120,7 +11648,7 @@
       <w:spacing w:after="0" w:line="240" w:lineRule="auto"/>
     </w:pPr>
     <w:rPr>
-      <w:rFonts w:asciiTheme="majorHAnsi" w:cstheme="majorBidi" w:eastAsiaTheme="majorEastAsia" w:hAnsiTheme="majorHAnsi"/>
+      <w:rFonts w:asciiTheme="majorHAnsi" w:cstheme="majorBidi" w:hAnsiTheme="majorHAnsi" w:eastAsia="黑体"/>
       <w:color w:themeColor="text1" w:val="000000"/>
     </w:rPr>
     <w:tblPr>
@@ -11147,6 +11675,7 @@
     </w:tcPr>
     <w:tblStylePr w:type="firstRow">
       <w:rPr>
+        <w:rFonts w:eastAsia="黑体"/>
         <w:b/>
         <w:bCs/>
         <w:color w:themeColor="text1" w:val="000000"/>
@@ -11158,6 +11687,7 @@
     </w:tblStylePr>
     <w:tblStylePr w:type="lastRow">
       <w:rPr>
+        <w:rFonts w:eastAsia="黑体"/>
         <w:b/>
         <w:bCs/>
         <w:color w:themeColor="text1" w:val="000000"/>
@@ -11177,6 +11707,7 @@
     </w:tblStylePr>
     <w:tblStylePr w:type="firstCol">
       <w:rPr>
+        <w:rFonts w:eastAsia="黑体"/>
         <w:b/>
         <w:bCs/>
         <w:color w:themeColor="text1" w:val="000000"/>
@@ -11196,6 +11727,7 @@
     </w:tblStylePr>
     <w:tblStylePr w:type="lastCol">
       <w:rPr>
+        <w:rFonts w:eastAsia="黑体"/>
         <w:b w:val="0"/>
         <w:bCs w:val="0"/>
         <w:color w:themeColor="text1" w:val="000000"/>
@@ -11245,7 +11777,7 @@
       <w:spacing w:after="0" w:line="240" w:lineRule="auto"/>
     </w:pPr>
     <w:rPr>
-      <w:rFonts w:asciiTheme="majorHAnsi" w:cstheme="majorBidi" w:eastAsiaTheme="majorEastAsia" w:hAnsiTheme="majorHAnsi"/>
+      <w:rFonts w:asciiTheme="majorHAnsi" w:cstheme="majorBidi" w:hAnsiTheme="majorHAnsi" w:eastAsia="黑体"/>
       <w:color w:themeColor="text1" w:val="000000"/>
     </w:rPr>
     <w:tblPr>
@@ -11272,6 +11804,7 @@
     </w:tcPr>
     <w:tblStylePr w:type="firstRow">
       <w:rPr>
+        <w:rFonts w:eastAsia="黑体"/>
         <w:b/>
         <w:bCs/>
         <w:color w:themeColor="text1" w:val="000000"/>
@@ -11283,6 +11816,7 @@
     </w:tblStylePr>
     <w:tblStylePr w:type="lastRow">
       <w:rPr>
+        <w:rFonts w:eastAsia="黑体"/>
         <w:b/>
         <w:bCs/>
         <w:color w:themeColor="text1" w:val="000000"/>
@@ -11302,6 +11836,7 @@
     </w:tblStylePr>
     <w:tblStylePr w:type="firstCol">
       <w:rPr>
+        <w:rFonts w:eastAsia="黑体"/>
         <w:b/>
         <w:bCs/>
         <w:color w:themeColor="text1" w:val="000000"/>
@@ -11321,6 +11856,7 @@
     </w:tblStylePr>
     <w:tblStylePr w:type="lastCol">
       <w:rPr>
+        <w:rFonts w:eastAsia="黑体"/>
         <w:b w:val="0"/>
         <w:bCs w:val="0"/>
         <w:color w:themeColor="text1" w:val="000000"/>
@@ -11370,7 +11906,7 @@
       <w:spacing w:after="0" w:line="240" w:lineRule="auto"/>
     </w:pPr>
     <w:rPr>
-      <w:rFonts w:asciiTheme="majorHAnsi" w:cstheme="majorBidi" w:eastAsiaTheme="majorEastAsia" w:hAnsiTheme="majorHAnsi"/>
+      <w:rFonts w:asciiTheme="majorHAnsi" w:cstheme="majorBidi" w:hAnsiTheme="majorHAnsi" w:eastAsia="黑体"/>
       <w:color w:themeColor="text1" w:val="000000"/>
     </w:rPr>
     <w:tblPr>
@@ -11397,6 +11933,7 @@
     </w:tcPr>
     <w:tblStylePr w:type="firstRow">
       <w:rPr>
+        <w:rFonts w:eastAsia="黑体"/>
         <w:b/>
         <w:bCs/>
         <w:color w:themeColor="text1" w:val="000000"/>
@@ -11408,6 +11945,7 @@
     </w:tblStylePr>
     <w:tblStylePr w:type="lastRow">
       <w:rPr>
+        <w:rFonts w:eastAsia="黑体"/>
         <w:b/>
         <w:bCs/>
         <w:color w:themeColor="text1" w:val="000000"/>
@@ -11427,6 +11965,7 @@
     </w:tblStylePr>
     <w:tblStylePr w:type="firstCol">
       <w:rPr>
+        <w:rFonts w:eastAsia="黑体"/>
         <w:b/>
         <w:bCs/>
         <w:color w:themeColor="text1" w:val="000000"/>
@@ -11446,6 +11985,7 @@
     </w:tblStylePr>
     <w:tblStylePr w:type="lastCol">
       <w:rPr>
+        <w:rFonts w:eastAsia="黑体"/>
         <w:b w:val="0"/>
         <w:bCs w:val="0"/>
         <w:color w:themeColor="text1" w:val="000000"/>
@@ -11495,7 +12035,7 @@
       <w:spacing w:after="0" w:line="240" w:lineRule="auto"/>
     </w:pPr>
     <w:rPr>
-      <w:rFonts w:asciiTheme="majorHAnsi" w:cstheme="majorBidi" w:eastAsiaTheme="majorEastAsia" w:hAnsiTheme="majorHAnsi"/>
+      <w:rFonts w:asciiTheme="majorHAnsi" w:cstheme="majorBidi" w:hAnsiTheme="majorHAnsi" w:eastAsia="黑体"/>
       <w:color w:themeColor="text1" w:val="000000"/>
     </w:rPr>
     <w:tblPr>
@@ -11522,6 +12062,7 @@
     </w:tcPr>
     <w:tblStylePr w:type="firstRow">
       <w:rPr>
+        <w:rFonts w:eastAsia="黑体"/>
         <w:b/>
         <w:bCs/>
         <w:color w:themeColor="text1" w:val="000000"/>
@@ -11533,6 +12074,7 @@
     </w:tblStylePr>
     <w:tblStylePr w:type="lastRow">
       <w:rPr>
+        <w:rFonts w:eastAsia="黑体"/>
         <w:b/>
         <w:bCs/>
         <w:color w:themeColor="text1" w:val="000000"/>
@@ -11552,6 +12094,7 @@
     </w:tblStylePr>
     <w:tblStylePr w:type="firstCol">
       <w:rPr>
+        <w:rFonts w:eastAsia="黑体"/>
         <w:b/>
         <w:bCs/>
         <w:color w:themeColor="text1" w:val="000000"/>
@@ -11571,6 +12114,7 @@
     </w:tblStylePr>
     <w:tblStylePr w:type="lastCol">
       <w:rPr>
+        <w:rFonts w:eastAsia="黑体"/>
         <w:b w:val="0"/>
         <w:bCs w:val="0"/>
         <w:color w:themeColor="text1" w:val="000000"/>
@@ -11620,7 +12164,7 @@
       <w:spacing w:after="0" w:line="240" w:lineRule="auto"/>
     </w:pPr>
     <w:rPr>
-      <w:rFonts w:asciiTheme="majorHAnsi" w:cstheme="majorBidi" w:eastAsiaTheme="majorEastAsia" w:hAnsiTheme="majorHAnsi"/>
+      <w:rFonts w:asciiTheme="majorHAnsi" w:cstheme="majorBidi" w:hAnsiTheme="majorHAnsi" w:eastAsia="黑体"/>
       <w:color w:themeColor="text1" w:val="000000"/>
     </w:rPr>
     <w:tblPr>
@@ -11647,6 +12191,7 @@
     </w:tcPr>
     <w:tblStylePr w:type="firstRow">
       <w:rPr>
+        <w:rFonts w:eastAsia="黑体"/>
         <w:b/>
         <w:bCs/>
         <w:color w:themeColor="text1" w:val="000000"/>
@@ -11658,6 +12203,7 @@
     </w:tblStylePr>
     <w:tblStylePr w:type="lastRow">
       <w:rPr>
+        <w:rFonts w:eastAsia="黑体"/>
         <w:b/>
         <w:bCs/>
         <w:color w:themeColor="text1" w:val="000000"/>
@@ -11677,6 +12223,7 @@
     </w:tblStylePr>
     <w:tblStylePr w:type="firstCol">
       <w:rPr>
+        <w:rFonts w:eastAsia="黑体"/>
         <w:b/>
         <w:bCs/>
         <w:color w:themeColor="text1" w:val="000000"/>
@@ -11696,6 +12243,7 @@
     </w:tblStylePr>
     <w:tblStylePr w:type="lastCol">
       <w:rPr>
+        <w:rFonts w:eastAsia="黑体"/>
         <w:b w:val="0"/>
         <w:bCs w:val="0"/>
         <w:color w:themeColor="text1" w:val="000000"/>
@@ -11745,7 +12293,7 @@
       <w:spacing w:after="0" w:line="240" w:lineRule="auto"/>
     </w:pPr>
     <w:rPr>
-      <w:rFonts w:asciiTheme="majorHAnsi" w:cstheme="majorBidi" w:eastAsiaTheme="majorEastAsia" w:hAnsiTheme="majorHAnsi"/>
+      <w:rFonts w:asciiTheme="majorHAnsi" w:cstheme="majorBidi" w:hAnsiTheme="majorHAnsi" w:eastAsia="黑体"/>
       <w:color w:themeColor="text1" w:val="000000"/>
     </w:rPr>
     <w:tblPr>
@@ -11772,6 +12320,7 @@
     </w:tcPr>
     <w:tblStylePr w:type="firstRow">
       <w:rPr>
+        <w:rFonts w:eastAsia="黑体"/>
         <w:b/>
         <w:bCs/>
         <w:color w:themeColor="text1" w:val="000000"/>
@@ -11783,6 +12332,7 @@
     </w:tblStylePr>
     <w:tblStylePr w:type="lastRow">
       <w:rPr>
+        <w:rFonts w:eastAsia="黑体"/>
         <w:b/>
         <w:bCs/>
         <w:color w:themeColor="text1" w:val="000000"/>
@@ -11802,6 +12352,7 @@
     </w:tblStylePr>
     <w:tblStylePr w:type="firstCol">
       <w:rPr>
+        <w:rFonts w:eastAsia="黑体"/>
         <w:b/>
         <w:bCs/>
         <w:color w:themeColor="text1" w:val="000000"/>
@@ -11821,6 +12372,7 @@
     </w:tblStylePr>
     <w:tblStylePr w:type="lastCol">
       <w:rPr>
+        <w:rFonts w:eastAsia="黑体"/>
         <w:b w:val="0"/>
         <w:bCs w:val="0"/>
         <w:color w:themeColor="text1" w:val="000000"/>
@@ -11870,7 +12422,7 @@
       <w:spacing w:after="0" w:line="240" w:lineRule="auto"/>
     </w:pPr>
     <w:rPr>
-      <w:rFonts w:asciiTheme="majorHAnsi" w:cstheme="majorBidi" w:eastAsiaTheme="majorEastAsia" w:hAnsiTheme="majorHAnsi"/>
+      <w:rFonts w:asciiTheme="majorHAnsi" w:cstheme="majorBidi" w:hAnsiTheme="majorHAnsi" w:eastAsia="黑体"/>
       <w:color w:themeColor="text1" w:val="000000"/>
     </w:rPr>
     <w:tblPr>
@@ -11897,6 +12449,7 @@
     </w:tcPr>
     <w:tblStylePr w:type="firstRow">
       <w:rPr>
+        <w:rFonts w:eastAsia="黑体"/>
         <w:b/>
         <w:bCs/>
         <w:color w:themeColor="text1" w:val="000000"/>
@@ -11908,6 +12461,7 @@
     </w:tblStylePr>
     <w:tblStylePr w:type="lastRow">
       <w:rPr>
+        <w:rFonts w:eastAsia="黑体"/>
         <w:b/>
         <w:bCs/>
         <w:color w:themeColor="text1" w:val="000000"/>
@@ -11927,6 +12481,7 @@
     </w:tblStylePr>
     <w:tblStylePr w:type="firstCol">
       <w:rPr>
+        <w:rFonts w:eastAsia="黑体"/>
         <w:b/>
         <w:bCs/>
         <w:color w:themeColor="text1" w:val="000000"/>
@@ -11946,6 +12501,7 @@
     </w:tblStylePr>
     <w:tblStylePr w:type="lastCol">
       <w:rPr>
+        <w:rFonts w:eastAsia="黑体"/>
         <w:b w:val="0"/>
         <w:bCs w:val="0"/>
         <w:color w:themeColor="text1" w:val="000000"/>
@@ -12018,6 +12574,7 @@
     </w:tcPr>
     <w:tblStylePr w:type="firstRow">
       <w:rPr>
+        <w:rFonts w:eastAsia="黑体"/>
         <w:b/>
         <w:bCs/>
         <w:i w:val="0"/>
@@ -12039,6 +12596,7 @@
     </w:tblStylePr>
     <w:tblStylePr w:type="lastRow">
       <w:rPr>
+        <w:rFonts w:eastAsia="黑体"/>
         <w:b/>
         <w:bCs/>
         <w:i w:val="0"/>
@@ -12060,6 +12618,7 @@
     </w:tblStylePr>
     <w:tblStylePr w:type="firstCol">
       <w:rPr>
+        <w:rFonts w:eastAsia="黑体"/>
         <w:b/>
         <w:bCs/>
         <w:i w:val="0"/>
@@ -12079,6 +12638,7 @@
     </w:tblStylePr>
     <w:tblStylePr w:type="lastCol">
       <w:rPr>
+        <w:rFonts w:eastAsia="黑体"/>
         <w:b/>
         <w:bCs/>
         <w:i w:val="0"/>
@@ -12159,6 +12719,7 @@
     </w:tcPr>
     <w:tblStylePr w:type="firstRow">
       <w:rPr>
+        <w:rFonts w:eastAsia="黑体"/>
         <w:b/>
         <w:bCs/>
         <w:i w:val="0"/>
@@ -12180,6 +12741,7 @@
     </w:tblStylePr>
     <w:tblStylePr w:type="lastRow">
       <w:rPr>
+        <w:rFonts w:eastAsia="黑体"/>
         <w:b/>
         <w:bCs/>
         <w:i w:val="0"/>
@@ -12201,6 +12763,7 @@
     </w:tblStylePr>
     <w:tblStylePr w:type="firstCol">
       <w:rPr>
+        <w:rFonts w:eastAsia="黑体"/>
         <w:b/>
         <w:bCs/>
         <w:i w:val="0"/>
@@ -12220,6 +12783,7 @@
     </w:tblStylePr>
     <w:tblStylePr w:type="lastCol">
       <w:rPr>
+        <w:rFonts w:eastAsia="黑体"/>
         <w:b/>
         <w:bCs/>
         <w:i w:val="0"/>
@@ -12300,6 +12864,7 @@
     </w:tcPr>
     <w:tblStylePr w:type="firstRow">
       <w:rPr>
+        <w:rFonts w:eastAsia="黑体"/>
         <w:b/>
         <w:bCs/>
         <w:i w:val="0"/>
@@ -12321,6 +12886,7 @@
     </w:tblStylePr>
     <w:tblStylePr w:type="lastRow">
       <w:rPr>
+        <w:rFonts w:eastAsia="黑体"/>
         <w:b/>
         <w:bCs/>
         <w:i w:val="0"/>
@@ -12342,6 +12908,7 @@
     </w:tblStylePr>
     <w:tblStylePr w:type="firstCol">
       <w:rPr>
+        <w:rFonts w:eastAsia="黑体"/>
         <w:b/>
         <w:bCs/>
         <w:i w:val="0"/>
@@ -12361,6 +12928,7 @@
     </w:tblStylePr>
     <w:tblStylePr w:type="lastCol">
       <w:rPr>
+        <w:rFonts w:eastAsia="黑体"/>
         <w:b/>
         <w:bCs/>
         <w:i w:val="0"/>
@@ -12441,6 +13009,7 @@
     </w:tcPr>
     <w:tblStylePr w:type="firstRow">
       <w:rPr>
+        <w:rFonts w:eastAsia="黑体"/>
         <w:b/>
         <w:bCs/>
         <w:i w:val="0"/>
@@ -12462,6 +13031,7 @@
     </w:tblStylePr>
     <w:tblStylePr w:type="lastRow">
       <w:rPr>
+        <w:rFonts w:eastAsia="黑体"/>
         <w:b/>
         <w:bCs/>
         <w:i w:val="0"/>
@@ -12483,6 +13053,7 @@
     </w:tblStylePr>
     <w:tblStylePr w:type="firstCol">
       <w:rPr>
+        <w:rFonts w:eastAsia="黑体"/>
         <w:b/>
         <w:bCs/>
         <w:i w:val="0"/>
@@ -12502,6 +13073,7 @@
     </w:tblStylePr>
     <w:tblStylePr w:type="lastCol">
       <w:rPr>
+        <w:rFonts w:eastAsia="黑体"/>
         <w:b/>
         <w:bCs/>
         <w:i w:val="0"/>
@@ -12582,6 +13154,7 @@
     </w:tcPr>
     <w:tblStylePr w:type="firstRow">
       <w:rPr>
+        <w:rFonts w:eastAsia="黑体"/>
         <w:b/>
         <w:bCs/>
         <w:i w:val="0"/>
@@ -12603,6 +13176,7 @@
     </w:tblStylePr>
     <w:tblStylePr w:type="lastRow">
       <w:rPr>
+        <w:rFonts w:eastAsia="黑体"/>
         <w:b/>
         <w:bCs/>
         <w:i w:val="0"/>
@@ -12624,6 +13198,7 @@
     </w:tblStylePr>
     <w:tblStylePr w:type="firstCol">
       <w:rPr>
+        <w:rFonts w:eastAsia="黑体"/>
         <w:b/>
         <w:bCs/>
         <w:i w:val="0"/>
@@ -12643,6 +13218,7 @@
     </w:tblStylePr>
     <w:tblStylePr w:type="lastCol">
       <w:rPr>
+        <w:rFonts w:eastAsia="黑体"/>
         <w:b/>
         <w:bCs/>
         <w:i w:val="0"/>
@@ -12723,6 +13299,7 @@
     </w:tcPr>
     <w:tblStylePr w:type="firstRow">
       <w:rPr>
+        <w:rFonts w:eastAsia="黑体"/>
         <w:b/>
         <w:bCs/>
         <w:i w:val="0"/>
@@ -12744,6 +13321,7 @@
     </w:tblStylePr>
     <w:tblStylePr w:type="lastRow">
       <w:rPr>
+        <w:rFonts w:eastAsia="黑体"/>
         <w:b/>
         <w:bCs/>
         <w:i w:val="0"/>
@@ -12765,6 +13343,7 @@
     </w:tblStylePr>
     <w:tblStylePr w:type="firstCol">
       <w:rPr>
+        <w:rFonts w:eastAsia="黑体"/>
         <w:b/>
         <w:bCs/>
         <w:i w:val="0"/>
@@ -12784,6 +13363,7 @@
     </w:tblStylePr>
     <w:tblStylePr w:type="lastCol">
       <w:rPr>
+        <w:rFonts w:eastAsia="黑体"/>
         <w:b/>
         <w:bCs/>
         <w:i w:val="0"/>
@@ -12864,6 +13444,7 @@
     </w:tcPr>
     <w:tblStylePr w:type="firstRow">
       <w:rPr>
+        <w:rFonts w:eastAsia="黑体"/>
         <w:b/>
         <w:bCs/>
         <w:i w:val="0"/>
@@ -12885,6 +13466,7 @@
     </w:tblStylePr>
     <w:tblStylePr w:type="lastRow">
       <w:rPr>
+        <w:rFonts w:eastAsia="黑体"/>
         <w:b/>
         <w:bCs/>
         <w:i w:val="0"/>
@@ -12906,6 +13488,7 @@
     </w:tblStylePr>
     <w:tblStylePr w:type="firstCol">
       <w:rPr>
+        <w:rFonts w:eastAsia="黑体"/>
         <w:b/>
         <w:bCs/>
         <w:i w:val="0"/>
@@ -12925,6 +13508,7 @@
     </w:tblStylePr>
     <w:tblStylePr w:type="lastCol">
       <w:rPr>
+        <w:rFonts w:eastAsia="黑体"/>
         <w:b/>
         <w:bCs/>
         <w:i w:val="0"/>
@@ -12982,6 +13566,7 @@
       <w:spacing w:after="0" w:line="240" w:lineRule="auto"/>
     </w:pPr>
     <w:rPr>
+      <w:rFonts w:eastAsia="黑体"/>
       <w:color w:themeColor="background1" w:val="FFFFFF"/>
     </w:rPr>
     <w:tblPr>
@@ -13000,6 +13585,7 @@
     </w:tcPr>
     <w:tblStylePr w:type="firstRow">
       <w:rPr>
+        <w:rFonts w:eastAsia="黑体"/>
         <w:b/>
         <w:bCs/>
       </w:rPr>
@@ -13096,6 +13682,7 @@
       <w:spacing w:after="0" w:line="240" w:lineRule="auto"/>
     </w:pPr>
     <w:rPr>
+      <w:rFonts w:eastAsia="黑体"/>
       <w:color w:themeColor="background1" w:val="FFFFFF"/>
     </w:rPr>
     <w:tblPr>
@@ -13114,6 +13701,7 @@
     </w:tcPr>
     <w:tblStylePr w:type="firstRow">
       <w:rPr>
+        <w:rFonts w:eastAsia="黑体"/>
         <w:b/>
         <w:bCs/>
       </w:rPr>
@@ -13210,6 +13798,7 @@
       <w:spacing w:after="0" w:line="240" w:lineRule="auto"/>
     </w:pPr>
     <w:rPr>
+      <w:rFonts w:eastAsia="黑体"/>
       <w:color w:themeColor="background1" w:val="FFFFFF"/>
     </w:rPr>
     <w:tblPr>
@@ -13228,6 +13817,7 @@
     </w:tcPr>
     <w:tblStylePr w:type="firstRow">
       <w:rPr>
+        <w:rFonts w:eastAsia="黑体"/>
         <w:b/>
         <w:bCs/>
       </w:rPr>
@@ -13324,6 +13914,7 @@
       <w:spacing w:after="0" w:line="240" w:lineRule="auto"/>
     </w:pPr>
     <w:rPr>
+      <w:rFonts w:eastAsia="黑体"/>
       <w:color w:themeColor="background1" w:val="FFFFFF"/>
     </w:rPr>
     <w:tblPr>
@@ -13342,6 +13933,7 @@
     </w:tcPr>
     <w:tblStylePr w:type="firstRow">
       <w:rPr>
+        <w:rFonts w:eastAsia="黑体"/>
         <w:b/>
         <w:bCs/>
       </w:rPr>
@@ -13438,6 +14030,7 @@
       <w:spacing w:after="0" w:line="240" w:lineRule="auto"/>
     </w:pPr>
     <w:rPr>
+      <w:rFonts w:eastAsia="黑体"/>
       <w:color w:themeColor="background1" w:val="FFFFFF"/>
     </w:rPr>
     <w:tblPr>
@@ -13456,6 +14049,7 @@
     </w:tcPr>
     <w:tblStylePr w:type="firstRow">
       <w:rPr>
+        <w:rFonts w:eastAsia="黑体"/>
         <w:b/>
         <w:bCs/>
       </w:rPr>
@@ -13552,6 +14146,7 @@
       <w:spacing w:after="0" w:line="240" w:lineRule="auto"/>
     </w:pPr>
     <w:rPr>
+      <w:rFonts w:eastAsia="黑体"/>
       <w:color w:themeColor="background1" w:val="FFFFFF"/>
     </w:rPr>
     <w:tblPr>
@@ -13570,6 +14165,7 @@
     </w:tcPr>
     <w:tblStylePr w:type="firstRow">
       <w:rPr>
+        <w:rFonts w:eastAsia="黑体"/>
         <w:b/>
         <w:bCs/>
       </w:rPr>
@@ -13666,6 +14262,7 @@
       <w:spacing w:after="0" w:line="240" w:lineRule="auto"/>
     </w:pPr>
     <w:rPr>
+      <w:rFonts w:eastAsia="黑体"/>
       <w:color w:themeColor="background1" w:val="FFFFFF"/>
     </w:rPr>
     <w:tblPr>
@@ -13684,6 +14281,7 @@
     </w:tcPr>
     <w:tblStylePr w:type="firstRow">
       <w:rPr>
+        <w:rFonts w:eastAsia="黑体"/>
         <w:b/>
         <w:bCs/>
       </w:rPr>
@@ -13780,6 +14378,7 @@
       <w:spacing w:after="0" w:line="240" w:lineRule="auto"/>
     </w:pPr>
     <w:rPr>
+      <w:rFonts w:eastAsia="黑体"/>
       <w:color w:themeColor="text1" w:val="000000"/>
     </w:rPr>
     <w:tblPr>
@@ -13806,6 +14405,7 @@
     </w:tcPr>
     <w:tblStylePr w:type="firstRow">
       <w:rPr>
+        <w:rFonts w:eastAsia="黑体"/>
         <w:b/>
         <w:bCs/>
       </w:rPr>
@@ -13824,6 +14424,7 @@
     </w:tblStylePr>
     <w:tblStylePr w:type="lastRow">
       <w:rPr>
+        <w:rFonts w:eastAsia="黑体"/>
         <w:b/>
         <w:bCs/>
         <w:color w:themeColor="background1" w:val="FFFFFF"/>
@@ -13838,6 +14439,7 @@
     </w:tblStylePr>
     <w:tblStylePr w:type="firstCol">
       <w:rPr>
+        <w:rFonts w:eastAsia="黑体"/>
         <w:color w:themeColor="background1" w:val="FFFFFF"/>
       </w:rPr>
       <w:tblPr/>
@@ -13855,6 +14457,7 @@
     </w:tblStylePr>
     <w:tblStylePr w:type="lastCol">
       <w:rPr>
+        <w:rFonts w:eastAsia="黑体"/>
         <w:color w:themeColor="background1" w:val="FFFFFF"/>
       </w:rPr>
       <w:tblPr/>
@@ -13884,11 +14487,13 @@
     </w:tblStylePr>
     <w:tblStylePr w:type="neCell">
       <w:rPr>
+        <w:rFonts w:eastAsia="黑体"/>
         <w:color w:themeColor="text1" w:val="000000"/>
       </w:rPr>
     </w:tblStylePr>
     <w:tblStylePr w:type="nwCell">
       <w:rPr>
+        <w:rFonts w:eastAsia="黑体"/>
         <w:color w:themeColor="text1" w:val="000000"/>
       </w:rPr>
     </w:tblStylePr>
@@ -13902,6 +14507,7 @@
       <w:spacing w:after="0" w:line="240" w:lineRule="auto"/>
     </w:pPr>
     <w:rPr>
+      <w:rFonts w:eastAsia="黑体"/>
       <w:color w:themeColor="text1" w:val="000000"/>
     </w:rPr>
     <w:tblPr>
@@ -13928,6 +14534,7 @@
     </w:tcPr>
     <w:tblStylePr w:type="firstRow">
       <w:rPr>
+        <w:rFonts w:eastAsia="黑体"/>
         <w:b/>
         <w:bCs/>
       </w:rPr>
@@ -13946,6 +14553,7 @@
     </w:tblStylePr>
     <w:tblStylePr w:type="lastRow">
       <w:rPr>
+        <w:rFonts w:eastAsia="黑体"/>
         <w:b/>
         <w:bCs/>
         <w:color w:themeColor="background1" w:val="FFFFFF"/>
@@ -13960,6 +14568,7 @@
     </w:tblStylePr>
     <w:tblStylePr w:type="firstCol">
       <w:rPr>
+        <w:rFonts w:eastAsia="黑体"/>
         <w:color w:themeColor="background1" w:val="FFFFFF"/>
       </w:rPr>
       <w:tblPr/>
@@ -13977,6 +14586,7 @@
     </w:tblStylePr>
     <w:tblStylePr w:type="lastCol">
       <w:rPr>
+        <w:rFonts w:eastAsia="黑体"/>
         <w:color w:themeColor="background1" w:val="FFFFFF"/>
       </w:rPr>
       <w:tblPr/>
@@ -14006,11 +14616,13 @@
     </w:tblStylePr>
     <w:tblStylePr w:type="neCell">
       <w:rPr>
+        <w:rFonts w:eastAsia="黑体"/>
         <w:color w:themeColor="text1" w:val="000000"/>
       </w:rPr>
     </w:tblStylePr>
     <w:tblStylePr w:type="nwCell">
       <w:rPr>
+        <w:rFonts w:eastAsia="黑体"/>
         <w:color w:themeColor="text1" w:val="000000"/>
       </w:rPr>
     </w:tblStylePr>
@@ -14024,6 +14636,7 @@
       <w:spacing w:after="0" w:line="240" w:lineRule="auto"/>
     </w:pPr>
     <w:rPr>
+      <w:rFonts w:eastAsia="黑体"/>
       <w:color w:themeColor="text1" w:val="000000"/>
     </w:rPr>
     <w:tblPr>
@@ -14050,6 +14663,7 @@
     </w:tcPr>
     <w:tblStylePr w:type="firstRow">
       <w:rPr>
+        <w:rFonts w:eastAsia="黑体"/>
         <w:b/>
         <w:bCs/>
       </w:rPr>
@@ -14068,6 +14682,7 @@
     </w:tblStylePr>
     <w:tblStylePr w:type="lastRow">
       <w:rPr>
+        <w:rFonts w:eastAsia="黑体"/>
         <w:b/>
         <w:bCs/>
         <w:color w:themeColor="background1" w:val="FFFFFF"/>
@@ -14082,6 +14697,7 @@
     </w:tblStylePr>
     <w:tblStylePr w:type="firstCol">
       <w:rPr>
+        <w:rFonts w:eastAsia="黑体"/>
         <w:color w:themeColor="background1" w:val="FFFFFF"/>
       </w:rPr>
       <w:tblPr/>
@@ -14099,6 +14715,7 @@
     </w:tblStylePr>
     <w:tblStylePr w:type="lastCol">
       <w:rPr>
+        <w:rFonts w:eastAsia="黑体"/>
         <w:color w:themeColor="background1" w:val="FFFFFF"/>
       </w:rPr>
       <w:tblPr/>
@@ -14128,11 +14745,13 @@
     </w:tblStylePr>
     <w:tblStylePr w:type="neCell">
       <w:rPr>
+        <w:rFonts w:eastAsia="黑体"/>
         <w:color w:themeColor="text1" w:val="000000"/>
       </w:rPr>
     </w:tblStylePr>
     <w:tblStylePr w:type="nwCell">
       <w:rPr>
+        <w:rFonts w:eastAsia="黑体"/>
         <w:color w:themeColor="text1" w:val="000000"/>
       </w:rPr>
     </w:tblStylePr>
@@ -14146,6 +14765,7 @@
       <w:spacing w:after="0" w:line="240" w:lineRule="auto"/>
     </w:pPr>
     <w:rPr>
+      <w:rFonts w:eastAsia="黑体"/>
       <w:color w:themeColor="text1" w:val="000000"/>
     </w:rPr>
     <w:tblPr>
@@ -14172,6 +14792,7 @@
     </w:tcPr>
     <w:tblStylePr w:type="firstRow">
       <w:rPr>
+        <w:rFonts w:eastAsia="黑体"/>
         <w:b/>
         <w:bCs/>
       </w:rPr>
@@ -14190,6 +14811,7 @@
     </w:tblStylePr>
     <w:tblStylePr w:type="lastRow">
       <w:rPr>
+        <w:rFonts w:eastAsia="黑体"/>
         <w:b/>
         <w:bCs/>
         <w:color w:themeColor="background1" w:val="FFFFFF"/>
@@ -14204,6 +14826,7 @@
     </w:tblStylePr>
     <w:tblStylePr w:type="firstCol">
       <w:rPr>
+        <w:rFonts w:eastAsia="黑体"/>
         <w:color w:themeColor="background1" w:val="FFFFFF"/>
       </w:rPr>
       <w:tblPr/>
@@ -14221,6 +14844,7 @@
     </w:tblStylePr>
     <w:tblStylePr w:type="lastCol">
       <w:rPr>
+        <w:rFonts w:eastAsia="黑体"/>
         <w:color w:themeColor="background1" w:val="FFFFFF"/>
       </w:rPr>
       <w:tblPr/>
@@ -14258,6 +14882,7 @@
       <w:spacing w:after="0" w:line="240" w:lineRule="auto"/>
     </w:pPr>
     <w:rPr>
+      <w:rFonts w:eastAsia="黑体"/>
       <w:color w:themeColor="text1" w:val="000000"/>
     </w:rPr>
     <w:tblPr>
@@ -14284,6 +14909,7 @@
     </w:tcPr>
     <w:tblStylePr w:type="firstRow">
       <w:rPr>
+        <w:rFonts w:eastAsia="黑体"/>
         <w:b/>
         <w:bCs/>
       </w:rPr>
@@ -14302,6 +14928,7 @@
     </w:tblStylePr>
     <w:tblStylePr w:type="lastRow">
       <w:rPr>
+        <w:rFonts w:eastAsia="黑体"/>
         <w:b/>
         <w:bCs/>
         <w:color w:themeColor="background1" w:val="FFFFFF"/>
@@ -14316,6 +14943,7 @@
     </w:tblStylePr>
     <w:tblStylePr w:type="firstCol">
       <w:rPr>
+        <w:rFonts w:eastAsia="黑体"/>
         <w:color w:themeColor="background1" w:val="FFFFFF"/>
       </w:rPr>
       <w:tblPr/>
@@ -14333,6 +14961,7 @@
     </w:tblStylePr>
     <w:tblStylePr w:type="lastCol">
       <w:rPr>
+        <w:rFonts w:eastAsia="黑体"/>
         <w:color w:themeColor="background1" w:val="FFFFFF"/>
       </w:rPr>
       <w:tblPr/>
@@ -14362,11 +14991,13 @@
     </w:tblStylePr>
     <w:tblStylePr w:type="neCell">
       <w:rPr>
+        <w:rFonts w:eastAsia="黑体"/>
         <w:color w:themeColor="text1" w:val="000000"/>
       </w:rPr>
     </w:tblStylePr>
     <w:tblStylePr w:type="nwCell">
       <w:rPr>
+        <w:rFonts w:eastAsia="黑体"/>
         <w:color w:themeColor="text1" w:val="000000"/>
       </w:rPr>
     </w:tblStylePr>
@@ -14380,6 +15011,7 @@
       <w:spacing w:after="0" w:line="240" w:lineRule="auto"/>
     </w:pPr>
     <w:rPr>
+      <w:rFonts w:eastAsia="黑体"/>
       <w:color w:themeColor="text1" w:val="000000"/>
     </w:rPr>
     <w:tblPr>
@@ -14406,6 +15038,7 @@
     </w:tcPr>
     <w:tblStylePr w:type="firstRow">
       <w:rPr>
+        <w:rFonts w:eastAsia="黑体"/>
         <w:b/>
         <w:bCs/>
       </w:rPr>
@@ -14424,6 +15057,7 @@
     </w:tblStylePr>
     <w:tblStylePr w:type="lastRow">
       <w:rPr>
+        <w:rFonts w:eastAsia="黑体"/>
         <w:b/>
         <w:bCs/>
         <w:color w:themeColor="background1" w:val="FFFFFF"/>
@@ -14438,6 +15072,7 @@
     </w:tblStylePr>
     <w:tblStylePr w:type="firstCol">
       <w:rPr>
+        <w:rFonts w:eastAsia="黑体"/>
         <w:color w:themeColor="background1" w:val="FFFFFF"/>
       </w:rPr>
       <w:tblPr/>
@@ -14455,6 +15090,7 @@
     </w:tblStylePr>
     <w:tblStylePr w:type="lastCol">
       <w:rPr>
+        <w:rFonts w:eastAsia="黑体"/>
         <w:color w:themeColor="background1" w:val="FFFFFF"/>
       </w:rPr>
       <w:tblPr/>
@@ -14484,11 +15120,13 @@
     </w:tblStylePr>
     <w:tblStylePr w:type="neCell">
       <w:rPr>
+        <w:rFonts w:eastAsia="黑体"/>
         <w:color w:themeColor="text1" w:val="000000"/>
       </w:rPr>
     </w:tblStylePr>
     <w:tblStylePr w:type="nwCell">
       <w:rPr>
+        <w:rFonts w:eastAsia="黑体"/>
         <w:color w:themeColor="text1" w:val="000000"/>
       </w:rPr>
     </w:tblStylePr>
@@ -14502,6 +15140,7 @@
       <w:spacing w:after="0" w:line="240" w:lineRule="auto"/>
     </w:pPr>
     <w:rPr>
+      <w:rFonts w:eastAsia="黑体"/>
       <w:color w:themeColor="text1" w:val="000000"/>
     </w:rPr>
     <w:tblPr>
@@ -14528,6 +15167,7 @@
     </w:tcPr>
     <w:tblStylePr w:type="firstRow">
       <w:rPr>
+        <w:rFonts w:eastAsia="黑体"/>
         <w:b/>
         <w:bCs/>
       </w:rPr>
@@ -14546,6 +15186,7 @@
     </w:tblStylePr>
     <w:tblStylePr w:type="lastRow">
       <w:rPr>
+        <w:rFonts w:eastAsia="黑体"/>
         <w:b/>
         <w:bCs/>
         <w:color w:themeColor="background1" w:val="FFFFFF"/>
@@ -14560,6 +15201,7 @@
     </w:tblStylePr>
     <w:tblStylePr w:type="firstCol">
       <w:rPr>
+        <w:rFonts w:eastAsia="黑体"/>
         <w:color w:themeColor="background1" w:val="FFFFFF"/>
       </w:rPr>
       <w:tblPr/>
@@ -14577,6 +15219,7 @@
     </w:tblStylePr>
     <w:tblStylePr w:type="lastCol">
       <w:rPr>
+        <w:rFonts w:eastAsia="黑体"/>
         <w:color w:themeColor="background1" w:val="FFFFFF"/>
       </w:rPr>
       <w:tblPr/>
@@ -14606,11 +15249,13 @@
     </w:tblStylePr>
     <w:tblStylePr w:type="neCell">
       <w:rPr>
+        <w:rFonts w:eastAsia="黑体"/>
         <w:color w:themeColor="text1" w:val="000000"/>
       </w:rPr>
     </w:tblStylePr>
     <w:tblStylePr w:type="nwCell">
       <w:rPr>
+        <w:rFonts w:eastAsia="黑体"/>
         <w:color w:themeColor="text1" w:val="000000"/>
       </w:rPr>
     </w:tblStylePr>
@@ -14624,6 +15269,7 @@
       <w:spacing w:after="0" w:line="240" w:lineRule="auto"/>
     </w:pPr>
     <w:rPr>
+      <w:rFonts w:eastAsia="黑体"/>
       <w:color w:themeColor="text1" w:val="000000"/>
     </w:rPr>
     <w:tblPr>
@@ -14642,6 +15288,7 @@
     </w:tcPr>
     <w:tblStylePr w:type="firstRow">
       <w:rPr>
+        <w:rFonts w:eastAsia="黑体"/>
         <w:b/>
         <w:bCs/>
         <w:color w:themeColor="background1" w:val="FFFFFF"/>
@@ -14656,6 +15303,7 @@
     </w:tblStylePr>
     <w:tblStylePr w:type="lastRow">
       <w:rPr>
+        <w:rFonts w:eastAsia="黑体"/>
         <w:b/>
         <w:bCs/>
         <w:color w:themeColor="accent2" w:themeShade="CC" w:val="9E3A38"/>
@@ -14670,12 +15318,14 @@
     </w:tblStylePr>
     <w:tblStylePr w:type="firstCol">
       <w:rPr>
+        <w:rFonts w:eastAsia="黑体"/>
         <w:b/>
         <w:bCs/>
       </w:rPr>
     </w:tblStylePr>
     <w:tblStylePr w:type="lastCol">
       <w:rPr>
+        <w:rFonts w:eastAsia="黑体"/>
         <w:b/>
         <w:bCs/>
       </w:rPr>
@@ -14710,6 +15360,7 @@
       <w:spacing w:after="0" w:line="240" w:lineRule="auto"/>
     </w:pPr>
     <w:rPr>
+      <w:rFonts w:eastAsia="黑体"/>
       <w:color w:themeColor="text1" w:val="000000"/>
     </w:rPr>
     <w:tblPr>
@@ -14728,6 +15379,7 @@
     </w:tcPr>
     <w:tblStylePr w:type="firstRow">
       <w:rPr>
+        <w:rFonts w:eastAsia="黑体"/>
         <w:b/>
         <w:bCs/>
         <w:color w:themeColor="background1" w:val="FFFFFF"/>
@@ -14742,6 +15394,7 @@
     </w:tblStylePr>
     <w:tblStylePr w:type="lastRow">
       <w:rPr>
+        <w:rFonts w:eastAsia="黑体"/>
         <w:b/>
         <w:bCs/>
         <w:color w:themeColor="accent2" w:themeShade="CC" w:val="9E3A38"/>
@@ -14756,12 +15409,14 @@
     </w:tblStylePr>
     <w:tblStylePr w:type="firstCol">
       <w:rPr>
+        <w:rFonts w:eastAsia="黑体"/>
         <w:b/>
         <w:bCs/>
       </w:rPr>
     </w:tblStylePr>
     <w:tblStylePr w:type="lastCol">
       <w:rPr>
+        <w:rFonts w:eastAsia="黑体"/>
         <w:b/>
         <w:bCs/>
       </w:rPr>
@@ -14796,6 +15451,7 @@
       <w:spacing w:after="0" w:line="240" w:lineRule="auto"/>
     </w:pPr>
     <w:rPr>
+      <w:rFonts w:eastAsia="黑体"/>
       <w:color w:themeColor="text1" w:val="000000"/>
     </w:rPr>
     <w:tblPr>
@@ -14814,6 +15470,7 @@
     </w:tcPr>
     <w:tblStylePr w:type="firstRow">
       <w:rPr>
+        <w:rFonts w:eastAsia="黑体"/>
         <w:b/>
         <w:bCs/>
         <w:color w:themeColor="background1" w:val="FFFFFF"/>
@@ -14828,6 +15485,7 @@
     </w:tblStylePr>
     <w:tblStylePr w:type="lastRow">
       <w:rPr>
+        <w:rFonts w:eastAsia="黑体"/>
         <w:b/>
         <w:bCs/>
         <w:color w:themeColor="accent2" w:themeShade="CC" w:val="9E3A38"/>
@@ -14842,12 +15500,14 @@
     </w:tblStylePr>
     <w:tblStylePr w:type="firstCol">
       <w:rPr>
+        <w:rFonts w:eastAsia="黑体"/>
         <w:b/>
         <w:bCs/>
       </w:rPr>
     </w:tblStylePr>
     <w:tblStylePr w:type="lastCol">
       <w:rPr>
+        <w:rFonts w:eastAsia="黑体"/>
         <w:b/>
         <w:bCs/>
       </w:rPr>
@@ -14882,6 +15542,7 @@
       <w:spacing w:after="0" w:line="240" w:lineRule="auto"/>
     </w:pPr>
     <w:rPr>
+      <w:rFonts w:eastAsia="黑体"/>
       <w:color w:themeColor="text1" w:val="000000"/>
     </w:rPr>
     <w:tblPr>
@@ -14900,6 +15561,7 @@
     </w:tcPr>
     <w:tblStylePr w:type="firstRow">
       <w:rPr>
+        <w:rFonts w:eastAsia="黑体"/>
         <w:b/>
         <w:bCs/>
         <w:color w:themeColor="background1" w:val="FFFFFF"/>
@@ -14914,6 +15576,7 @@
     </w:tblStylePr>
     <w:tblStylePr w:type="lastRow">
       <w:rPr>
+        <w:rFonts w:eastAsia="黑体"/>
         <w:b/>
         <w:bCs/>
         <w:color w:themeColor="accent4" w:themeShade="CC" w:val="664E82"/>
@@ -14928,12 +15591,14 @@
     </w:tblStylePr>
     <w:tblStylePr w:type="firstCol">
       <w:rPr>
+        <w:rFonts w:eastAsia="黑体"/>
         <w:b/>
         <w:bCs/>
       </w:rPr>
     </w:tblStylePr>
     <w:tblStylePr w:type="lastCol">
       <w:rPr>
+        <w:rFonts w:eastAsia="黑体"/>
         <w:b/>
         <w:bCs/>
       </w:rPr>
@@ -14968,6 +15633,7 @@
       <w:spacing w:after="0" w:line="240" w:lineRule="auto"/>
     </w:pPr>
     <w:rPr>
+      <w:rFonts w:eastAsia="黑体"/>
       <w:color w:themeColor="text1" w:val="000000"/>
     </w:rPr>
     <w:tblPr>
@@ -14986,6 +15652,7 @@
     </w:tcPr>
     <w:tblStylePr w:type="firstRow">
       <w:rPr>
+        <w:rFonts w:eastAsia="黑体"/>
         <w:b/>
         <w:bCs/>
         <w:color w:themeColor="background1" w:val="FFFFFF"/>
@@ -15000,6 +15667,7 @@
     </w:tblStylePr>
     <w:tblStylePr w:type="lastRow">
       <w:rPr>
+        <w:rFonts w:eastAsia="黑体"/>
         <w:b/>
         <w:bCs/>
         <w:color w:themeColor="accent3" w:themeShade="CC" w:val="7E9C40"/>
@@ -15014,12 +15682,14 @@
     </w:tblStylePr>
     <w:tblStylePr w:type="firstCol">
       <w:rPr>
+        <w:rFonts w:eastAsia="黑体"/>
         <w:b/>
         <w:bCs/>
       </w:rPr>
     </w:tblStylePr>
     <w:tblStylePr w:type="lastCol">
       <w:rPr>
+        <w:rFonts w:eastAsia="黑体"/>
         <w:b/>
         <w:bCs/>
       </w:rPr>
@@ -15054,6 +15724,7 @@
       <w:spacing w:after="0" w:line="240" w:lineRule="auto"/>
     </w:pPr>
     <w:rPr>
+      <w:rFonts w:eastAsia="黑体"/>
       <w:color w:themeColor="text1" w:val="000000"/>
     </w:rPr>
     <w:tblPr>
@@ -15072,6 +15743,7 @@
     </w:tcPr>
     <w:tblStylePr w:type="firstRow">
       <w:rPr>
+        <w:rFonts w:eastAsia="黑体"/>
         <w:b/>
         <w:bCs/>
         <w:color w:themeColor="background1" w:val="FFFFFF"/>
@@ -15086,6 +15758,7 @@
     </w:tblStylePr>
     <w:tblStylePr w:type="lastRow">
       <w:rPr>
+        <w:rFonts w:eastAsia="黑体"/>
         <w:b/>
         <w:bCs/>
         <w:color w:themeColor="accent6" w:themeShade="CC" w:val="F2730A"/>
@@ -15100,12 +15773,14 @@
     </w:tblStylePr>
     <w:tblStylePr w:type="firstCol">
       <w:rPr>
+        <w:rFonts w:eastAsia="黑体"/>
         <w:b/>
         <w:bCs/>
       </w:rPr>
     </w:tblStylePr>
     <w:tblStylePr w:type="lastCol">
       <w:rPr>
+        <w:rFonts w:eastAsia="黑体"/>
         <w:b/>
         <w:bCs/>
       </w:rPr>
@@ -15140,6 +15815,7 @@
       <w:spacing w:after="0" w:line="240" w:lineRule="auto"/>
     </w:pPr>
     <w:rPr>
+      <w:rFonts w:eastAsia="黑体"/>
       <w:color w:themeColor="text1" w:val="000000"/>
     </w:rPr>
     <w:tblPr>
@@ -15158,6 +15834,7 @@
     </w:tcPr>
     <w:tblStylePr w:type="firstRow">
       <w:rPr>
+        <w:rFonts w:eastAsia="黑体"/>
         <w:b/>
         <w:bCs/>
         <w:color w:themeColor="background1" w:val="FFFFFF"/>
@@ -15172,6 +15849,7 @@
     </w:tblStylePr>
     <w:tblStylePr w:type="lastRow">
       <w:rPr>
+        <w:rFonts w:eastAsia="黑体"/>
         <w:b/>
         <w:bCs/>
         <w:color w:themeColor="accent5" w:themeShade="CC" w:val="348DA5"/>
@@ -15186,12 +15864,14 @@
     </w:tblStylePr>
     <w:tblStylePr w:type="firstCol">
       <w:rPr>
+        <w:rFonts w:eastAsia="黑体"/>
         <w:b/>
         <w:bCs/>
       </w:rPr>
     </w:tblStylePr>
     <w:tblStylePr w:type="lastCol">
       <w:rPr>
+        <w:rFonts w:eastAsia="黑体"/>
         <w:b/>
         <w:bCs/>
       </w:rPr>
@@ -15226,6 +15906,7 @@
       <w:spacing w:after="0" w:line="240" w:lineRule="auto"/>
     </w:pPr>
     <w:rPr>
+      <w:rFonts w:eastAsia="黑体"/>
       <w:color w:themeColor="text1" w:val="000000"/>
     </w:rPr>
     <w:tblPr>
@@ -15247,6 +15928,7 @@
     </w:tcPr>
     <w:tblStylePr w:type="firstRow">
       <w:rPr>
+        <w:rFonts w:eastAsia="黑体"/>
         <w:b/>
         <w:bCs/>
       </w:rPr>
@@ -15257,6 +15939,7 @@
     </w:tblStylePr>
     <w:tblStylePr w:type="lastRow">
       <w:rPr>
+        <w:rFonts w:eastAsia="黑体"/>
         <w:b/>
         <w:bCs/>
         <w:color w:themeColor="text1" w:val="000000"/>
@@ -15268,6 +15951,7 @@
     </w:tblStylePr>
     <w:tblStylePr w:type="firstCol">
       <w:rPr>
+        <w:rFonts w:eastAsia="黑体"/>
         <w:color w:themeColor="background1" w:val="FFFFFF"/>
       </w:rPr>
       <w:tblPr/>
@@ -15277,6 +15961,7 @@
     </w:tblStylePr>
     <w:tblStylePr w:type="lastCol">
       <w:rPr>
+        <w:rFonts w:eastAsia="黑体"/>
         <w:color w:themeColor="background1" w:val="FFFFFF"/>
       </w:rPr>
       <w:tblPr/>
@@ -15306,6 +15991,7 @@
       <w:spacing w:after="0" w:line="240" w:lineRule="auto"/>
     </w:pPr>
     <w:rPr>
+      <w:rFonts w:eastAsia="黑体"/>
       <w:color w:themeColor="text1" w:val="000000"/>
     </w:rPr>
     <w:tblPr>
@@ -15327,6 +16013,7 @@
     </w:tcPr>
     <w:tblStylePr w:type="firstRow">
       <w:rPr>
+        <w:rFonts w:eastAsia="黑体"/>
         <w:b/>
         <w:bCs/>
       </w:rPr>
@@ -15337,6 +16024,7 @@
     </w:tblStylePr>
     <w:tblStylePr w:type="lastRow">
       <w:rPr>
+        <w:rFonts w:eastAsia="黑体"/>
         <w:b/>
         <w:bCs/>
         <w:color w:themeColor="text1" w:val="000000"/>
@@ -15348,6 +16036,7 @@
     </w:tblStylePr>
     <w:tblStylePr w:type="firstCol">
       <w:rPr>
+        <w:rFonts w:eastAsia="黑体"/>
         <w:color w:themeColor="background1" w:val="FFFFFF"/>
       </w:rPr>
       <w:tblPr/>
@@ -15357,6 +16046,7 @@
     </w:tblStylePr>
     <w:tblStylePr w:type="lastCol">
       <w:rPr>
+        <w:rFonts w:eastAsia="黑体"/>
         <w:color w:themeColor="background1" w:val="FFFFFF"/>
       </w:rPr>
       <w:tblPr/>
@@ -15386,6 +16076,7 @@
       <w:spacing w:after="0" w:line="240" w:lineRule="auto"/>
     </w:pPr>
     <w:rPr>
+      <w:rFonts w:eastAsia="黑体"/>
       <w:color w:themeColor="text1" w:val="000000"/>
     </w:rPr>
     <w:tblPr>
@@ -15407,6 +16098,7 @@
     </w:tcPr>
     <w:tblStylePr w:type="firstRow">
       <w:rPr>
+        <w:rFonts w:eastAsia="黑体"/>
         <w:b/>
         <w:bCs/>
       </w:rPr>
@@ -15417,6 +16109,7 @@
     </w:tblStylePr>
     <w:tblStylePr w:type="lastRow">
       <w:rPr>
+        <w:rFonts w:eastAsia="黑体"/>
         <w:b/>
         <w:bCs/>
         <w:color w:themeColor="text1" w:val="000000"/>
@@ -15428,6 +16121,7 @@
     </w:tblStylePr>
     <w:tblStylePr w:type="firstCol">
       <w:rPr>
+        <w:rFonts w:eastAsia="黑体"/>
         <w:color w:themeColor="background1" w:val="FFFFFF"/>
       </w:rPr>
       <w:tblPr/>
@@ -15437,6 +16131,7 @@
     </w:tblStylePr>
     <w:tblStylePr w:type="lastCol">
       <w:rPr>
+        <w:rFonts w:eastAsia="黑体"/>
         <w:color w:themeColor="background1" w:val="FFFFFF"/>
       </w:rPr>
       <w:tblPr/>
@@ -15466,6 +16161,7 @@
       <w:spacing w:after="0" w:line="240" w:lineRule="auto"/>
     </w:pPr>
     <w:rPr>
+      <w:rFonts w:eastAsia="黑体"/>
       <w:color w:themeColor="text1" w:val="000000"/>
     </w:rPr>
     <w:tblPr>
@@ -15487,6 +16183,7 @@
     </w:tcPr>
     <w:tblStylePr w:type="firstRow">
       <w:rPr>
+        <w:rFonts w:eastAsia="黑体"/>
         <w:b/>
         <w:bCs/>
       </w:rPr>
@@ -15497,6 +16194,7 @@
     </w:tblStylePr>
     <w:tblStylePr w:type="lastRow">
       <w:rPr>
+        <w:rFonts w:eastAsia="黑体"/>
         <w:b/>
         <w:bCs/>
         <w:color w:themeColor="text1" w:val="000000"/>
@@ -15508,6 +16206,7 @@
     </w:tblStylePr>
     <w:tblStylePr w:type="firstCol">
       <w:rPr>
+        <w:rFonts w:eastAsia="黑体"/>
         <w:color w:themeColor="background1" w:val="FFFFFF"/>
       </w:rPr>
       <w:tblPr/>
@@ -15517,6 +16216,7 @@
     </w:tblStylePr>
     <w:tblStylePr w:type="lastCol">
       <w:rPr>
+        <w:rFonts w:eastAsia="黑体"/>
         <w:color w:themeColor="background1" w:val="FFFFFF"/>
       </w:rPr>
       <w:tblPr/>
@@ -15546,6 +16246,7 @@
       <w:spacing w:after="0" w:line="240" w:lineRule="auto"/>
     </w:pPr>
     <w:rPr>
+      <w:rFonts w:eastAsia="黑体"/>
       <w:color w:themeColor="text1" w:val="000000"/>
     </w:rPr>
     <w:tblPr>
@@ -15567,6 +16268,7 @@
     </w:tcPr>
     <w:tblStylePr w:type="firstRow">
       <w:rPr>
+        <w:rFonts w:eastAsia="黑体"/>
         <w:b/>
         <w:bCs/>
       </w:rPr>
@@ -15577,6 +16279,7 @@
     </w:tblStylePr>
     <w:tblStylePr w:type="lastRow">
       <w:rPr>
+        <w:rFonts w:eastAsia="黑体"/>
         <w:b/>
         <w:bCs/>
         <w:color w:themeColor="text1" w:val="000000"/>
@@ -15588,6 +16291,7 @@
     </w:tblStylePr>
     <w:tblStylePr w:type="firstCol">
       <w:rPr>
+        <w:rFonts w:eastAsia="黑体"/>
         <w:color w:themeColor="background1" w:val="FFFFFF"/>
       </w:rPr>
       <w:tblPr/>
@@ -15597,6 +16301,7 @@
     </w:tblStylePr>
     <w:tblStylePr w:type="lastCol">
       <w:rPr>
+        <w:rFonts w:eastAsia="黑体"/>
         <w:color w:themeColor="background1" w:val="FFFFFF"/>
       </w:rPr>
       <w:tblPr/>
@@ -15626,6 +16331,7 @@
       <w:spacing w:after="0" w:line="240" w:lineRule="auto"/>
     </w:pPr>
     <w:rPr>
+      <w:rFonts w:eastAsia="黑体"/>
       <w:color w:themeColor="text1" w:val="000000"/>
     </w:rPr>
     <w:tblPr>
@@ -15647,6 +16353,7 @@
     </w:tcPr>
     <w:tblStylePr w:type="firstRow">
       <w:rPr>
+        <w:rFonts w:eastAsia="黑体"/>
         <w:b/>
         <w:bCs/>
       </w:rPr>
@@ -15657,6 +16364,7 @@
     </w:tblStylePr>
     <w:tblStylePr w:type="lastRow">
       <w:rPr>
+        <w:rFonts w:eastAsia="黑体"/>
         <w:b/>
         <w:bCs/>
         <w:color w:themeColor="text1" w:val="000000"/>
@@ -15668,6 +16376,7 @@
     </w:tblStylePr>
     <w:tblStylePr w:type="firstCol">
       <w:rPr>
+        <w:rFonts w:eastAsia="黑体"/>
         <w:color w:themeColor="background1" w:val="FFFFFF"/>
       </w:rPr>
       <w:tblPr/>
@@ -15677,6 +16386,7 @@
     </w:tblStylePr>
     <w:tblStylePr w:type="lastCol">
       <w:rPr>
+        <w:rFonts w:eastAsia="黑体"/>
         <w:color w:themeColor="background1" w:val="FFFFFF"/>
       </w:rPr>
       <w:tblPr/>
@@ -15706,6 +16416,7 @@
       <w:spacing w:after="0" w:line="240" w:lineRule="auto"/>
     </w:pPr>
     <w:rPr>
+      <w:rFonts w:eastAsia="黑体"/>
       <w:color w:themeColor="text1" w:val="000000"/>
     </w:rPr>
     <w:tblPr>
@@ -15727,6 +16438,7 @@
     </w:tcPr>
     <w:tblStylePr w:type="firstRow">
       <w:rPr>
+        <w:rFonts w:eastAsia="黑体"/>
         <w:b/>
         <w:bCs/>
       </w:rPr>
@@ -15737,6 +16449,7 @@
     </w:tblStylePr>
     <w:tblStylePr w:type="lastRow">
       <w:rPr>
+        <w:rFonts w:eastAsia="黑体"/>
         <w:b/>
         <w:bCs/>
         <w:color w:themeColor="text1" w:val="000000"/>
@@ -15748,6 +16461,7 @@
     </w:tblStylePr>
     <w:tblStylePr w:type="firstCol">
       <w:rPr>
+        <w:rFonts w:eastAsia="黑体"/>
         <w:color w:themeColor="background1" w:val="FFFFFF"/>
       </w:rPr>
       <w:tblPr/>
@@ -15757,6 +16471,7 @@
     </w:tblStylePr>
     <w:tblStylePr w:type="lastCol">
       <w:rPr>
+        <w:rFonts w:eastAsia="黑体"/>
         <w:color w:themeColor="background1" w:val="FFFFFF"/>
       </w:rPr>
       <w:tblPr/>
@@ -15789,6 +16504,7 @@
     <w:name w:val="KeywordTok"/>
     <w:basedOn w:val="VerbatimChar"/>
     <w:rPr>
+      <w:rFonts w:eastAsia="黑体"/>
       <w:b/>
       <w:color w:val="007020"/>
     </w:rPr>
@@ -15797,6 +16513,7 @@
     <w:name w:val="DataTypeTok"/>
     <w:basedOn w:val="VerbatimChar"/>
     <w:rPr>
+      <w:rFonts w:eastAsia="黑体"/>
       <w:color w:val="902000"/>
     </w:rPr>
   </w:style>
@@ -15804,6 +16521,7 @@
     <w:name w:val="DecValTok"/>
     <w:basedOn w:val="VerbatimChar"/>
     <w:rPr>
+      <w:rFonts w:eastAsia="黑体"/>
       <w:color w:val="40a070"/>
     </w:rPr>
   </w:style>
@@ -15811,6 +16529,7 @@
     <w:name w:val="BaseNTok"/>
     <w:basedOn w:val="VerbatimChar"/>
     <w:rPr>
+      <w:rFonts w:eastAsia="黑体"/>
       <w:color w:val="40a070"/>
     </w:rPr>
   </w:style>
@@ -15818,6 +16537,7 @@
     <w:name w:val="FloatTok"/>
     <w:basedOn w:val="VerbatimChar"/>
     <w:rPr>
+      <w:rFonts w:eastAsia="黑体"/>
       <w:color w:val="40a070"/>
     </w:rPr>
   </w:style>
@@ -15825,6 +16545,7 @@
     <w:name w:val="ConstantTok"/>
     <w:basedOn w:val="VerbatimChar"/>
     <w:rPr>
+      <w:rFonts w:eastAsia="黑体"/>
       <w:color w:val="880000"/>
     </w:rPr>
   </w:style>
@@ -15832,6 +16553,7 @@
     <w:name w:val="CharTok"/>
     <w:basedOn w:val="VerbatimChar"/>
     <w:rPr>
+      <w:rFonts w:eastAsia="黑体"/>
       <w:color w:val="4070a0"/>
     </w:rPr>
   </w:style>
@@ -15839,6 +16561,7 @@
     <w:name w:val="SpecialCharTok"/>
     <w:basedOn w:val="VerbatimChar"/>
     <w:rPr>
+      <w:rFonts w:eastAsia="黑体"/>
       <w:color w:val="4070a0"/>
     </w:rPr>
   </w:style>
@@ -15846,6 +16569,7 @@
     <w:name w:val="StringTok"/>
     <w:basedOn w:val="VerbatimChar"/>
     <w:rPr>
+      <w:rFonts w:eastAsia="黑体"/>
       <w:color w:val="4070a0"/>
     </w:rPr>
   </w:style>
@@ -15853,6 +16577,7 @@
     <w:name w:val="VerbatimStringTok"/>
     <w:basedOn w:val="VerbatimChar"/>
     <w:rPr>
+      <w:rFonts w:eastAsia="黑体"/>
       <w:color w:val="4070a0"/>
     </w:rPr>
   </w:style>
@@ -15860,6 +16585,7 @@
     <w:name w:val="SpecialStringTok"/>
     <w:basedOn w:val="VerbatimChar"/>
     <w:rPr>
+      <w:rFonts w:eastAsia="黑体"/>
       <w:color w:val="bb6688"/>
     </w:rPr>
   </w:style>
@@ -15867,6 +16593,7 @@
     <w:name w:val="ImportTok"/>
     <w:basedOn w:val="VerbatimChar"/>
     <w:rPr>
+      <w:rFonts w:eastAsia="黑体"/>
       <w:b/>
       <w:color w:val="008000"/>
     </w:rPr>
@@ -15875,6 +16602,7 @@
     <w:name w:val="CommentTok"/>
     <w:basedOn w:val="VerbatimChar"/>
     <w:rPr>
+      <w:rFonts w:eastAsia="黑体"/>
       <w:i/>
       <w:color w:val="60a0b0"/>
     </w:rPr>
@@ -15883,6 +16611,7 @@
     <w:name w:val="DocumentationTok"/>
     <w:basedOn w:val="VerbatimChar"/>
     <w:rPr>
+      <w:rFonts w:eastAsia="黑体"/>
       <w:i/>
       <w:color w:val="ba2121"/>
     </w:rPr>
@@ -15891,6 +16620,7 @@
     <w:name w:val="AnnotationTok"/>
     <w:basedOn w:val="VerbatimChar"/>
     <w:rPr>
+      <w:rFonts w:eastAsia="黑体"/>
       <w:b/>
       <w:i/>
       <w:color w:val="60a0b0"/>
@@ -15900,6 +16630,7 @@
     <w:name w:val="CommentVarTok"/>
     <w:basedOn w:val="VerbatimChar"/>
     <w:rPr>
+      <w:rFonts w:eastAsia="黑体"/>
       <w:b/>
       <w:i/>
       <w:color w:val="60a0b0"/>
@@ -15909,6 +16640,7 @@
     <w:name w:val="OtherTok"/>
     <w:basedOn w:val="VerbatimChar"/>
     <w:rPr>
+      <w:rFonts w:eastAsia="黑体"/>
       <w:color w:val="007020"/>
     </w:rPr>
   </w:style>
@@ -15916,6 +16648,7 @@
     <w:name w:val="FunctionTok"/>
     <w:basedOn w:val="VerbatimChar"/>
     <w:rPr>
+      <w:rFonts w:eastAsia="黑体"/>
       <w:color w:val="06287e"/>
     </w:rPr>
   </w:style>
@@ -15923,6 +16656,7 @@
     <w:name w:val="VariableTok"/>
     <w:basedOn w:val="VerbatimChar"/>
     <w:rPr>
+      <w:rFonts w:eastAsia="黑体"/>
       <w:color w:val="19177c"/>
     </w:rPr>
   </w:style>
@@ -15930,6 +16664,7 @@
     <w:name w:val="ControlFlowTok"/>
     <w:basedOn w:val="VerbatimChar"/>
     <w:rPr>
+      <w:rFonts w:eastAsia="黑体"/>
       <w:b/>
       <w:color w:val="007020"/>
     </w:rPr>
@@ -15938,6 +16673,7 @@
     <w:name w:val="OperatorTok"/>
     <w:basedOn w:val="VerbatimChar"/>
     <w:rPr>
+      <w:rFonts w:eastAsia="黑体"/>
       <w:color w:val="666666"/>
     </w:rPr>
   </w:style>
@@ -15945,18 +16681,22 @@
     <w:name w:val="BuiltInTok"/>
     <w:basedOn w:val="VerbatimChar"/>
     <w:rPr>
+      <w:rFonts w:eastAsia="黑体"/>
       <w:color w:val="008000"/>
     </w:rPr>
   </w:style>
   <w:style w:type="character" w:customStyle="1" w:styleId="ExtensionTok">
     <w:name w:val="ExtensionTok"/>
     <w:basedOn w:val="VerbatimChar"/>
-    <w:rPr/>
+    <w:rPr>
+      <w:rFonts w:eastAsia="黑体"/>
+    </w:rPr>
   </w:style>
   <w:style w:type="character" w:customStyle="1" w:styleId="PreprocessorTok">
     <w:name w:val="PreprocessorTok"/>
     <w:basedOn w:val="VerbatimChar"/>
     <w:rPr>
+      <w:rFonts w:eastAsia="黑体"/>
       <w:color w:val="bc7a00"/>
     </w:rPr>
   </w:style>
@@ -15964,18 +16704,22 @@
     <w:name w:val="AttributeTok"/>
     <w:basedOn w:val="VerbatimChar"/>
     <w:rPr>
+      <w:rFonts w:eastAsia="黑体"/>
       <w:color w:val="7d9029"/>
     </w:rPr>
   </w:style>
   <w:style w:type="character" w:customStyle="1" w:styleId="RegionMarkerTok">
     <w:name w:val="RegionMarkerTok"/>
     <w:basedOn w:val="VerbatimChar"/>
-    <w:rPr/>
+    <w:rPr>
+      <w:rFonts w:eastAsia="黑体"/>
+    </w:rPr>
   </w:style>
   <w:style w:type="character" w:customStyle="1" w:styleId="InformationTok">
     <w:name w:val="InformationTok"/>
     <w:basedOn w:val="VerbatimChar"/>
     <w:rPr>
+      <w:rFonts w:eastAsia="黑体"/>
       <w:b/>
       <w:i/>
       <w:color w:val="60a0b0"/>
@@ -15985,6 +16729,7 @@
     <w:name w:val="WarningTok"/>
     <w:basedOn w:val="VerbatimChar"/>
     <w:rPr>
+      <w:rFonts w:eastAsia="黑体"/>
       <w:b/>
       <w:i/>
       <w:color w:val="60a0b0"/>
@@ -15994,6 +16739,7 @@
     <w:name w:val="AlertTok"/>
     <w:basedOn w:val="VerbatimChar"/>
     <w:rPr>
+      <w:rFonts w:eastAsia="黑体"/>
       <w:b/>
       <w:color w:val="ff0000"/>
     </w:rPr>
@@ -16002,6 +16748,7 @@
     <w:name w:val="ErrorTok"/>
     <w:basedOn w:val="VerbatimChar"/>
     <w:rPr>
+      <w:rFonts w:eastAsia="黑体"/>
       <w:b/>
       <w:color w:val="ff0000"/>
     </w:rPr>
@@ -16009,7 +16756,9 @@
   <w:style w:type="character" w:customStyle="1" w:styleId="NormalTok">
     <w:name w:val="NormalTok"/>
     <w:basedOn w:val="VerbatimChar"/>
-    <w:rPr/>
+    <w:rPr>
+      <w:rFonts w:eastAsia="黑体"/>
+    </w:rPr>
   </w:style>
 </w:styles>
 </file>
@@ -16058,12 +16807,12 @@
     <a:fontScheme name="Office">
       <a:majorFont>
         <a:latin typeface="Calibri"/>
-        <a:ea typeface=""/>
+        <a:ea typeface="黑体"/>
         <a:cs typeface=""/>
         <a:font script="Jpan" typeface="ＭＳ ゴシック"/>
         <a:font script="Hang" typeface="맑은 고딕"/>
-        <a:font script="Hans" typeface="宋体"/>
-        <a:font script="Hant" typeface="新細明體"/>
+        <a:font script="Hans" typeface="黑体"/>
+        <a:font script="Hant" typeface="黑体"/>
         <a:font script="Arab" typeface="Times New Roman"/>
         <a:font script="Hebr" typeface="Times New Roman"/>
         <a:font script="Thai" typeface="Angsana New"/>
@@ -16093,12 +16842,12 @@
       </a:majorFont>
       <a:minorFont>
         <a:latin typeface="Cambria"/>
-        <a:ea typeface=""/>
+        <a:ea typeface="黑体"/>
         <a:cs typeface=""/>
         <a:font script="Jpan" typeface="ＭＳ 明朝"/>
         <a:font script="Hang" typeface="맑은 고딕"/>
-        <a:font script="Hans" typeface="宋体"/>
-        <a:font script="Hant" typeface="新細明體"/>
+        <a:font script="Hans" typeface="黑体"/>
+        <a:font script="Hant" typeface="黑体"/>
         <a:font script="Arab" typeface="Arial"/>
         <a:font script="Hebr" typeface="Arial"/>
         <a:font script="Thai" typeface="Cordia New"/>

--- a/01-电源电路/02-开关电源/准谐振QR变换器/准谐振反激电路/准谐振反激电路.docx
+++ b/01-电源电路/02-开关电源/准谐振QR变换器/准谐振反激电路/准谐振反激电路.docx
@@ -3736,7 +3736,7 @@
           <w:color w:val="555555"/>
           <w:sz w:val="21"/>
         </w:rPr>
-        <w:t>材料收集者：杜文杰，WX手机：19519196569，QQ:3478827729</w:t>
+        <w:t>材料收集者：杜文杰，微信/手机：19519196569，QQ:3478827729</w:t>
       </w:r>
     </w:p>
     <w:sectPr>
